--- a/Система/Созыкин/19 - протокол DNS.docx
+++ b/Система/Созыкин/19 - протокол DNS.docx
@@ -1,25 +1,15 @@
 
 <file path=word/document.xml><?xml version="1.0" encoding="utf-8"?>
-<w:document xmlns:o="urn:schemas-microsoft-com:office:office" xmlns:r="http://schemas.openxmlformats.org/officeDocument/2006/relationships" xmlns:v="urn:schemas-microsoft-com:vml" xmlns:w="http://schemas.openxmlformats.org/wordprocessingml/2006/main" xmlns:w10="urn:schemas-microsoft-com:office:word" xmlns:wp="http://schemas.openxmlformats.org/drawingml/2006/wordprocessingDrawing" xmlns:wps="http://schemas.microsoft.com/office/word/2010/wordprocessingShape" xmlns:wpg="http://schemas.microsoft.com/office/word/2010/wordprocessingGroup" xmlns:mc="http://schemas.openxmlformats.org/markup-compatibility/2006" xmlns:wp14="http://schemas.microsoft.com/office/word/2010/wordprocessingDrawing" xmlns:w14="http://schemas.microsoft.com/office/word/2010/wordml" xmlns:w15="http://schemas.microsoft.com/office/word/2012/wordml" mc:Ignorable="w14 wp14 w15">
+<w:document xmlns:wpc="http://schemas.microsoft.com/office/word/2010/wordprocessingCanvas" xmlns:cx="http://schemas.microsoft.com/office/drawing/2014/chartex" xmlns:cx1="http://schemas.microsoft.com/office/drawing/2015/9/8/chartex" xmlns:cx2="http://schemas.microsoft.com/office/drawing/2015/10/21/chartex" xmlns:cx3="http://schemas.microsoft.com/office/drawing/2016/5/9/chartex" xmlns:cx4="http://schemas.microsoft.com/office/drawing/2016/5/10/chartex" xmlns:cx5="http://schemas.microsoft.com/office/drawing/2016/5/11/chartex" xmlns:cx6="http://schemas.microsoft.com/office/drawing/2016/5/12/chartex" xmlns:cx7="http://schemas.microsoft.com/office/drawing/2016/5/13/chartex" xmlns:cx8="http://schemas.microsoft.com/office/drawing/2016/5/14/chartex" xmlns:mc="http://schemas.openxmlformats.org/markup-compatibility/2006" xmlns:aink="http://schemas.microsoft.com/office/drawing/2016/ink" xmlns:am3d="http://schemas.microsoft.com/office/drawing/2017/model3d" xmlns:o="urn:schemas-microsoft-com:office:office" xmlns:oel="http://schemas.microsoft.com/office/2019/extlst" xmlns:r="http://schemas.openxmlformats.org/officeDocument/2006/relationships" xmlns:m="http://schemas.openxmlformats.org/officeDocument/2006/math" xmlns:v="urn:schemas-microsoft-com:vml" xmlns:wp14="http://schemas.microsoft.com/office/word/2010/wordprocessingDrawing" xmlns:wp="http://schemas.openxmlformats.org/drawingml/2006/wordprocessingDrawing" xmlns:w10="urn:schemas-microsoft-com:office:word" xmlns:w="http://schemas.openxmlformats.org/wordprocessingml/2006/main" xmlns:w14="http://schemas.microsoft.com/office/word/2010/wordml" xmlns:w15="http://schemas.microsoft.com/office/word/2012/wordml" xmlns:w16cex="http://schemas.microsoft.com/office/word/2018/wordml/cex" xmlns:w16cid="http://schemas.microsoft.com/office/word/2016/wordml/cid" xmlns:w16="http://schemas.microsoft.com/office/word/2018/wordml" xmlns:w16du="http://schemas.microsoft.com/office/word/2023/wordml/word16du" xmlns:w16sdtdh="http://schemas.microsoft.com/office/word/2020/wordml/sdtdatahash" xmlns:w16sdtfl="http://schemas.microsoft.com/office/word/2024/wordml/sdtformatlock" xmlns:w16se="http://schemas.microsoft.com/office/word/2015/wordml/symex" xmlns:wpg="http://schemas.microsoft.com/office/word/2010/wordprocessingGroup" xmlns:wpi="http://schemas.microsoft.com/office/word/2010/wordprocessingInk" xmlns:wne="http://schemas.microsoft.com/office/word/2006/wordml" xmlns:wps="http://schemas.microsoft.com/office/word/2010/wordprocessingShape" mc:Ignorable="w14 w15 w16se w16cid w16 w16cex w16sdtdh w16sdtfl w16du wp14">
   <w:body>
     <w:p>
       <w:pPr>
-        <w:pStyle w:val="Normal"/>
-        <w:spacing w:before="0" w:after="0"/>
-        <w:rPr>
-          <w:lang w:val="en-US"/>
-        </w:rPr>
-      </w:pPr>
-      <w:r>
-        <w:rPr>
-          <w:lang w:val="en-US"/>
-        </w:rPr>
+        <w:spacing w:after="0"/>
+      </w:pPr>
+      <w:r>
         <w:t xml:space="preserve">19 – </w:t>
       </w:r>
       <w:r>
-        <w:rPr>
-          <w:lang w:val="ru-RU"/>
-        </w:rPr>
         <w:t xml:space="preserve">протокол </w:t>
       </w:r>
       <w:r>
@@ -31,12 +21,9 @@
     </w:p>
     <w:p>
       <w:pPr>
-        <w:pStyle w:val="Normal"/>
-        <w:spacing w:before="0" w:after="0"/>
-        <w:rPr/>
-      </w:pPr>
-      <w:r>
-        <w:rPr/>
+        <w:spacing w:after="0"/>
+      </w:pPr>
+      <w:r>
         <w:t xml:space="preserve">Протокол </w:t>
       </w:r>
       <w:r>
@@ -46,8 +33,15 @@
         <w:t>DNS</w:t>
       </w:r>
       <w:r>
-        <w:rPr/>
-        <w:t xml:space="preserve"> так же как и </w:t>
+        <w:t xml:space="preserve"> так </w:t>
+      </w:r>
+      <w:proofErr w:type="gramStart"/>
+      <w:r>
+        <w:t>же</w:t>
+      </w:r>
+      <w:proofErr w:type="gramEnd"/>
+      <w:r>
+        <w:t xml:space="preserve"> как и </w:t>
       </w:r>
       <w:r>
         <w:rPr>
@@ -56,18 +50,14 @@
         <w:t>HTTP</w:t>
       </w:r>
       <w:r>
-        <w:rPr/>
         <w:t xml:space="preserve"> работает по модели клиент-сервер.</w:t>
       </w:r>
     </w:p>
     <w:p>
       <w:pPr>
-        <w:pStyle w:val="Normal"/>
-        <w:spacing w:before="0" w:after="0"/>
-        <w:rPr/>
-      </w:pPr>
-      <w:r>
-        <w:rPr/>
+        <w:spacing w:after="0"/>
+      </w:pPr>
+      <w:r>
         <w:t xml:space="preserve">Есть </w:t>
       </w:r>
       <w:r>
@@ -77,7 +67,6 @@
         <w:t>DNS</w:t>
       </w:r>
       <w:r>
-        <w:rPr/>
         <w:t xml:space="preserve">-клиент, который отправляет запрос на </w:t>
       </w:r>
       <w:r>
@@ -87,7 +76,6 @@
         <w:t>DNS</w:t>
       </w:r>
       <w:r>
-        <w:rPr/>
         <w:t xml:space="preserve">-сервер, и он отправляет </w:t>
       </w:r>
       <w:r>
@@ -97,28 +85,19 @@
         <w:t>DNS</w:t>
       </w:r>
       <w:r>
-        <w:rPr/>
         <w:t>-клиенту ответ.</w:t>
       </w:r>
     </w:p>
     <w:p>
       <w:pPr>
-        <w:pStyle w:val="Normal"/>
-        <w:spacing w:before="0" w:after="0"/>
-        <w:rPr/>
-      </w:pPr>
-      <w:r>
-        <w:rPr/>
-      </w:r>
-    </w:p>
-    <w:p>
-      <w:pPr>
-        <w:pStyle w:val="Normal"/>
-        <w:spacing w:before="0" w:after="0"/>
-        <w:rPr/>
-      </w:pPr>
-      <w:r>
-        <w:rPr/>
+        <w:spacing w:after="0"/>
+      </w:pPr>
+    </w:p>
+    <w:p>
+      <w:pPr>
+        <w:spacing w:after="0"/>
+      </w:pPr>
+      <w:r>
         <w:t xml:space="preserve">На транспортном уровне </w:t>
       </w:r>
       <w:r>
@@ -128,7 +107,6 @@
         <w:t>DNS</w:t>
       </w:r>
       <w:r>
-        <w:rPr/>
         <w:t xml:space="preserve"> чаще всего использует протокол </w:t>
       </w:r>
       <w:r>
@@ -138,7 +116,6 @@
         <w:t>UDP</w:t>
       </w:r>
       <w:r>
-        <w:rPr/>
         <w:t xml:space="preserve">, т. к. запросы и ответы достаточно короткие, но иногда используется и </w:t>
       </w:r>
       <w:r>
@@ -148,38 +125,36 @@
         <w:t>TCP</w:t>
       </w:r>
       <w:r>
-        <w:rPr/>
-        <w:t xml:space="preserve"> – он применяется когда запросы или ответы большие, а также для передачи данных </w:t>
-      </w:r>
-      <w:r>
-        <w:rPr>
-          <w:lang w:val="en-US"/>
-        </w:rPr>
-        <w:t>DNS</w:t>
-      </w:r>
-      <w:r>
-        <w:rPr/>
+        <w:t xml:space="preserve"> – он </w:t>
+      </w:r>
+      <w:proofErr w:type="gramStart"/>
+      <w:r>
+        <w:t>применяется</w:t>
+      </w:r>
+      <w:proofErr w:type="gramEnd"/>
+      <w:r>
+        <w:t xml:space="preserve"> когда запросы или ответы большие, а также для передачи данных </w:t>
+      </w:r>
+      <w:r>
+        <w:rPr>
+          <w:lang w:val="en-US"/>
+        </w:rPr>
+        <w:t>DNS</w:t>
+      </w:r>
+      <w:r>
         <w:t xml:space="preserve"> от одного сервера к другому.</w:t>
       </w:r>
     </w:p>
     <w:p>
       <w:pPr>
-        <w:pStyle w:val="Normal"/>
-        <w:spacing w:before="0" w:after="0"/>
-        <w:rPr/>
-      </w:pPr>
-      <w:r>
-        <w:rPr/>
-      </w:r>
-    </w:p>
-    <w:p>
-      <w:pPr>
-        <w:pStyle w:val="Normal"/>
-        <w:spacing w:before="0" w:after="0"/>
-        <w:rPr/>
-      </w:pPr>
-      <w:r>
-        <w:rPr/>
+        <w:spacing w:after="0"/>
+      </w:pPr>
+    </w:p>
+    <w:p>
+      <w:pPr>
+        <w:spacing w:after="0"/>
+      </w:pPr>
+      <w:r>
         <w:t xml:space="preserve">Порт для </w:t>
       </w:r>
       <w:r>
@@ -189,7 +164,6 @@
         <w:t>TCP</w:t>
       </w:r>
       <w:r>
-        <w:rPr/>
         <w:t xml:space="preserve"> и </w:t>
       </w:r>
       <w:r>
@@ -199,28 +173,25 @@
         <w:t>UDP</w:t>
       </w:r>
       <w:r>
-        <w:rPr/>
-        <w:t xml:space="preserve"> используется один и тотже — порт 53.</w:t>
-      </w:r>
-    </w:p>
-    <w:p>
-      <w:pPr>
-        <w:pStyle w:val="Normal"/>
-        <w:spacing w:before="0" w:after="0"/>
-        <w:rPr/>
-      </w:pPr>
-      <w:r>
-        <w:rPr/>
-      </w:r>
-    </w:p>
-    <w:p>
-      <w:pPr>
-        <w:pStyle w:val="Normal"/>
-        <w:spacing w:before="0" w:after="0"/>
-        <w:rPr/>
-      </w:pPr>
-      <w:r>
-        <w:rPr/>
+        <w:t xml:space="preserve"> используется один и тот</w:t>
+      </w:r>
+      <w:r>
+        <w:t xml:space="preserve"> </w:t>
+      </w:r>
+      <w:r>
+        <w:t>же — порт 53.</w:t>
+      </w:r>
+    </w:p>
+    <w:p>
+      <w:pPr>
+        <w:spacing w:after="0"/>
+      </w:pPr>
+    </w:p>
+    <w:p>
+      <w:pPr>
+        <w:spacing w:after="0"/>
+      </w:pPr>
+      <w:r>
         <w:t xml:space="preserve">Инфраструктура </w:t>
       </w:r>
       <w:r>
@@ -232,35 +203,44 @@
     </w:p>
     <w:p>
       <w:pPr>
-        <w:pStyle w:val="Normal"/>
-        <w:spacing w:before="0" w:after="0"/>
-        <w:rPr/>
-      </w:pPr>
-      <w:r>
-        <w:rPr>
-          <w:lang w:val="en-US"/>
-        </w:rPr>
-        <w:t>DNS</w:t>
-      </w:r>
-      <w:r>
-        <w:rPr/>
+        <w:spacing w:after="0"/>
+      </w:pPr>
+      <w:r>
+        <w:rPr>
+          <w:lang w:val="en-US"/>
+        </w:rPr>
+        <w:t>DNS</w:t>
+      </w:r>
+      <w:r>
         <w:t xml:space="preserve">-клиент как правило запускается на компе, или на каком-то другом устройстве, которое подключено к сети, например планшет, смарт и др. </w:t>
       </w:r>
-    </w:p>
-    <w:p>
-      <w:pPr>
-        <w:pStyle w:val="Normal"/>
-        <w:spacing w:before="0" w:after="0"/>
-        <w:rPr/>
-      </w:pPr>
-      <w:r>
-        <w:rPr>
-          <w:lang w:val="en-US"/>
-        </w:rPr>
-        <w:t>DNS</w:t>
-      </w:r>
-      <w:r>
-        <w:rPr/>
+      <w:r>
+        <w:t xml:space="preserve">и хочет получить по доменному имени </w:t>
+      </w:r>
+      <w:r>
+        <w:rPr>
+          <w:lang w:val="en-US"/>
+        </w:rPr>
+        <w:t>IP</w:t>
+      </w:r>
+      <w:r>
+        <w:t>-</w:t>
+      </w:r>
+      <w:r>
+        <w:t>адрес.</w:t>
+      </w:r>
+    </w:p>
+    <w:p>
+      <w:pPr>
+        <w:spacing w:after="0"/>
+      </w:pPr>
+      <w:r>
+        <w:rPr>
+          <w:lang w:val="en-US"/>
+        </w:rPr>
+        <w:t>DNS</w:t>
+      </w:r>
+      <w:r>
         <w:t xml:space="preserve">-клиент подключается к </w:t>
       </w:r>
       <w:r>
@@ -270,7 +250,6 @@
         <w:t>DNS</w:t>
       </w:r>
       <w:r>
-        <w:rPr/>
         <w:t xml:space="preserve">-серверу (по-английски </w:t>
       </w:r>
       <w:r>
@@ -280,7 +259,6 @@
         <w:t>DNS</w:t>
       </w:r>
       <w:r>
-        <w:rPr/>
         <w:t xml:space="preserve"> </w:t>
       </w:r>
       <w:r>
@@ -290,34 +268,39 @@
         <w:t>resolver</w:t>
       </w:r>
       <w:r>
-        <w:rPr/>
-        <w:t xml:space="preserve">, по-русски разрешатель имен). </w:t>
-      </w:r>
-    </w:p>
-    <w:p>
-      <w:pPr>
-        <w:pStyle w:val="Normal"/>
-        <w:spacing w:before="0" w:after="0"/>
-        <w:rPr/>
-      </w:pPr>
-      <w:r>
-        <w:rPr>
-          <w:lang w:val="en-US"/>
-        </w:rPr>
-        <w:t>DNS</w:t>
-      </w:r>
-      <w:r>
-        <w:rPr/>
+        <w:t xml:space="preserve">, по-русски </w:t>
+      </w:r>
+      <w:proofErr w:type="spellStart"/>
+      <w:r>
+        <w:t>разрешатель</w:t>
+      </w:r>
+      <w:proofErr w:type="spellEnd"/>
+      <w:r>
+        <w:t xml:space="preserve"> имен). </w:t>
+      </w:r>
+    </w:p>
+    <w:p>
+      <w:pPr>
+        <w:spacing w:after="0"/>
+      </w:pPr>
+      <w:r>
+        <w:rPr>
+          <w:lang w:val="en-US"/>
+        </w:rPr>
+        <w:t>DNS</w:t>
+      </w:r>
+      <w:r>
         <w:t xml:space="preserve">-сервер подключается к системе доменных имен, где дерево доменных имен храниться на распределённых серверах, где каждый сервер отвечает за отдельные зоны, например зона </w:t>
       </w:r>
+      <w:proofErr w:type="spellStart"/>
       <w:r>
         <w:rPr>
           <w:lang w:val="en-US"/>
         </w:rPr>
         <w:t>ru</w:t>
       </w:r>
-      <w:r>
-        <w:rPr/>
+      <w:proofErr w:type="spellEnd"/>
+      <w:r>
         <w:t xml:space="preserve">, зона </w:t>
       </w:r>
       <w:r>
@@ -327,20 +310,19 @@
         <w:t>com</w:t>
       </w:r>
       <w:r>
-        <w:rPr/>
         <w:t xml:space="preserve"> и др.</w:t>
       </w:r>
     </w:p>
     <w:p>
       <w:pPr>
-        <w:pStyle w:val="Normal"/>
-        <w:spacing w:before="0" w:after="0"/>
-        <w:rPr/>
-      </w:pPr>
-      <w:r>
-        <w:rPr/>
+        <w:spacing w:after="0"/>
+      </w:pPr>
+      <w:r>
+        <w:rPr>
+          <w:noProof/>
+        </w:rPr>
         <w:drawing>
-          <wp:anchor behindDoc="0" distT="0" distB="0" distL="0" distR="0" simplePos="0" locked="0" layoutInCell="0" allowOverlap="1" relativeHeight="2">
+          <wp:anchor distT="0" distB="0" distL="0" distR="0" simplePos="0" relativeHeight="2" behindDoc="0" locked="0" layoutInCell="0" allowOverlap="1" wp14:anchorId="3BCDE7F6" wp14:editId="65488941">
             <wp:simplePos x="0" y="0"/>
             <wp:positionH relativeFrom="column">
               <wp:posOffset>38100</wp:posOffset>
@@ -351,7 +333,7 @@
             <wp:extent cx="4380865" cy="2955925"/>
             <wp:effectExtent l="0" t="0" r="0" b="0"/>
             <wp:wrapSquare wrapText="largest"/>
-            <wp:docPr id="1" name="Изображение1" descr=""/>
+            <wp:docPr id="1" name="Изображение1"/>
             <wp:cNvGraphicFramePr>
               <a:graphicFrameLocks xmlns:a="http://schemas.openxmlformats.org/drawingml/2006/main" noChangeAspect="1"/>
             </wp:cNvGraphicFramePr>
@@ -359,13 +341,13 @@
               <a:graphicData uri="http://schemas.openxmlformats.org/drawingml/2006/picture">
                 <pic:pic xmlns:pic="http://schemas.openxmlformats.org/drawingml/2006/picture">
                   <pic:nvPicPr>
-                    <pic:cNvPr id="1" name="Изображение1" descr=""/>
+                    <pic:cNvPr id="1" name="Изображение1"/>
                     <pic:cNvPicPr>
                       <a:picLocks noChangeAspect="1" noChangeArrowheads="1"/>
                     </pic:cNvPicPr>
                   </pic:nvPicPr>
                   <pic:blipFill>
-                    <a:blip r:embed="rId2"/>
+                    <a:blip r:embed="rId4"/>
                     <a:stretch>
                       <a:fillRect/>
                     </a:stretch>
@@ -388,162 +370,84 @@
     </w:p>
     <w:p>
       <w:pPr>
-        <w:pStyle w:val="Normal"/>
-        <w:spacing w:before="0" w:after="0"/>
-        <w:rPr/>
-      </w:pPr>
-      <w:r>
-        <w:rPr/>
-      </w:r>
-    </w:p>
-    <w:p>
-      <w:pPr>
-        <w:pStyle w:val="Normal"/>
-        <w:spacing w:before="0" w:after="0"/>
-        <w:rPr/>
-      </w:pPr>
-      <w:r>
-        <w:rPr/>
-      </w:r>
-    </w:p>
-    <w:p>
-      <w:pPr>
-        <w:pStyle w:val="Normal"/>
-        <w:spacing w:before="0" w:after="0"/>
-        <w:rPr/>
-      </w:pPr>
-      <w:r>
-        <w:rPr/>
-      </w:r>
-    </w:p>
-    <w:p>
-      <w:pPr>
-        <w:pStyle w:val="Normal"/>
-        <w:spacing w:before="0" w:after="0"/>
-        <w:rPr/>
-      </w:pPr>
-      <w:r>
-        <w:rPr/>
-      </w:r>
-    </w:p>
-    <w:p>
-      <w:pPr>
-        <w:pStyle w:val="Normal"/>
-        <w:spacing w:before="0" w:after="0"/>
-        <w:rPr/>
-      </w:pPr>
-      <w:r>
-        <w:rPr/>
-      </w:r>
-    </w:p>
-    <w:p>
-      <w:pPr>
-        <w:pStyle w:val="Normal"/>
-        <w:spacing w:before="0" w:after="0"/>
-        <w:rPr/>
-      </w:pPr>
-      <w:r>
-        <w:rPr/>
-      </w:r>
-    </w:p>
-    <w:p>
-      <w:pPr>
-        <w:pStyle w:val="Normal"/>
-        <w:spacing w:before="0" w:after="0"/>
-        <w:rPr/>
-      </w:pPr>
-      <w:r>
-        <w:rPr/>
-      </w:r>
-    </w:p>
-    <w:p>
-      <w:pPr>
-        <w:pStyle w:val="Normal"/>
-        <w:spacing w:before="0" w:after="0"/>
-        <w:rPr/>
-      </w:pPr>
-      <w:r>
-        <w:rPr/>
-      </w:r>
-    </w:p>
-    <w:p>
-      <w:pPr>
-        <w:pStyle w:val="Normal"/>
-        <w:spacing w:before="0" w:after="0"/>
-        <w:rPr/>
-      </w:pPr>
-      <w:r>
-        <w:rPr/>
-      </w:r>
-    </w:p>
-    <w:p>
-      <w:pPr>
-        <w:pStyle w:val="Normal"/>
-        <w:spacing w:before="0" w:after="0"/>
-        <w:rPr/>
-      </w:pPr>
-      <w:r>
-        <w:rPr/>
-      </w:r>
-    </w:p>
-    <w:p>
-      <w:pPr>
-        <w:pStyle w:val="Normal"/>
-        <w:spacing w:before="0" w:after="0"/>
-        <w:rPr/>
-      </w:pPr>
-      <w:r>
-        <w:rPr/>
-      </w:r>
-    </w:p>
-    <w:p>
-      <w:pPr>
-        <w:pStyle w:val="Normal"/>
-        <w:spacing w:before="0" w:after="0"/>
-        <w:rPr/>
-      </w:pPr>
-      <w:r>
-        <w:rPr/>
-      </w:r>
-    </w:p>
-    <w:p>
-      <w:pPr>
-        <w:pStyle w:val="Normal"/>
-        <w:spacing w:before="0" w:after="0"/>
-        <w:rPr/>
-      </w:pPr>
-      <w:r>
-        <w:rPr/>
-      </w:r>
-    </w:p>
-    <w:p>
-      <w:pPr>
-        <w:pStyle w:val="Normal"/>
-        <w:spacing w:before="0" w:after="0"/>
-        <w:rPr/>
-      </w:pPr>
-      <w:r>
-        <w:rPr/>
-      </w:r>
-    </w:p>
-    <w:p>
-      <w:pPr>
-        <w:pStyle w:val="Normal"/>
-        <w:spacing w:before="0" w:after="0"/>
-        <w:rPr/>
-      </w:pPr>
-      <w:r>
-        <w:rPr/>
-      </w:r>
-    </w:p>
-    <w:p>
-      <w:pPr>
-        <w:pStyle w:val="Normal"/>
-        <w:spacing w:before="0" w:after="0"/>
-        <w:rPr/>
-      </w:pPr>
-      <w:r>
-        <w:rPr/>
+        <w:spacing w:after="0"/>
+      </w:pPr>
+    </w:p>
+    <w:p>
+      <w:pPr>
+        <w:spacing w:after="0"/>
+      </w:pPr>
+    </w:p>
+    <w:p>
+      <w:pPr>
+        <w:spacing w:after="0"/>
+      </w:pPr>
+    </w:p>
+    <w:p>
+      <w:pPr>
+        <w:spacing w:after="0"/>
+      </w:pPr>
+    </w:p>
+    <w:p>
+      <w:pPr>
+        <w:spacing w:after="0"/>
+      </w:pPr>
+    </w:p>
+    <w:p>
+      <w:pPr>
+        <w:spacing w:after="0"/>
+      </w:pPr>
+    </w:p>
+    <w:p>
+      <w:pPr>
+        <w:spacing w:after="0"/>
+      </w:pPr>
+    </w:p>
+    <w:p>
+      <w:pPr>
+        <w:spacing w:after="0"/>
+      </w:pPr>
+    </w:p>
+    <w:p>
+      <w:pPr>
+        <w:spacing w:after="0"/>
+      </w:pPr>
+    </w:p>
+    <w:p>
+      <w:pPr>
+        <w:spacing w:after="0"/>
+      </w:pPr>
+    </w:p>
+    <w:p>
+      <w:pPr>
+        <w:spacing w:after="0"/>
+      </w:pPr>
+    </w:p>
+    <w:p>
+      <w:pPr>
+        <w:spacing w:after="0"/>
+      </w:pPr>
+    </w:p>
+    <w:p>
+      <w:pPr>
+        <w:spacing w:after="0"/>
+      </w:pPr>
+    </w:p>
+    <w:p>
+      <w:pPr>
+        <w:spacing w:after="0"/>
+      </w:pPr>
+    </w:p>
+    <w:p>
+      <w:pPr>
+        <w:spacing w:after="0"/>
+      </w:pPr>
+    </w:p>
+    <w:p>
+      <w:pPr>
+        <w:spacing w:after="0"/>
+      </w:pPr>
+      <w:r>
         <w:t xml:space="preserve">Режимы работы </w:t>
       </w:r>
       <w:r>
@@ -553,18 +457,14 @@
         <w:t>DNS</w:t>
       </w:r>
       <w:r>
-        <w:rPr/>
         <w:t>.</w:t>
       </w:r>
     </w:p>
     <w:p>
       <w:pPr>
-        <w:pStyle w:val="Normal"/>
-        <w:spacing w:before="0" w:after="0"/>
-        <w:rPr/>
-      </w:pPr>
-      <w:r>
-        <w:rPr/>
+        <w:spacing w:after="0"/>
+      </w:pPr>
+      <w:r>
         <w:t xml:space="preserve">В работе </w:t>
       </w:r>
       <w:r>
@@ -574,29 +474,22 @@
         <w:t>DNS</w:t>
       </w:r>
       <w:r>
-        <w:rPr/>
         <w:t xml:space="preserve"> есть 2 режима.</w:t>
       </w:r>
     </w:p>
     <w:p>
       <w:pPr>
-        <w:pStyle w:val="Normal"/>
-        <w:spacing w:before="0" w:after="0"/>
-        <w:rPr/>
-      </w:pPr>
-      <w:r>
-        <w:rPr/>
+        <w:spacing w:after="0"/>
+      </w:pPr>
+      <w:r>
         <w:t>1. Итеративный.</w:t>
       </w:r>
     </w:p>
     <w:p>
       <w:pPr>
-        <w:pStyle w:val="Normal"/>
-        <w:spacing w:before="0" w:after="0"/>
-        <w:rPr/>
-      </w:pPr>
-      <w:r>
-        <w:rPr/>
+        <w:spacing w:after="0"/>
+      </w:pPr>
+      <w:r>
         <w:t xml:space="preserve">Когда клиент направляет запрос </w:t>
       </w:r>
       <w:r>
@@ -606,18 +499,14 @@
         <w:t>DNS</w:t>
       </w:r>
       <w:r>
-        <w:rPr/>
         <w:t>-серверу, и сервер отвечает за ту доменную зону, которая есть в запросе, то он возвращает ответ.</w:t>
       </w:r>
     </w:p>
     <w:p>
       <w:pPr>
-        <w:pStyle w:val="Normal"/>
-        <w:spacing w:before="0" w:after="0"/>
-        <w:rPr/>
-      </w:pPr>
-      <w:r>
-        <w:rPr/>
+        <w:spacing w:after="0"/>
+      </w:pPr>
+      <w:r>
         <w:t xml:space="preserve">Если </w:t>
       </w:r>
       <w:r>
@@ -627,90 +516,89 @@
         <w:t>DNS</w:t>
       </w:r>
       <w:r>
-        <w:rPr/>
-        <w:t xml:space="preserve">-сервер не обслуживает эту доменную зону, то, вместо того, чтобы вернуть ответ, он возвращает адрес </w:t>
-      </w:r>
-      <w:r>
-        <w:rPr>
-          <w:lang w:val="en-US"/>
-        </w:rPr>
-        <w:t>DNS</w:t>
-      </w:r>
-      <w:r>
-        <w:rPr/>
-        <w:t>-сервера, у которого есть более точная инфа. И далее клиенту нужно уже подключиться  к этому серверу, и спросить у него.</w:t>
-      </w:r>
-    </w:p>
-    <w:p>
-      <w:pPr>
-        <w:pStyle w:val="Normal"/>
-        <w:spacing w:before="0" w:after="0"/>
-        <w:rPr/>
-      </w:pPr>
-      <w:r>
-        <w:rPr/>
-      </w:r>
-    </w:p>
-    <w:p>
-      <w:pPr>
-        <w:pStyle w:val="Normal"/>
-        <w:spacing w:before="0" w:after="0"/>
-        <w:rPr/>
-      </w:pPr>
-      <w:r>
-        <w:rPr/>
+        <w:t xml:space="preserve">-сервер не обслуживает эту доменную зону, </w:t>
+      </w:r>
+      <w:proofErr w:type="gramStart"/>
+      <w:r>
+        <w:t>то, вместо того, чтобы</w:t>
+      </w:r>
+      <w:proofErr w:type="gramEnd"/>
+      <w:r>
+        <w:t xml:space="preserve"> вернуть ответ, он возвращает адрес </w:t>
+      </w:r>
+      <w:r>
+        <w:rPr>
+          <w:lang w:val="en-US"/>
+        </w:rPr>
+        <w:t>DNS</w:t>
+      </w:r>
+      <w:r>
+        <w:t xml:space="preserve">-сервера, у которого есть более точная инфа. И далее клиенту нужно уже </w:t>
+      </w:r>
+      <w:proofErr w:type="gramStart"/>
+      <w:r>
+        <w:t>подключиться  к</w:t>
+      </w:r>
+      <w:proofErr w:type="gramEnd"/>
+      <w:r>
+        <w:t xml:space="preserve"> этому серверу, и спросить у него.</w:t>
+      </w:r>
+    </w:p>
+    <w:p>
+      <w:pPr>
+        <w:spacing w:after="0"/>
+      </w:pPr>
+    </w:p>
+    <w:p>
+      <w:pPr>
+        <w:spacing w:after="0"/>
+      </w:pPr>
+      <w:r>
         <w:t>2. Рекурсивный.</w:t>
       </w:r>
     </w:p>
     <w:p>
       <w:pPr>
-        <w:pStyle w:val="Normal"/>
-        <w:spacing w:before="0" w:after="0"/>
-        <w:rPr/>
-      </w:pPr>
-      <w:r>
-        <w:rPr/>
+        <w:spacing w:after="0"/>
+      </w:pPr>
+      <w:r>
         <w:t>Сервер, после того как получил запрос от клиента сам выполняет запросы к другим серверам в дереве доменных имен, чтобы найти нужный адрес, и уже адрес возвращает клиенту.</w:t>
       </w:r>
     </w:p>
     <w:p>
       <w:pPr>
-        <w:pStyle w:val="Normal"/>
-        <w:spacing w:before="0" w:after="0"/>
-        <w:rPr/>
-      </w:pPr>
-      <w:r>
-        <w:rPr/>
-      </w:r>
-    </w:p>
-    <w:p>
-      <w:pPr>
-        <w:pStyle w:val="Normal"/>
-        <w:spacing w:before="0" w:after="0"/>
-        <w:rPr/>
-      </w:pPr>
-      <w:r>
-        <w:rPr/>
+        <w:spacing w:after="0"/>
+      </w:pPr>
+    </w:p>
+    <w:p>
+      <w:pPr>
+        <w:spacing w:after="0"/>
+      </w:pPr>
+      <w:r>
+        <w:lastRenderedPageBreak/>
         <w:t xml:space="preserve">В итеративном режиме обычно работают </w:t>
       </w:r>
-      <w:r>
-        <w:rPr>
-          <w:lang w:val="en-US"/>
-        </w:rPr>
-        <w:t>DNS</w:t>
-      </w:r>
-      <w:r>
-        <w:rPr/>
-        <w:t xml:space="preserve">-серверы которые обслуживают инфраструктуру </w:t>
-      </w:r>
-      <w:r>
-        <w:rPr>
-          <w:lang w:val="en-US"/>
-        </w:rPr>
-        <w:t>DNS</w:t>
-      </w:r>
-      <w:r>
-        <w:rPr/>
+      <w:proofErr w:type="gramStart"/>
+      <w:r>
+        <w:rPr>
+          <w:lang w:val="en-US"/>
+        </w:rPr>
+        <w:t>DNS</w:t>
+      </w:r>
+      <w:r>
+        <w:t>-серверы</w:t>
+      </w:r>
+      <w:proofErr w:type="gramEnd"/>
+      <w:r>
+        <w:t xml:space="preserve"> которые обслуживают инфраструктуру </w:t>
+      </w:r>
+      <w:r>
+        <w:rPr>
+          <w:lang w:val="en-US"/>
+        </w:rPr>
+        <w:t>DNS</w:t>
+      </w:r>
+      <w:r>
         <w:t xml:space="preserve"> и дерево доменных имён. В рекурсивном серверы для разрешения имен </w:t>
       </w:r>
       <w:r>
@@ -720,7 +608,6 @@
         <w:t>DNS</w:t>
       </w:r>
       <w:r>
-        <w:rPr/>
         <w:t xml:space="preserve"> </w:t>
       </w:r>
       <w:r>
@@ -730,7 +617,6 @@
         <w:t>resolver</w:t>
       </w:r>
       <w:r>
-        <w:rPr/>
         <w:t xml:space="preserve">, которые находятся ближе к клиенту </w:t>
       </w:r>
       <w:r>
@@ -740,28 +626,19 @@
         <w:t>DNS</w:t>
       </w:r>
       <w:r>
-        <w:rPr/>
         <w:t>.</w:t>
       </w:r>
     </w:p>
     <w:p>
       <w:pPr>
-        <w:pStyle w:val="Normal"/>
-        <w:spacing w:before="0" w:after="0"/>
-        <w:rPr/>
-      </w:pPr>
-      <w:r>
-        <w:rPr/>
-      </w:r>
-    </w:p>
-    <w:p>
-      <w:pPr>
-        <w:pStyle w:val="Normal"/>
-        <w:spacing w:before="0" w:after="0"/>
-        <w:rPr/>
-      </w:pPr>
-      <w:r>
-        <w:rPr/>
+        <w:spacing w:after="0"/>
+      </w:pPr>
+    </w:p>
+    <w:p>
+      <w:pPr>
+        <w:spacing w:after="0"/>
+      </w:pPr>
+      <w:r>
         <w:t xml:space="preserve">Откуда устройство в сети узнает какой </w:t>
       </w:r>
       <w:r>
@@ -771,7 +648,6 @@
         <w:t>DNS</w:t>
       </w:r>
       <w:r>
-        <w:rPr/>
         <w:t xml:space="preserve">-сервер использовать для разрешения имён — </w:t>
       </w:r>
       <w:r>
@@ -781,7 +657,6 @@
         <w:t>DNS</w:t>
       </w:r>
       <w:r>
-        <w:rPr/>
         <w:t>-</w:t>
       </w:r>
       <w:r>
@@ -791,40 +666,30 @@
         <w:t>resolver</w:t>
       </w:r>
       <w:r>
-        <w:rPr/>
         <w:t>?</w:t>
       </w:r>
     </w:p>
     <w:p>
       <w:pPr>
-        <w:pStyle w:val="Normal"/>
-        <w:spacing w:before="0" w:after="0"/>
-        <w:rPr/>
-      </w:pPr>
-      <w:r>
-        <w:rPr/>
+        <w:spacing w:after="0"/>
+      </w:pPr>
+      <w:r>
         <w:t>Есть 2 варианта:</w:t>
       </w:r>
     </w:p>
     <w:p>
       <w:pPr>
-        <w:pStyle w:val="Normal"/>
-        <w:spacing w:before="0" w:after="0"/>
-        <w:rPr/>
-      </w:pPr>
-      <w:r>
-        <w:rPr/>
+        <w:spacing w:after="0"/>
+      </w:pPr>
+      <w:r>
         <w:t>1. Адрес предоставляется провайдером\организацией.</w:t>
       </w:r>
     </w:p>
     <w:p>
       <w:pPr>
-        <w:pStyle w:val="Normal"/>
-        <w:spacing w:before="0" w:after="0"/>
-        <w:rPr/>
-      </w:pPr>
-      <w:r>
-        <w:rPr/>
+        <w:spacing w:after="0"/>
+      </w:pPr>
+      <w:r>
         <w:t xml:space="preserve">В этом случае клиент получает адрес </w:t>
       </w:r>
       <w:r>
@@ -834,7 +699,6 @@
         <w:t>DNS</w:t>
       </w:r>
       <w:r>
-        <w:rPr/>
         <w:t xml:space="preserve">-сервера вместе с другими настройками сети по протоколу </w:t>
       </w:r>
       <w:r>
@@ -844,18 +708,14 @@
         <w:t>DHCP</w:t>
       </w:r>
       <w:r>
-        <w:rPr/>
         <w:t>.</w:t>
       </w:r>
     </w:p>
     <w:p>
       <w:pPr>
-        <w:pStyle w:val="Normal"/>
-        <w:spacing w:before="0" w:after="0"/>
-        <w:rPr/>
-      </w:pPr>
-      <w:r>
-        <w:rPr/>
+        <w:spacing w:after="0"/>
+      </w:pPr>
+      <w:r>
         <w:t xml:space="preserve">2. Открытый </w:t>
       </w:r>
       <w:r>
@@ -865,19 +725,23 @@
         <w:t>DNS</w:t>
       </w:r>
       <w:r>
-        <w:rPr/>
         <w:t>-сервер.</w:t>
       </w:r>
     </w:p>
     <w:p>
       <w:pPr>
-        <w:pStyle w:val="Normal"/>
-        <w:spacing w:before="0" w:after="0"/>
-        <w:rPr/>
-      </w:pPr>
-      <w:r>
-        <w:rPr/>
-        <w:t xml:space="preserve">Их иного в сети в открытом доступе. Например </w:t>
+        <w:spacing w:after="0"/>
+      </w:pPr>
+      <w:r>
+        <w:t xml:space="preserve">Их иного в сети в открытом доступе. </w:t>
+      </w:r>
+      <w:proofErr w:type="gramStart"/>
+      <w:r>
+        <w:t>Например</w:t>
+      </w:r>
+      <w:proofErr w:type="gramEnd"/>
+      <w:r>
+        <w:t xml:space="preserve"> </w:t>
       </w:r>
       <w:r>
         <w:rPr>
@@ -886,41 +750,32 @@
         <w:t>Google</w:t>
       </w:r>
       <w:r>
-        <w:rPr/>
         <w:t xml:space="preserve"> 8.8.8.8</w:t>
       </w:r>
     </w:p>
     <w:p>
       <w:pPr>
-        <w:pStyle w:val="Normal"/>
-        <w:spacing w:before="0" w:after="0"/>
-        <w:rPr/>
-      </w:pPr>
-      <w:r>
-        <w:rPr/>
-      </w:r>
-    </w:p>
-    <w:p>
-      <w:pPr>
-        <w:pStyle w:val="Normal"/>
-        <w:spacing w:before="0" w:after="0"/>
-        <w:rPr/>
-      </w:pPr>
-      <w:r>
-        <w:rPr/>
+        <w:spacing w:after="0"/>
+      </w:pPr>
+    </w:p>
+    <w:p>
+      <w:pPr>
+        <w:spacing w:after="0"/>
+      </w:pPr>
+      <w:r>
         <w:t>Кэш.</w:t>
       </w:r>
     </w:p>
     <w:p>
       <w:pPr>
-        <w:pStyle w:val="Normal"/>
-        <w:spacing w:before="0" w:after="0"/>
-        <w:rPr/>
-      </w:pPr>
-      <w:r>
-        <w:rPr/>
+        <w:spacing w:after="0"/>
+      </w:pPr>
+      <w:r>
+        <w:rPr>
+          <w:noProof/>
+        </w:rPr>
         <w:drawing>
-          <wp:anchor behindDoc="0" distT="0" distB="0" distL="0" distR="0" simplePos="0" locked="0" layoutInCell="0" allowOverlap="1" relativeHeight="3">
+          <wp:anchor distT="0" distB="0" distL="0" distR="0" simplePos="0" relativeHeight="3" behindDoc="0" locked="0" layoutInCell="0" allowOverlap="1" wp14:anchorId="2AC667FE" wp14:editId="18904BE6">
             <wp:simplePos x="0" y="0"/>
             <wp:positionH relativeFrom="column">
               <wp:posOffset>-93345</wp:posOffset>
@@ -931,7 +786,7 @@
             <wp:extent cx="3175635" cy="1710055"/>
             <wp:effectExtent l="0" t="0" r="0" b="0"/>
             <wp:wrapSquare wrapText="largest"/>
-            <wp:docPr id="2" name="Изображение2" descr=""/>
+            <wp:docPr id="2" name="Изображение2"/>
             <wp:cNvGraphicFramePr>
               <a:graphicFrameLocks xmlns:a="http://schemas.openxmlformats.org/drawingml/2006/main" noChangeAspect="1"/>
             </wp:cNvGraphicFramePr>
@@ -939,13 +794,13 @@
               <a:graphicData uri="http://schemas.openxmlformats.org/drawingml/2006/picture">
                 <pic:pic xmlns:pic="http://schemas.openxmlformats.org/drawingml/2006/picture">
                   <pic:nvPicPr>
-                    <pic:cNvPr id="2" name="Изображение2" descr=""/>
+                    <pic:cNvPr id="2" name="Изображение2"/>
                     <pic:cNvPicPr>
                       <a:picLocks noChangeAspect="1" noChangeArrowheads="1"/>
                     </pic:cNvPicPr>
                   </pic:nvPicPr>
                   <pic:blipFill>
-                    <a:blip r:embed="rId3"/>
+                    <a:blip r:embed="rId5"/>
                     <a:stretch>
                       <a:fillRect/>
                     </a:stretch>
@@ -968,22 +823,14 @@
     </w:p>
     <w:p>
       <w:pPr>
-        <w:pStyle w:val="Normal"/>
-        <w:spacing w:before="0" w:after="0"/>
-        <w:rPr/>
-      </w:pPr>
-      <w:r>
-        <w:rPr/>
-      </w:r>
-    </w:p>
-    <w:p>
-      <w:pPr>
-        <w:pStyle w:val="Normal"/>
-        <w:spacing w:before="0" w:after="0"/>
-        <w:rPr/>
-      </w:pPr>
-      <w:r>
-        <w:rPr/>
+        <w:spacing w:after="0"/>
+      </w:pPr>
+    </w:p>
+    <w:p>
+      <w:pPr>
+        <w:spacing w:after="0"/>
+      </w:pPr>
+      <w:r>
         <w:t xml:space="preserve">Важный компонент в работе </w:t>
       </w:r>
       <w:r>
@@ -993,18 +840,14 @@
         <w:t>DNS</w:t>
       </w:r>
       <w:r>
-        <w:rPr/>
         <w:t>.</w:t>
       </w:r>
     </w:p>
     <w:p>
       <w:pPr>
-        <w:pStyle w:val="Normal"/>
-        <w:spacing w:before="0" w:after="0"/>
-        <w:rPr/>
-      </w:pPr>
-      <w:r>
-        <w:rPr/>
+        <w:spacing w:after="0"/>
+      </w:pPr>
+      <w:r>
         <w:t xml:space="preserve">Часто выполняются </w:t>
       </w:r>
       <w:r>
@@ -1014,8 +857,15 @@
         <w:t>DNS</w:t>
       </w:r>
       <w:r>
-        <w:rPr/>
-        <w:t xml:space="preserve">-запросы для одного и того же доменного имени, особенно если один и тот же сервер разрешения имён используют разные клиенты. В этом случае, после того, как </w:t>
+        <w:t xml:space="preserve">-запросы для одного и того же доменного имени, особенно если один и тот же сервер разрешения имён используют разные клиенты. В этом </w:t>
+      </w:r>
+      <w:proofErr w:type="gramStart"/>
+      <w:r>
+        <w:t>случае, после того, как</w:t>
+      </w:r>
+      <w:proofErr w:type="gramEnd"/>
+      <w:r>
+        <w:t xml:space="preserve"> </w:t>
       </w:r>
       <w:r>
         <w:rPr>
@@ -1024,17 +874,20 @@
         <w:t>IP</w:t>
       </w:r>
       <w:r>
-        <w:rPr/>
-        <w:t>-адрес для доменного имени был получен, он сохраняется в кэше сервера разрешения имен(</w:t>
-      </w:r>
-      <w:r>
-        <w:rPr>
-          <w:lang w:val="en-US"/>
-        </w:rPr>
-        <w:t>DNS</w:t>
-      </w:r>
-      <w:r>
-        <w:rPr/>
+        <w:t xml:space="preserve">-адрес для доменного имени был получен, он сохраняется в кэше сервера разрешения </w:t>
+      </w:r>
+      <w:proofErr w:type="gramStart"/>
+      <w:r>
+        <w:t>имен(</w:t>
+      </w:r>
+      <w:proofErr w:type="gramEnd"/>
+      <w:r>
+        <w:rPr>
+          <w:lang w:val="en-US"/>
+        </w:rPr>
+        <w:t>DNS</w:t>
+      </w:r>
+      <w:r>
         <w:t xml:space="preserve"> </w:t>
       </w:r>
       <w:r>
@@ -1044,7 +897,6 @@
         <w:t>resolvers</w:t>
       </w:r>
       <w:r>
-        <w:rPr/>
         <w:t xml:space="preserve">). Это полезно, чтобы в следующий раз не искать </w:t>
       </w:r>
       <w:r>
@@ -1054,7 +906,6 @@
         <w:t>IP</w:t>
       </w:r>
       <w:r>
-        <w:rPr/>
         <w:t xml:space="preserve">-адрес этого сервера по всей инфраструктуре </w:t>
       </w:r>
       <w:r>
@@ -1064,28 +915,19 @@
         <w:t>DNS</w:t>
       </w:r>
       <w:r>
-        <w:rPr/>
         <w:t xml:space="preserve"> обращаясь к разным распределённым серверам. Это существенно повышает производительность.</w:t>
       </w:r>
     </w:p>
     <w:p>
       <w:pPr>
-        <w:pStyle w:val="Normal"/>
-        <w:spacing w:before="0" w:after="0"/>
-        <w:rPr/>
-      </w:pPr>
-      <w:r>
-        <w:rPr/>
-      </w:r>
-    </w:p>
-    <w:p>
-      <w:pPr>
-        <w:pStyle w:val="Normal"/>
-        <w:spacing w:before="0" w:after="0"/>
-        <w:rPr/>
-      </w:pPr>
-      <w:r>
-        <w:rPr/>
+        <w:spacing w:after="0"/>
+      </w:pPr>
+    </w:p>
+    <w:p>
+      <w:pPr>
+        <w:spacing w:after="0"/>
+      </w:pPr>
+      <w:r>
         <w:t xml:space="preserve">Типы ответов </w:t>
       </w:r>
       <w:r>
@@ -1095,18 +937,14 @@
         <w:t>DNS</w:t>
       </w:r>
       <w:r>
-        <w:rPr/>
         <w:t>.</w:t>
       </w:r>
     </w:p>
     <w:p>
       <w:pPr>
-        <w:pStyle w:val="Normal"/>
-        <w:spacing w:before="0" w:after="0"/>
-        <w:rPr/>
-      </w:pPr>
-      <w:r>
-        <w:rPr/>
+        <w:spacing w:after="0"/>
+      </w:pPr>
+      <w:r>
         <w:t xml:space="preserve">В связи с использованием кэширования у </w:t>
       </w:r>
       <w:r>
@@ -1116,18 +954,14 @@
         <w:t>DNS</w:t>
       </w:r>
       <w:r>
-        <w:rPr/>
         <w:t xml:space="preserve"> есть 2 типа ответов.</w:t>
       </w:r>
     </w:p>
     <w:p>
       <w:pPr>
-        <w:pStyle w:val="Normal"/>
-        <w:spacing w:before="0" w:after="0"/>
-        <w:rPr/>
-      </w:pPr>
-      <w:r>
-        <w:rPr/>
+        <w:spacing w:after="0"/>
+      </w:pPr>
+      <w:r>
         <w:t>1. Авторитетный (</w:t>
       </w:r>
       <w:r>
@@ -1137,39 +971,35 @@
         <w:t>authoritative</w:t>
       </w:r>
       <w:r>
-        <w:rPr/>
         <w:t>, “заслуживающий доверия”).</w:t>
       </w:r>
     </w:p>
     <w:p>
       <w:pPr>
-        <w:pStyle w:val="Normal"/>
-        <w:spacing w:before="0" w:after="0"/>
-        <w:rPr/>
-      </w:pPr>
-      <w:r>
-        <w:rPr/>
-        <w:t>Это ответ от сервера который обслуживает доменную зону. Этот ответ получен из конфигурационного файла сервера, и он точно является актуальным.</w:t>
-      </w:r>
-    </w:p>
-    <w:p>
-      <w:pPr>
-        <w:pStyle w:val="Normal"/>
-        <w:spacing w:before="0" w:after="0"/>
-        <w:rPr/>
-      </w:pPr>
-      <w:r>
-        <w:rPr/>
-      </w:r>
-    </w:p>
-    <w:p>
-      <w:pPr>
-        <w:pStyle w:val="Normal"/>
-        <w:spacing w:before="0" w:after="0"/>
-        <w:rPr/>
-      </w:pPr>
-      <w:r>
-        <w:rPr/>
+        <w:spacing w:after="0"/>
+      </w:pPr>
+      <w:r>
+        <w:t xml:space="preserve">Это ответ </w:t>
+      </w:r>
+      <w:proofErr w:type="gramStart"/>
+      <w:r>
+        <w:t>от сервера</w:t>
+      </w:r>
+      <w:proofErr w:type="gramEnd"/>
+      <w:r>
+        <w:t xml:space="preserve"> который обслуживает доменную зону. Этот ответ получен из конфигурационного файла сервера, и он точно является актуальным.</w:t>
+      </w:r>
+    </w:p>
+    <w:p>
+      <w:pPr>
+        <w:spacing w:after="0"/>
+      </w:pPr>
+    </w:p>
+    <w:p>
+      <w:pPr>
+        <w:spacing w:after="0"/>
+      </w:pPr>
+      <w:r>
         <w:t>2. Неавторитетный (</w:t>
       </w:r>
       <w:r>
@@ -1179,7 +1009,6 @@
         <w:t>non</w:t>
       </w:r>
       <w:r>
-        <w:rPr/>
         <w:t>-</w:t>
       </w:r>
       <w:r>
@@ -1189,39 +1018,27 @@
         <w:t>authoritative</w:t>
       </w:r>
       <w:r>
-        <w:rPr/>
         <w:t>, “не заслуживающий доверия”).</w:t>
       </w:r>
     </w:p>
     <w:p>
       <w:pPr>
-        <w:pStyle w:val="Normal"/>
-        <w:spacing w:before="0" w:after="0"/>
-        <w:rPr/>
-      </w:pPr>
-      <w:r>
-        <w:rPr/>
+        <w:spacing w:after="0"/>
+      </w:pPr>
+      <w:r>
         <w:t>Это ответ от сервера, который не обслуживает доменную зону. Этот ответ получен из кэша, и данные могли устареть.</w:t>
       </w:r>
     </w:p>
     <w:p>
       <w:pPr>
-        <w:pStyle w:val="Normal"/>
-        <w:spacing w:before="0" w:after="0"/>
-        <w:rPr/>
-      </w:pPr>
-      <w:r>
-        <w:rPr/>
-      </w:r>
-    </w:p>
-    <w:p>
-      <w:pPr>
-        <w:pStyle w:val="Normal"/>
-        <w:spacing w:before="0" w:after="0"/>
-        <w:rPr/>
-      </w:pPr>
-      <w:r>
-        <w:rPr/>
+        <w:spacing w:after="0"/>
+      </w:pPr>
+    </w:p>
+    <w:p>
+      <w:pPr>
+        <w:spacing w:after="0"/>
+      </w:pPr>
+      <w:r>
         <w:t xml:space="preserve">Но так, как данные в </w:t>
       </w:r>
       <w:r>
@@ -1231,28 +1048,19 @@
         <w:t>DNS</w:t>
       </w:r>
       <w:r>
-        <w:rPr/>
         <w:t xml:space="preserve"> меняются достаточно редко, то даже незаслуживающий доверия ответ почти всегда содержит нужные данные.</w:t>
       </w:r>
     </w:p>
     <w:p>
       <w:pPr>
-        <w:pStyle w:val="Normal"/>
-        <w:spacing w:before="0" w:after="0"/>
-        <w:rPr/>
-      </w:pPr>
-      <w:r>
-        <w:rPr/>
-      </w:r>
-    </w:p>
-    <w:p>
-      <w:pPr>
-        <w:pStyle w:val="Normal"/>
-        <w:spacing w:before="0" w:after="0"/>
-        <w:rPr/>
-      </w:pPr>
-      <w:r>
-        <w:rPr/>
+        <w:spacing w:after="0"/>
+      </w:pPr>
+    </w:p>
+    <w:p>
+      <w:pPr>
+        <w:spacing w:after="0"/>
+      </w:pPr>
+      <w:r>
         <w:t xml:space="preserve">Формат пакета </w:t>
       </w:r>
       <w:r>
@@ -1262,19 +1070,19 @@
         <w:t>DNS</w:t>
       </w:r>
       <w:r>
-        <w:rPr/>
         <w:t>.</w:t>
       </w:r>
     </w:p>
     <w:p>
       <w:pPr>
-        <w:pStyle w:val="Normal"/>
-        <w:spacing w:before="0" w:after="0"/>
-        <w:rPr/>
-      </w:pPr>
-      <w:r>
+        <w:spacing w:after="0"/>
+      </w:pPr>
+      <w:r>
+        <w:rPr>
+          <w:noProof/>
+        </w:rPr>
         <w:drawing>
-          <wp:anchor behindDoc="0" distT="0" distB="0" distL="0" distR="0" simplePos="0" locked="0" layoutInCell="0" allowOverlap="1" relativeHeight="4">
+          <wp:anchor distT="0" distB="0" distL="0" distR="0" simplePos="0" relativeHeight="4" behindDoc="0" locked="0" layoutInCell="0" allowOverlap="1" wp14:anchorId="72BC7B1C" wp14:editId="43CBE918">
             <wp:simplePos x="0" y="0"/>
             <wp:positionH relativeFrom="column">
               <wp:posOffset>-96520</wp:posOffset>
@@ -1285,7 +1093,7 @@
             <wp:extent cx="2684145" cy="1886585"/>
             <wp:effectExtent l="0" t="0" r="0" b="0"/>
             <wp:wrapSquare wrapText="largest"/>
-            <wp:docPr id="3" name="Изображение3" descr=""/>
+            <wp:docPr id="3" name="Изображение3"/>
             <wp:cNvGraphicFramePr>
               <a:graphicFrameLocks xmlns:a="http://schemas.openxmlformats.org/drawingml/2006/main" noChangeAspect="1"/>
             </wp:cNvGraphicFramePr>
@@ -1293,13 +1101,13 @@
               <a:graphicData uri="http://schemas.openxmlformats.org/drawingml/2006/picture">
                 <pic:pic xmlns:pic="http://schemas.openxmlformats.org/drawingml/2006/picture">
                   <pic:nvPicPr>
-                    <pic:cNvPr id="3" name="Изображение3" descr=""/>
+                    <pic:cNvPr id="3" name="Изображение3"/>
                     <pic:cNvPicPr>
                       <a:picLocks noChangeAspect="1" noChangeArrowheads="1"/>
                     </pic:cNvPicPr>
                   </pic:nvPicPr>
                   <pic:blipFill>
-                    <a:blip r:embed="rId4"/>
+                    <a:blip r:embed="rId6"/>
                     <a:stretch>
                       <a:fillRect/>
                     </a:stretch>
@@ -1320,12 +1128,7 @@
         </w:drawing>
       </w:r>
       <w:r>
-        <w:rPr/>
-        <w:t xml:space="preserve"> </w:t>
-      </w:r>
-      <w:r>
-        <w:rPr/>
-        <w:t xml:space="preserve">В отличии от протокола </w:t>
+        <w:t xml:space="preserve"> В отличии от протокола </w:t>
       </w:r>
       <w:r>
         <w:rPr>
@@ -1334,102 +1137,78 @@
         <w:t>HTTP</w:t>
       </w:r>
       <w:r>
-        <w:rPr/>
-        <w:t xml:space="preserve"> 1.1, где данные передаются по сети с текстовом виде, </w:t>
-      </w:r>
-      <w:r>
-        <w:rPr>
-          <w:lang w:val="en-US"/>
-        </w:rPr>
-        <w:t>DNS</w:t>
-      </w:r>
-      <w:r>
-        <w:rPr/>
+        <w:t xml:space="preserve"> 1.1, где данные передаются по сети </w:t>
+      </w:r>
+      <w:proofErr w:type="gramStart"/>
+      <w:r>
+        <w:t>с текстовом виде</w:t>
+      </w:r>
+      <w:proofErr w:type="gramEnd"/>
+      <w:r>
+        <w:t xml:space="preserve">, </w:t>
+      </w:r>
+      <w:r>
+        <w:rPr>
+          <w:lang w:val="en-US"/>
+        </w:rPr>
+        <w:t>DNS</w:t>
+      </w:r>
+      <w:r>
         <w:t xml:space="preserve"> использует бинарный формат.</w:t>
       </w:r>
     </w:p>
     <w:p>
       <w:pPr>
-        <w:pStyle w:val="Normal"/>
-        <w:spacing w:before="0" w:after="0"/>
-        <w:rPr/>
-      </w:pPr>
-      <w:r>
-        <w:rPr/>
-      </w:r>
-    </w:p>
-    <w:p>
-      <w:pPr>
-        <w:pStyle w:val="Normal"/>
-        <w:spacing w:before="0" w:after="0"/>
-        <w:rPr/>
-      </w:pPr>
-      <w:r>
-        <w:rPr/>
+        <w:spacing w:after="0"/>
+      </w:pPr>
+    </w:p>
+    <w:p>
+      <w:pPr>
+        <w:spacing w:after="0"/>
+      </w:pPr>
+      <w:r>
         <w:t>Пакет состоит из заголовка и тела сообщения.</w:t>
       </w:r>
     </w:p>
     <w:p>
       <w:pPr>
-        <w:pStyle w:val="Normal"/>
-        <w:spacing w:before="0" w:after="0"/>
-        <w:rPr/>
-      </w:pPr>
-      <w:r>
-        <w:rPr/>
+        <w:spacing w:after="0"/>
+      </w:pPr>
+      <w:r>
         <w:t>Размер заголовка и каждого поля внутри заголовка фиксирован, и имеет строго определенный формат. Также и отдельные поля тела сообщения имеют фиксированный размер и строго определённый формат.</w:t>
       </w:r>
     </w:p>
     <w:p>
       <w:pPr>
-        <w:pStyle w:val="Normal"/>
-        <w:spacing w:before="0" w:after="0"/>
-        <w:rPr/>
-      </w:pPr>
-      <w:r>
-        <w:rPr/>
-      </w:r>
-    </w:p>
-    <w:p>
-      <w:pPr>
-        <w:pStyle w:val="Normal"/>
-        <w:spacing w:before="0" w:after="0"/>
-        <w:rPr/>
-      </w:pPr>
-      <w:r>
-        <w:rPr/>
+        <w:spacing w:after="0"/>
+      </w:pPr>
+    </w:p>
+    <w:p>
+      <w:pPr>
+        <w:spacing w:after="0"/>
+      </w:pPr>
+      <w:r>
         <w:t>И заголовок, и данные в теле сообщения передаются в бинарном виде.</w:t>
       </w:r>
     </w:p>
     <w:p>
       <w:pPr>
-        <w:pStyle w:val="Normal"/>
-        <w:spacing w:before="0" w:after="0"/>
-        <w:rPr/>
-      </w:pPr>
-      <w:r>
-        <w:rPr/>
-      </w:r>
-    </w:p>
-    <w:p>
-      <w:pPr>
-        <w:pStyle w:val="Normal"/>
-        <w:spacing w:before="0" w:after="0"/>
-        <w:rPr/>
-      </w:pPr>
-      <w:r>
-        <w:rPr/>
+        <w:spacing w:after="0"/>
+      </w:pPr>
+    </w:p>
+    <w:p>
+      <w:pPr>
+        <w:spacing w:after="0"/>
+      </w:pPr>
+      <w:r>
         <w:t>Заголовок имеет длину 12 байт, и состоит из 6-ти полей.</w:t>
       </w:r>
     </w:p>
     <w:p>
       <w:pPr>
-        <w:pStyle w:val="Normal"/>
-        <w:spacing w:before="0" w:after="0"/>
-        <w:rPr/>
-      </w:pPr>
-      <w:r>
-        <w:rPr/>
+        <w:spacing w:after="0"/>
+      </w:pPr>
+      <w:r>
         <w:t xml:space="preserve">1 поле. Идентификатор — номер пакета. Идентификатор в запросе и ответе </w:t>
       </w:r>
       <w:r>
@@ -1439,61 +1218,43 @@
         <w:t>DNS</w:t>
       </w:r>
       <w:r>
-        <w:rPr/>
         <w:t xml:space="preserve"> должен быть одинаковый. Именно по идентификатору определяется какой ответ, к какому запросу относится.</w:t>
       </w:r>
     </w:p>
     <w:p>
       <w:pPr>
-        <w:pStyle w:val="Normal"/>
-        <w:spacing w:before="0" w:after="0"/>
-        <w:rPr/>
-      </w:pPr>
-      <w:r>
-        <w:rPr/>
+        <w:spacing w:after="0"/>
+      </w:pPr>
+      <w:r>
         <w:t>2 поле. Флаги — описывают что есть в пакете.</w:t>
       </w:r>
     </w:p>
     <w:p>
       <w:pPr>
-        <w:pStyle w:val="Normal"/>
-        <w:spacing w:before="0" w:after="0"/>
-        <w:rPr/>
-      </w:pPr>
-      <w:r>
-        <w:rPr/>
+        <w:spacing w:after="0"/>
+      </w:pPr>
+      <w:r>
         <w:t>5 поле. Количество авторитетных серверов (у которых получен ответ)</w:t>
       </w:r>
     </w:p>
     <w:p>
       <w:pPr>
-        <w:pStyle w:val="Normal"/>
-        <w:spacing w:before="0" w:after="0"/>
-        <w:rPr/>
-      </w:pPr>
-      <w:r>
-        <w:rPr/>
-      </w:r>
-    </w:p>
-    <w:p>
-      <w:pPr>
-        <w:pStyle w:val="Normal"/>
-        <w:spacing w:before="0" w:after="0"/>
-        <w:rPr/>
-      </w:pPr>
-      <w:r>
-        <w:rPr/>
+        <w:spacing w:after="0"/>
+      </w:pPr>
+    </w:p>
+    <w:p>
+      <w:pPr>
+        <w:spacing w:after="0"/>
+      </w:pPr>
+      <w:r>
         <w:t>В теле сообщения есть 4 секции:</w:t>
       </w:r>
     </w:p>
     <w:p>
       <w:pPr>
-        <w:pStyle w:val="Normal"/>
-        <w:spacing w:before="0" w:after="0"/>
-        <w:rPr/>
-      </w:pPr>
-      <w:r>
-        <w:rPr/>
+        <w:spacing w:after="0"/>
+      </w:pPr>
+      <w:r>
         <w:t xml:space="preserve">1. Запросы </w:t>
       </w:r>
       <w:r>
@@ -1503,8 +1264,11 @@
         <w:t>DNS</w:t>
       </w:r>
       <w:r>
-        <w:rPr/>
-        <w:t xml:space="preserve"> – тут включается инфа о том, для какого доменного имени мы хотим получить  </w:t>
+        <w:t xml:space="preserve"> – тут включается инфа о том, для какого доменного имени мы хотим </w:t>
+      </w:r>
+      <w:proofErr w:type="gramStart"/>
+      <w:r>
+        <w:t xml:space="preserve">получить  </w:t>
       </w:r>
       <w:r>
         <w:rPr>
@@ -1512,19 +1276,16 @@
         </w:rPr>
         <w:t>IP</w:t>
       </w:r>
-      <w:r>
-        <w:rPr/>
+      <w:proofErr w:type="gramEnd"/>
+      <w:r>
         <w:t xml:space="preserve">-адрес. </w:t>
       </w:r>
     </w:p>
     <w:p>
       <w:pPr>
-        <w:pStyle w:val="Normal"/>
-        <w:spacing w:before="0" w:after="0"/>
-        <w:rPr/>
-      </w:pPr>
-      <w:r>
-        <w:rPr/>
+        <w:spacing w:after="0"/>
+      </w:pPr>
+      <w:r>
         <w:t xml:space="preserve">2. Ответы </w:t>
       </w:r>
       <w:r>
@@ -1534,7 +1295,6 @@
         <w:t>DNS</w:t>
       </w:r>
       <w:r>
-        <w:rPr/>
         <w:t xml:space="preserve">. </w:t>
       </w:r>
       <w:r>
@@ -1544,60 +1304,40 @@
         <w:t>IP</w:t>
       </w:r>
       <w:r>
-        <w:rPr/>
         <w:t xml:space="preserve"> адрес для доменного имени, или какая-то другая инфа.</w:t>
       </w:r>
     </w:p>
     <w:p>
       <w:pPr>
-        <w:pStyle w:val="Normal"/>
-        <w:spacing w:before="0" w:after="0"/>
-        <w:rPr/>
-      </w:pPr>
-      <w:r>
-        <w:rPr/>
-      </w:r>
-    </w:p>
-    <w:p>
-      <w:pPr>
-        <w:pStyle w:val="Normal"/>
-        <w:spacing w:before="0" w:after="0"/>
-        <w:rPr/>
-      </w:pPr>
-      <w:r>
-        <w:rPr/>
+        <w:spacing w:after="0"/>
+      </w:pPr>
+    </w:p>
+    <w:p>
+      <w:pPr>
+        <w:spacing w:after="0"/>
+      </w:pPr>
+      <w:r>
         <w:t>В пакете может быть несколько запросов и несколько ответов.</w:t>
       </w:r>
     </w:p>
     <w:p>
       <w:pPr>
-        <w:pStyle w:val="Normal"/>
-        <w:spacing w:before="0" w:after="0"/>
-        <w:rPr/>
-      </w:pPr>
-      <w:r>
-        <w:rPr/>
+        <w:spacing w:after="0"/>
+      </w:pPr>
+      <w:r>
         <w:t>Количество запросов и ответов указывается в заголовке в полях — количество запросов и количество ответов.</w:t>
       </w:r>
     </w:p>
     <w:p>
       <w:pPr>
-        <w:pStyle w:val="Normal"/>
-        <w:spacing w:before="0" w:after="0"/>
-        <w:rPr/>
-      </w:pPr>
-      <w:r>
-        <w:rPr/>
-      </w:r>
-    </w:p>
-    <w:p>
-      <w:pPr>
-        <w:pStyle w:val="Normal"/>
-        <w:spacing w:before="0" w:after="0"/>
-        <w:rPr/>
-      </w:pPr>
-      <w:r>
-        <w:rPr/>
+        <w:spacing w:after="0"/>
+      </w:pPr>
+    </w:p>
+    <w:p>
+      <w:pPr>
+        <w:spacing w:after="0"/>
+      </w:pPr>
+      <w:r>
         <w:t xml:space="preserve">В пакет </w:t>
       </w:r>
       <w:r>
@@ -1607,7 +1347,6 @@
         <w:t>DNS</w:t>
       </w:r>
       <w:r>
-        <w:rPr/>
         <w:t xml:space="preserve"> может включаться инфа об авторитетных серверах откуда получены ответы </w:t>
       </w:r>
       <w:r>
@@ -1617,28 +1356,19 @@
         <w:t>DNS</w:t>
       </w:r>
       <w:r>
-        <w:rPr/>
         <w:t>, и некоторая дополнительная инфа, которая прямо не включена в запрос, но может быть полезна клиенту.</w:t>
       </w:r>
     </w:p>
     <w:p>
       <w:pPr>
-        <w:pStyle w:val="Normal"/>
-        <w:spacing w:before="0" w:after="0"/>
-        <w:rPr/>
-      </w:pPr>
-      <w:r>
-        <w:rPr/>
-      </w:r>
-    </w:p>
-    <w:p>
-      <w:pPr>
-        <w:pStyle w:val="Normal"/>
-        <w:spacing w:before="0" w:after="0"/>
-        <w:rPr/>
-      </w:pPr>
-      <w:r>
-        <w:rPr/>
+        <w:spacing w:after="0"/>
+      </w:pPr>
+    </w:p>
+    <w:p>
+      <w:pPr>
+        <w:spacing w:after="0"/>
+      </w:pPr>
+      <w:r>
         <w:t xml:space="preserve">Формат запроса </w:t>
       </w:r>
       <w:r>
@@ -1648,19 +1378,19 @@
         <w:t>DNS</w:t>
       </w:r>
       <w:r>
-        <w:rPr/>
         <w:t>.</w:t>
       </w:r>
     </w:p>
     <w:p>
       <w:pPr>
-        <w:pStyle w:val="Normal"/>
-        <w:spacing w:before="0" w:after="0"/>
-        <w:rPr/>
-      </w:pPr>
-      <w:r>
+        <w:spacing w:after="0"/>
+      </w:pPr>
+      <w:r>
+        <w:rPr>
+          <w:noProof/>
+        </w:rPr>
         <w:drawing>
-          <wp:anchor behindDoc="0" distT="0" distB="0" distL="0" distR="0" simplePos="0" locked="0" layoutInCell="0" allowOverlap="1" relativeHeight="5">
+          <wp:anchor distT="0" distB="0" distL="0" distR="0" simplePos="0" relativeHeight="5" behindDoc="0" locked="0" layoutInCell="0" allowOverlap="1" wp14:anchorId="00BA0461" wp14:editId="7B46BBBA">
             <wp:simplePos x="0" y="0"/>
             <wp:positionH relativeFrom="column">
               <wp:posOffset>76200</wp:posOffset>
@@ -1671,7 +1401,7 @@
             <wp:extent cx="2639060" cy="2072640"/>
             <wp:effectExtent l="0" t="0" r="0" b="0"/>
             <wp:wrapSquare wrapText="largest"/>
-            <wp:docPr id="4" name="Изображение4" descr=""/>
+            <wp:docPr id="4" name="Изображение4"/>
             <wp:cNvGraphicFramePr>
               <a:graphicFrameLocks xmlns:a="http://schemas.openxmlformats.org/drawingml/2006/main" noChangeAspect="1"/>
             </wp:cNvGraphicFramePr>
@@ -1679,13 +1409,13 @@
               <a:graphicData uri="http://schemas.openxmlformats.org/drawingml/2006/picture">
                 <pic:pic xmlns:pic="http://schemas.openxmlformats.org/drawingml/2006/picture">
                   <pic:nvPicPr>
-                    <pic:cNvPr id="4" name="Изображение4" descr=""/>
+                    <pic:cNvPr id="4" name="Изображение4"/>
                     <pic:cNvPicPr>
                       <a:picLocks noChangeAspect="1" noChangeArrowheads="1"/>
                     </pic:cNvPicPr>
                   </pic:nvPicPr>
                   <pic:blipFill>
-                    <a:blip r:embed="rId5"/>
+                    <a:blip r:embed="rId7"/>
                     <a:stretch>
                       <a:fillRect/>
                     </a:stretch>
@@ -1706,40 +1436,30 @@
         </w:drawing>
       </w:r>
       <w:r>
-        <w:rPr/>
         <w:t>Состоит из 3х частей.</w:t>
       </w:r>
     </w:p>
     <w:p>
       <w:pPr>
-        <w:pStyle w:val="Normal"/>
-        <w:spacing w:before="0" w:after="0"/>
-        <w:rPr/>
-      </w:pPr>
-      <w:r>
-        <w:rPr/>
+        <w:spacing w:after="0"/>
+      </w:pPr>
+      <w:r>
         <w:t>1. Имя — доменное имя.</w:t>
       </w:r>
     </w:p>
     <w:p>
       <w:pPr>
-        <w:pStyle w:val="Normal"/>
-        <w:spacing w:before="0" w:after="0"/>
-        <w:rPr/>
-      </w:pPr>
-      <w:r>
-        <w:rPr/>
+        <w:spacing w:after="0"/>
+      </w:pPr>
+      <w:r>
         <w:t>2. Тип записи.</w:t>
       </w:r>
     </w:p>
     <w:p>
       <w:pPr>
-        <w:pStyle w:val="Normal"/>
-        <w:spacing w:before="0" w:after="0"/>
-        <w:rPr/>
-      </w:pPr>
-      <w:r>
-        <w:rPr/>
+        <w:spacing w:after="0"/>
+      </w:pPr>
+      <w:r>
         <w:t xml:space="preserve">3. Класс записи — раньше были разные классы записи, сейчас используется класс 1 — обозначение </w:t>
       </w:r>
       <w:r>
@@ -1749,68 +1469,39 @@
         <w:t>IN</w:t>
       </w:r>
       <w:r>
-        <w:rPr/>
         <w:t xml:space="preserve"> (сокращение от интернет)</w:t>
       </w:r>
     </w:p>
     <w:p>
       <w:pPr>
-        <w:pStyle w:val="Normal"/>
-        <w:spacing w:before="0" w:after="0"/>
-        <w:rPr/>
-      </w:pPr>
-      <w:r>
-        <w:rPr/>
-      </w:r>
-    </w:p>
-    <w:p>
-      <w:pPr>
-        <w:pStyle w:val="Normal"/>
-        <w:spacing w:before="0" w:after="0"/>
-        <w:rPr/>
-      </w:pPr>
-      <w:r>
-        <w:rPr/>
-      </w:r>
-    </w:p>
-    <w:p>
-      <w:pPr>
-        <w:pStyle w:val="Normal"/>
-        <w:spacing w:before="0" w:after="0"/>
-        <w:rPr/>
-      </w:pPr>
-      <w:r>
-        <w:rPr/>
-      </w:r>
-    </w:p>
-    <w:p>
-      <w:pPr>
-        <w:pStyle w:val="Normal"/>
-        <w:spacing w:before="0" w:after="0"/>
-        <w:rPr/>
-      </w:pPr>
-      <w:r>
-        <w:rPr/>
-      </w:r>
-    </w:p>
-    <w:p>
-      <w:pPr>
-        <w:pStyle w:val="Normal"/>
-        <w:spacing w:before="0" w:after="0"/>
-        <w:rPr/>
-      </w:pPr>
-      <w:r>
-        <w:rPr/>
-      </w:r>
-    </w:p>
-    <w:p>
-      <w:pPr>
-        <w:pStyle w:val="Normal"/>
-        <w:spacing w:before="0" w:after="0"/>
-        <w:rPr/>
-      </w:pPr>
-      <w:r>
-        <w:rPr/>
+        <w:spacing w:after="0"/>
+      </w:pPr>
+    </w:p>
+    <w:p>
+      <w:pPr>
+        <w:spacing w:after="0"/>
+      </w:pPr>
+    </w:p>
+    <w:p>
+      <w:pPr>
+        <w:spacing w:after="0"/>
+      </w:pPr>
+    </w:p>
+    <w:p>
+      <w:pPr>
+        <w:spacing w:after="0"/>
+      </w:pPr>
+    </w:p>
+    <w:p>
+      <w:pPr>
+        <w:spacing w:after="0"/>
+      </w:pPr>
+    </w:p>
+    <w:p>
+      <w:pPr>
+        <w:spacing w:after="0"/>
+      </w:pPr>
+      <w:r>
         <w:t xml:space="preserve">Формат ответа </w:t>
       </w:r>
       <w:r>
@@ -1820,19 +1511,19 @@
         <w:t>DNS</w:t>
       </w:r>
       <w:r>
-        <w:rPr/>
         <w:t>.</w:t>
       </w:r>
     </w:p>
     <w:p>
       <w:pPr>
-        <w:pStyle w:val="Normal"/>
-        <w:spacing w:before="0" w:after="0"/>
-        <w:rPr/>
-      </w:pPr>
-      <w:r>
+        <w:spacing w:after="0"/>
+      </w:pPr>
+      <w:r>
+        <w:rPr>
+          <w:noProof/>
+        </w:rPr>
         <w:drawing>
-          <wp:anchor behindDoc="0" distT="0" distB="0" distL="0" distR="0" simplePos="0" locked="0" layoutInCell="0" allowOverlap="1" relativeHeight="6">
+          <wp:anchor distT="0" distB="0" distL="0" distR="0" simplePos="0" relativeHeight="6" behindDoc="0" locked="0" layoutInCell="0" allowOverlap="1" wp14:anchorId="639CBB24" wp14:editId="0EC4411A">
             <wp:simplePos x="0" y="0"/>
             <wp:positionH relativeFrom="column">
               <wp:posOffset>85725</wp:posOffset>
@@ -1843,7 +1534,7 @@
             <wp:extent cx="3088640" cy="2063750"/>
             <wp:effectExtent l="0" t="0" r="0" b="0"/>
             <wp:wrapSquare wrapText="largest"/>
-            <wp:docPr id="5" name="Изображение5" descr=""/>
+            <wp:docPr id="5" name="Изображение5"/>
             <wp:cNvGraphicFramePr>
               <a:graphicFrameLocks xmlns:a="http://schemas.openxmlformats.org/drawingml/2006/main" noChangeAspect="1"/>
             </wp:cNvGraphicFramePr>
@@ -1851,13 +1542,13 @@
               <a:graphicData uri="http://schemas.openxmlformats.org/drawingml/2006/picture">
                 <pic:pic xmlns:pic="http://schemas.openxmlformats.org/drawingml/2006/picture">
                   <pic:nvPicPr>
-                    <pic:cNvPr id="5" name="Изображение5" descr=""/>
+                    <pic:cNvPr id="5" name="Изображение5"/>
                     <pic:cNvPicPr>
                       <a:picLocks noChangeAspect="1" noChangeArrowheads="1"/>
                     </pic:cNvPicPr>
                   </pic:nvPicPr>
                   <pic:blipFill>
-                    <a:blip r:embed="rId6"/>
+                    <a:blip r:embed="rId8"/>
                     <a:stretch>
                       <a:fillRect/>
                     </a:stretch>
@@ -1878,40 +1569,30 @@
         </w:drawing>
       </w:r>
       <w:r>
-        <w:rPr/>
         <w:t>1. Доменное имя.</w:t>
       </w:r>
     </w:p>
     <w:p>
       <w:pPr>
-        <w:pStyle w:val="Normal"/>
-        <w:spacing w:before="0" w:after="0"/>
-        <w:rPr/>
-      </w:pPr>
-      <w:r>
-        <w:rPr/>
+        <w:spacing w:after="0"/>
+      </w:pPr>
+      <w:r>
         <w:t>4. Время жизни в секундах — это то время, на которое полученную инфу можно сохранить в кэш.</w:t>
       </w:r>
     </w:p>
     <w:p>
       <w:pPr>
-        <w:pStyle w:val="Normal"/>
-        <w:spacing w:before="0" w:after="0"/>
-        <w:rPr/>
-      </w:pPr>
-      <w:r>
-        <w:rPr/>
+        <w:spacing w:after="0"/>
+      </w:pPr>
+      <w:r>
         <w:t>5. Длина данных в байтах (не факт - проверить)</w:t>
       </w:r>
     </w:p>
     <w:p>
       <w:pPr>
-        <w:pStyle w:val="Normal"/>
-        <w:spacing w:before="0" w:after="0"/>
-        <w:rPr/>
-      </w:pPr>
-      <w:r>
-        <w:rPr/>
+        <w:spacing w:after="0"/>
+      </w:pPr>
+      <w:r>
         <w:t xml:space="preserve">6. Данные — как правило </w:t>
       </w:r>
       <w:r>
@@ -1921,20 +1602,19 @@
         <w:t>IP</w:t>
       </w:r>
       <w:r>
-        <w:rPr/>
         <w:t>-адрес для доменного имени.</w:t>
       </w:r>
     </w:p>
     <w:p>
       <w:pPr>
-        <w:pStyle w:val="Normal"/>
-        <w:spacing w:before="0" w:after="0"/>
-        <w:rPr/>
-      </w:pPr>
-      <w:r>
-        <w:rPr/>
+        <w:spacing w:after="0"/>
+      </w:pPr>
+      <w:r>
+        <w:rPr>
+          <w:noProof/>
+        </w:rPr>
         <w:drawing>
-          <wp:anchor behindDoc="0" distT="0" distB="0" distL="0" distR="0" simplePos="0" locked="0" layoutInCell="0" allowOverlap="1" relativeHeight="7">
+          <wp:anchor distT="0" distB="0" distL="0" distR="0" simplePos="0" relativeHeight="7" behindDoc="0" locked="0" layoutInCell="0" allowOverlap="1" wp14:anchorId="1A0240F0" wp14:editId="6381FD65">
             <wp:simplePos x="0" y="0"/>
             <wp:positionH relativeFrom="column">
               <wp:posOffset>3983355</wp:posOffset>
@@ -1945,7 +1625,7 @@
             <wp:extent cx="3305810" cy="2198370"/>
             <wp:effectExtent l="0" t="0" r="0" b="0"/>
             <wp:wrapSquare wrapText="bothSides"/>
-            <wp:docPr id="6" name="Изображение6" descr=""/>
+            <wp:docPr id="6" name="Изображение6"/>
             <wp:cNvGraphicFramePr>
               <a:graphicFrameLocks xmlns:a="http://schemas.openxmlformats.org/drawingml/2006/main" noChangeAspect="1"/>
             </wp:cNvGraphicFramePr>
@@ -1953,13 +1633,13 @@
               <a:graphicData uri="http://schemas.openxmlformats.org/drawingml/2006/picture">
                 <pic:pic xmlns:pic="http://schemas.openxmlformats.org/drawingml/2006/picture">
                   <pic:nvPicPr>
-                    <pic:cNvPr id="6" name="Изображение6" descr=""/>
+                    <pic:cNvPr id="6" name="Изображение6"/>
                     <pic:cNvPicPr>
                       <a:picLocks noChangeAspect="1" noChangeArrowheads="1"/>
                     </pic:cNvPicPr>
                   </pic:nvPicPr>
                   <pic:blipFill>
-                    <a:blip r:embed="rId7"/>
+                    <a:blip r:embed="rId9"/>
                     <a:stretch>
                       <a:fillRect/>
                     </a:stretch>
@@ -1982,129 +1662,73 @@
     </w:p>
     <w:p>
       <w:pPr>
-        <w:pStyle w:val="Normal"/>
-        <w:spacing w:before="0" w:after="0"/>
-        <w:rPr/>
-      </w:pPr>
-      <w:r>
-        <w:rPr/>
-      </w:r>
-    </w:p>
-    <w:p>
-      <w:pPr>
-        <w:pStyle w:val="Normal"/>
-        <w:spacing w:before="0" w:after="0"/>
-        <w:rPr/>
-      </w:pPr>
-      <w:r>
-        <w:rPr/>
-      </w:r>
-    </w:p>
-    <w:p>
-      <w:pPr>
-        <w:pStyle w:val="Normal"/>
-        <w:spacing w:before="0" w:after="0"/>
-        <w:rPr/>
-      </w:pPr>
-      <w:r>
-        <w:rPr/>
-      </w:r>
-    </w:p>
-    <w:p>
-      <w:pPr>
-        <w:pStyle w:val="Normal"/>
-        <w:spacing w:before="0" w:after="0"/>
-        <w:rPr/>
-      </w:pPr>
-      <w:r>
-        <w:rPr/>
-      </w:r>
-    </w:p>
-    <w:p>
-      <w:pPr>
-        <w:pStyle w:val="Normal"/>
-        <w:spacing w:before="0" w:after="0"/>
-        <w:rPr/>
-      </w:pPr>
-      <w:r>
-        <w:rPr/>
-      </w:r>
-    </w:p>
-    <w:p>
-      <w:pPr>
-        <w:pStyle w:val="Normal"/>
-        <w:spacing w:before="0" w:after="0"/>
-        <w:rPr/>
-      </w:pPr>
-      <w:r>
-        <w:rPr/>
-      </w:r>
-    </w:p>
-    <w:p>
-      <w:pPr>
-        <w:pStyle w:val="Normal"/>
-        <w:spacing w:before="0" w:after="0"/>
-        <w:rPr/>
-      </w:pPr>
-      <w:r>
-        <w:rPr/>
-      </w:r>
-    </w:p>
-    <w:p>
-      <w:pPr>
-        <w:pStyle w:val="Normal"/>
-        <w:spacing w:before="0" w:after="0"/>
-        <w:rPr/>
-      </w:pPr>
-      <w:r>
-        <w:rPr/>
-      </w:r>
-    </w:p>
-    <w:p>
-      <w:pPr>
-        <w:pStyle w:val="Normal"/>
-        <w:spacing w:before="0" w:after="0"/>
-        <w:rPr/>
-      </w:pPr>
-      <w:r>
-        <w:rPr/>
-      </w:r>
-    </w:p>
-    <w:p>
-      <w:pPr>
-        <w:pStyle w:val="Normal"/>
-        <w:spacing w:before="0" w:after="0"/>
-        <w:rPr/>
-      </w:pPr>
-      <w:r>
-        <w:rPr/>
-      </w:r>
-    </w:p>
-    <w:p>
-      <w:pPr>
-        <w:pStyle w:val="Normal"/>
-        <w:spacing w:before="0" w:after="0"/>
-        <w:rPr/>
-      </w:pPr>
-      <w:r>
-        <w:rPr/>
+        <w:spacing w:after="0"/>
+      </w:pPr>
+    </w:p>
+    <w:p>
+      <w:pPr>
+        <w:spacing w:after="0"/>
+      </w:pPr>
+    </w:p>
+    <w:p>
+      <w:pPr>
+        <w:spacing w:after="0"/>
+      </w:pPr>
+    </w:p>
+    <w:p>
+      <w:pPr>
+        <w:spacing w:after="0"/>
+      </w:pPr>
+    </w:p>
+    <w:p>
+      <w:pPr>
+        <w:spacing w:after="0"/>
+      </w:pPr>
+    </w:p>
+    <w:p>
+      <w:pPr>
+        <w:spacing w:after="0"/>
+      </w:pPr>
+    </w:p>
+    <w:p>
+      <w:pPr>
+        <w:spacing w:after="0"/>
+      </w:pPr>
+    </w:p>
+    <w:p>
+      <w:pPr>
+        <w:spacing w:after="0"/>
+      </w:pPr>
+    </w:p>
+    <w:p>
+      <w:pPr>
+        <w:spacing w:after="0"/>
+      </w:pPr>
+    </w:p>
+    <w:p>
+      <w:pPr>
+        <w:spacing w:after="0"/>
+      </w:pPr>
+    </w:p>
+    <w:p>
+      <w:pPr>
+        <w:spacing w:after="0"/>
+      </w:pPr>
+      <w:r>
         <w:t>Надежность.</w:t>
       </w:r>
     </w:p>
     <w:p>
       <w:pPr>
-        <w:pStyle w:val="Normal"/>
-        <w:spacing w:before="0" w:after="0"/>
-        <w:rPr/>
-      </w:pPr>
-      <w:r>
-        <w:rPr>
-          <w:lang w:val="en-US"/>
-        </w:rPr>
-        <w:t>DNS</w:t>
-      </w:r>
-      <w:r>
-        <w:rPr/>
+        <w:spacing w:after="0"/>
+      </w:pPr>
+      <w:r>
+        <w:rPr>
+          <w:lang w:val="en-US"/>
+        </w:rPr>
+        <w:t>DNS</w:t>
+      </w:r>
+      <w:r>
         <w:t xml:space="preserve"> решает очень важную задачу в компьютерных сетях – по доменному имени определяет </w:t>
       </w:r>
       <w:r>
@@ -2114,7 +1738,6 @@
         <w:t>IP</w:t>
       </w:r>
       <w:r>
-        <w:rPr/>
         <w:t xml:space="preserve">-адрес. Если в какой-то момент система </w:t>
       </w:r>
       <w:r>
@@ -2124,7 +1747,6 @@
         <w:t>DNS</w:t>
       </w:r>
       <w:r>
-        <w:rPr/>
         <w:t xml:space="preserve"> перестаёт работать, это означает, что пропадает обращение к устройствам сети по их доменным именам, а сможем обращаться только по </w:t>
       </w:r>
       <w:r>
@@ -2134,18 +1756,14 @@
         <w:t>IP</w:t>
       </w:r>
       <w:r>
-        <w:rPr/>
         <w:t>-адресам. В большинстве случаев это практически равнозначно отказу работы сети, все, интернет остановится.</w:t>
       </w:r>
     </w:p>
     <w:p>
       <w:pPr>
-        <w:pStyle w:val="Normal"/>
-        <w:spacing w:before="0" w:after="0"/>
-        <w:rPr/>
-      </w:pPr>
-      <w:r>
-        <w:rPr/>
+        <w:spacing w:after="0"/>
+      </w:pPr>
+      <w:r>
         <w:t xml:space="preserve">Чтобы такого не произошло в </w:t>
       </w:r>
       <w:r>
@@ -2155,18 +1773,14 @@
         <w:t>DNS</w:t>
       </w:r>
       <w:r>
-        <w:rPr/>
         <w:t xml:space="preserve"> обеспечивается надежность:</w:t>
       </w:r>
     </w:p>
     <w:p>
       <w:pPr>
-        <w:pStyle w:val="Normal"/>
-        <w:spacing w:before="0" w:after="0"/>
-        <w:rPr/>
-      </w:pPr>
-      <w:r>
-        <w:rPr/>
+        <w:spacing w:after="0"/>
+      </w:pPr>
+      <w:r>
         <w:t xml:space="preserve">- каждую </w:t>
       </w:r>
       <w:r>
@@ -2176,7 +1790,6 @@
         <w:t>DNS</w:t>
       </w:r>
       <w:r>
-        <w:rPr/>
         <w:t xml:space="preserve"> зону обслуживают несколько серверов – минимум 2, но может быть и более. Причем эти серверы находятся в разных сетях для того, чтобы если одна сеть выйдет из строя, например полностью отключится от интернет, был ещё один сервер или несколько, которые находятся в другой части интернет и к которому можно подключиться и узнать </w:t>
       </w:r>
       <w:r>
@@ -2186,18 +1799,14 @@
         <w:t>IP</w:t>
       </w:r>
       <w:r>
-        <w:rPr/>
         <w:t>-адреса.</w:t>
       </w:r>
     </w:p>
     <w:p>
       <w:pPr>
-        <w:pStyle w:val="Normal"/>
-        <w:spacing w:before="0" w:after="0"/>
-        <w:rPr/>
-      </w:pPr>
-      <w:r>
-        <w:rPr/>
+        <w:spacing w:after="0"/>
+      </w:pPr>
+      <w:r>
         <w:t xml:space="preserve">- если клиент отправил запрос </w:t>
       </w:r>
       <w:r>
@@ -2207,7 +1816,6 @@
         <w:t>DNS</w:t>
       </w:r>
       <w:r>
-        <w:rPr/>
         <w:t xml:space="preserve">-серверу, и он не отвечает на запрос в течении некоторого времени, то клиент отправляет этот запрос другому </w:t>
       </w:r>
       <w:r>
@@ -2217,45 +1825,36 @@
         <w:t>DNS</w:t>
       </w:r>
       <w:r>
-        <w:rPr/>
         <w:t>-серверу, который обслуживает эту же зону.</w:t>
       </w:r>
     </w:p>
     <w:p>
       <w:pPr>
-        <w:pStyle w:val="Normal"/>
-        <w:spacing w:before="0" w:after="0"/>
-        <w:rPr/>
-      </w:pPr>
-      <w:r>
-        <w:rPr/>
-      </w:r>
-    </w:p>
-    <w:p>
-      <w:pPr>
-        <w:pStyle w:val="Normal"/>
-        <w:spacing w:before="0" w:after="0"/>
-        <w:rPr/>
-      </w:pPr>
-      <w:r>
-        <w:rPr/>
+        <w:spacing w:after="0"/>
+      </w:pPr>
+    </w:p>
+    <w:p>
+      <w:pPr>
+        <w:spacing w:after="0"/>
+      </w:pPr>
+      <w:r>
         <w:t xml:space="preserve">Безопасность </w:t>
       </w:r>
       <w:r>
         <w:rPr>
           <w:lang w:val="en-US"/>
         </w:rPr>
-        <w:t>DNS.</w:t>
-      </w:r>
-    </w:p>
-    <w:p>
-      <w:pPr>
-        <w:pStyle w:val="Normal"/>
-        <w:spacing w:before="0" w:after="0"/>
-        <w:rPr/>
-      </w:pPr>
-      <w:r>
-        <w:rPr/>
+        <w:t>DNS</w:t>
+      </w:r>
+      <w:r>
+        <w:t>.</w:t>
+      </w:r>
+    </w:p>
+    <w:p>
+      <w:pPr>
+        <w:spacing w:after="0"/>
+      </w:pPr>
+      <w:r>
         <w:t xml:space="preserve">Надежность в </w:t>
       </w:r>
       <w:r>
@@ -2265,18 +1864,14 @@
         <w:t>DNS</w:t>
       </w:r>
       <w:r>
-        <w:rPr/>
         <w:t xml:space="preserve"> высокая, а безопасность не оч.</w:t>
       </w:r>
     </w:p>
     <w:p>
       <w:pPr>
-        <w:pStyle w:val="Normal"/>
-        <w:spacing w:before="0" w:after="0"/>
-        <w:rPr/>
-      </w:pPr>
-      <w:r>
-        <w:rPr/>
+        <w:spacing w:after="0"/>
+      </w:pPr>
+      <w:r>
         <w:t xml:space="preserve">- Данные в </w:t>
       </w:r>
       <w:r>
@@ -2286,28 +1881,31 @@
         <w:t>DNS</w:t>
       </w:r>
       <w:r>
-        <w:rPr/>
         <w:t xml:space="preserve"> передаются в открытом виде – их можно перехватить, прочитать и изменить. В результате клиент получит неправильные данные.</w:t>
       </w:r>
     </w:p>
     <w:p>
       <w:pPr>
-        <w:pStyle w:val="Normal"/>
-        <w:spacing w:before="0" w:after="0"/>
-        <w:rPr/>
-      </w:pPr>
-      <w:r>
-        <w:rPr/>
-        <w:t xml:space="preserve">- Есть определеные ограничения в работе протокола, из-за чего он уязвим к атакам, например отравление кэша. При атаке отравления кэша злоумышленник отправляет ложные ответы </w:t>
-      </w:r>
-      <w:r>
-        <w:rPr>
-          <w:lang w:val="en-US"/>
-        </w:rPr>
-        <w:t>DNS</w:t>
-      </w:r>
-      <w:r>
-        <w:rPr/>
+        <w:spacing w:after="0"/>
+      </w:pPr>
+      <w:r>
+        <w:t xml:space="preserve">- Есть </w:t>
+      </w:r>
+      <w:proofErr w:type="spellStart"/>
+      <w:r>
+        <w:t>определеные</w:t>
+      </w:r>
+      <w:proofErr w:type="spellEnd"/>
+      <w:r>
+        <w:t xml:space="preserve"> ограничения в работе протокола, из-за чего он уязвим к атакам, например отравление кэша. При атаке отравления кэша злоумышленник отправляет ложные ответы </w:t>
+      </w:r>
+      <w:r>
+        <w:rPr>
+          <w:lang w:val="en-US"/>
+        </w:rPr>
+        <w:t>DNS</w:t>
+      </w:r>
+      <w:r>
         <w:t xml:space="preserve">, где нужному нам доменному имени соответствует неправильный </w:t>
       </w:r>
       <w:r>
@@ -2317,7 +1915,6 @@
         <w:t>IP</w:t>
       </w:r>
       <w:r>
-        <w:rPr/>
         <w:t xml:space="preserve">-адрес. Если данные из такого ответа будут сохранены в кэше, то, каждый раз, когда мы будем обращаться к этому доменному имени, мы будем переходить по неправильному </w:t>
       </w:r>
       <w:r>
@@ -2327,20 +1924,14 @@
         <w:t>IP</w:t>
       </w:r>
       <w:r>
-        <w:rPr/>
         <w:t xml:space="preserve"> адресу.</w:t>
       </w:r>
     </w:p>
     <w:p>
       <w:pPr>
-        <w:pStyle w:val="Normal"/>
-        <w:spacing w:before="0" w:after="0"/>
-        <w:rPr>
-          <w:lang w:val="en-US"/>
-        </w:rPr>
-      </w:pPr>
-      <w:r>
-        <w:rPr/>
+        <w:spacing w:after="0"/>
+      </w:pPr>
+      <w:r>
         <w:t xml:space="preserve">- Чтобы решить эти проблемы, разработаны защищенные протоколы </w:t>
       </w:r>
       <w:r>
@@ -2350,18 +1941,17 @@
         <w:t>DNS</w:t>
       </w:r>
       <w:r>
-        <w:rPr/>
         <w:t>:</w:t>
       </w:r>
     </w:p>
     <w:p>
       <w:pPr>
-        <w:pStyle w:val="Normal"/>
-        <w:spacing w:before="0" w:after="0"/>
-        <w:rPr/>
-      </w:pPr>
-      <w:r>
-        <w:rPr/>
+        <w:spacing w:after="0"/>
+      </w:pPr>
+      <w:r>
+        <w:rPr>
+          <w:lang w:val="en-US"/>
+        </w:rPr>
         <w:t xml:space="preserve">1. </w:t>
       </w:r>
       <w:r>
@@ -2371,7 +1961,9 @@
         <w:t>Domain</w:t>
       </w:r>
       <w:r>
-        <w:rPr/>
+        <w:rPr>
+          <w:lang w:val="en-US"/>
+        </w:rPr>
         <w:t xml:space="preserve"> </w:t>
       </w:r>
       <w:r>
@@ -2381,7 +1973,9 @@
         <w:t>Name</w:t>
       </w:r>
       <w:r>
-        <w:rPr/>
+        <w:rPr>
+          <w:lang w:val="en-US"/>
+        </w:rPr>
         <w:t xml:space="preserve"> </w:t>
       </w:r>
       <w:r>
@@ -2391,7 +1985,9 @@
         <w:t>System</w:t>
       </w:r>
       <w:r>
-        <w:rPr/>
+        <w:rPr>
+          <w:lang w:val="en-US"/>
+        </w:rPr>
         <w:t xml:space="preserve"> </w:t>
       </w:r>
       <w:r>
@@ -2401,7 +1997,9 @@
         <w:t>Security</w:t>
       </w:r>
       <w:r>
-        <w:rPr/>
+        <w:rPr>
+          <w:lang w:val="en-US"/>
+        </w:rPr>
         <w:t xml:space="preserve"> </w:t>
       </w:r>
       <w:r>
@@ -2411,38 +2009,64 @@
         <w:t>Extensions</w:t>
       </w:r>
       <w:r>
-        <w:rPr/>
+        <w:rPr>
+          <w:lang w:val="en-US"/>
+        </w:rPr>
         <w:t xml:space="preserve"> (</w:t>
       </w:r>
+      <w:proofErr w:type="spellStart"/>
       <w:r>
         <w:rPr>
           <w:lang w:val="en-US"/>
         </w:rPr>
         <w:t>DNSSec</w:t>
       </w:r>
-      <w:r>
-        <w:rPr/>
-        <w:t xml:space="preserve">) – безопасное расширение </w:t>
-      </w:r>
-      <w:r>
-        <w:rPr>
-          <w:lang w:val="en-US"/>
-        </w:rPr>
-        <w:t>DNS</w:t>
-      </w:r>
-      <w:r>
-        <w:rPr/>
-        <w:t>. В этом протоколе, чтобы подтвердить подлинность данных используется электронная подпись.</w:t>
-      </w:r>
-    </w:p>
-    <w:p>
-      <w:pPr>
-        <w:pStyle w:val="Normal"/>
-        <w:spacing w:before="0" w:after="0"/>
-        <w:rPr/>
-      </w:pPr>
-      <w:r>
-        <w:rPr/>
+      <w:proofErr w:type="spellEnd"/>
+      <w:r>
+        <w:rPr>
+          <w:lang w:val="en-US"/>
+        </w:rPr>
+        <w:t xml:space="preserve">) – </w:t>
+      </w:r>
+      <w:r>
+        <w:t>безопасное</w:t>
+      </w:r>
+      <w:r>
+        <w:rPr>
+          <w:lang w:val="en-US"/>
+        </w:rPr>
+        <w:t xml:space="preserve"> </w:t>
+      </w:r>
+      <w:r>
+        <w:t>расширение</w:t>
+      </w:r>
+      <w:r>
+        <w:rPr>
+          <w:lang w:val="en-US"/>
+        </w:rPr>
+        <w:t xml:space="preserve"> </w:t>
+      </w:r>
+      <w:r>
+        <w:rPr>
+          <w:lang w:val="en-US"/>
+        </w:rPr>
+        <w:t>DNS</w:t>
+      </w:r>
+      <w:r>
+        <w:rPr>
+          <w:lang w:val="en-US"/>
+        </w:rPr>
+        <w:t xml:space="preserve">. </w:t>
+      </w:r>
+      <w:r>
+        <w:t>В этом протоколе, чтобы подтвердить подлинность данных используется электронная подпись.</w:t>
+      </w:r>
+    </w:p>
+    <w:p>
+      <w:pPr>
+        <w:spacing w:after="0"/>
+      </w:pPr>
+      <w:r>
         <w:t xml:space="preserve">2. </w:t>
       </w:r>
       <w:r>
@@ -2452,7 +2076,6 @@
         <w:t>DNS</w:t>
       </w:r>
       <w:r>
-        <w:rPr/>
         <w:t xml:space="preserve"> </w:t>
       </w:r>
       <w:r>
@@ -2462,7 +2085,6 @@
         <w:t>over</w:t>
       </w:r>
       <w:r>
-        <w:rPr/>
         <w:t xml:space="preserve"> </w:t>
       </w:r>
       <w:r>
@@ -2472,17 +2094,17 @@
         <w:t>HTTPS</w:t>
       </w:r>
       <w:r>
-        <w:rPr/>
         <w:t xml:space="preserve"> (</w:t>
       </w:r>
+      <w:proofErr w:type="spellStart"/>
       <w:r>
         <w:rPr>
           <w:lang w:val="en-US"/>
         </w:rPr>
         <w:t>DoH</w:t>
       </w:r>
-      <w:r>
-        <w:rPr/>
+      <w:proofErr w:type="spellEnd"/>
+      <w:r>
         <w:t xml:space="preserve">) – протокол применяет защищённый протокол </w:t>
       </w:r>
       <w:r>
@@ -2492,18 +2114,14 @@
         <w:t>HTTPS</w:t>
       </w:r>
       <w:r>
-        <w:rPr/>
         <w:t xml:space="preserve"> для передачи данных, и данные шифруются.</w:t>
       </w:r>
     </w:p>
     <w:p>
       <w:pPr>
-        <w:pStyle w:val="Normal"/>
-        <w:spacing w:before="0" w:after="0"/>
-        <w:rPr/>
-      </w:pPr>
-      <w:r>
-        <w:rPr/>
+        <w:spacing w:after="0"/>
+      </w:pPr>
+      <w:r>
         <w:t xml:space="preserve">3. </w:t>
       </w:r>
       <w:r>
@@ -2513,7 +2131,6 @@
         <w:t>DNS</w:t>
       </w:r>
       <w:r>
-        <w:rPr/>
         <w:t xml:space="preserve"> </w:t>
       </w:r>
       <w:r>
@@ -2523,7 +2140,6 @@
         <w:t>over</w:t>
       </w:r>
       <w:r>
-        <w:rPr/>
         <w:t xml:space="preserve"> </w:t>
       </w:r>
       <w:r>
@@ -2533,7 +2149,6 @@
         <w:t>TLS</w:t>
       </w:r>
       <w:r>
-        <w:rPr/>
         <w:t xml:space="preserve"> (</w:t>
       </w:r>
       <w:r>
@@ -2543,7 +2158,6 @@
         <w:t>DoT</w:t>
       </w:r>
       <w:r>
-        <w:rPr/>
         <w:t xml:space="preserve">) – протокол применяет защищённый протокол </w:t>
       </w:r>
       <w:r>
@@ -2553,39 +2167,31 @@
         <w:t>TLS</w:t>
       </w:r>
       <w:r>
-        <w:rPr/>
         <w:t xml:space="preserve"> для передачи данных, и данные шифруются.</w:t>
       </w:r>
     </w:p>
     <w:p>
       <w:pPr>
-        <w:pStyle w:val="Normal"/>
-        <w:spacing w:before="0" w:after="0"/>
-        <w:rPr/>
-      </w:pPr>
-      <w:r>
-        <w:rPr/>
-      </w:r>
+        <w:spacing w:after="0"/>
+      </w:pPr>
     </w:p>
     <w:sectPr>
-      <w:type w:val="nextPage"/>
       <w:pgSz w:w="11906" w:h="16838"/>
-      <w:pgMar w:left="426" w:right="282" w:gutter="0" w:header="0" w:top="284" w:footer="0" w:bottom="284"/>
-      <w:pgNumType w:fmt="decimal"/>
-      <w:formProt w:val="false"/>
-      <w:textDirection w:val="lrTb"/>
-      <w:docGrid w:type="default" w:linePitch="360" w:charSpace="0"/>
+      <w:pgMar w:top="284" w:right="282" w:bottom="284" w:left="426" w:header="0" w:footer="0" w:gutter="0"/>
+      <w:cols w:space="720"/>
+      <w:formProt w:val="0"/>
+      <w:docGrid w:linePitch="360"/>
     </w:sectPr>
   </w:body>
 </w:document>
 </file>
 
 <file path=word/styles.xml><?xml version="1.0" encoding="utf-8"?>
-<w:styles xmlns:w="http://schemas.openxmlformats.org/wordprocessingml/2006/main" xmlns:w14="http://schemas.microsoft.com/office/word/2010/wordml" xmlns:mc="http://schemas.openxmlformats.org/markup-compatibility/2006" mc:Ignorable="w14">
+<w:styles xmlns:mc="http://schemas.openxmlformats.org/markup-compatibility/2006" xmlns:r="http://schemas.openxmlformats.org/officeDocument/2006/relationships" xmlns:w="http://schemas.openxmlformats.org/wordprocessingml/2006/main" xmlns:w14="http://schemas.microsoft.com/office/word/2010/wordml" xmlns:w15="http://schemas.microsoft.com/office/word/2012/wordml" xmlns:w16cex="http://schemas.microsoft.com/office/word/2018/wordml/cex" xmlns:w16cid="http://schemas.microsoft.com/office/word/2016/wordml/cid" xmlns:w16="http://schemas.microsoft.com/office/word/2018/wordml" xmlns:w16du="http://schemas.microsoft.com/office/word/2023/wordml/word16du" xmlns:w16sdtdh="http://schemas.microsoft.com/office/word/2020/wordml/sdtdatahash" xmlns:w16sdtfl="http://schemas.microsoft.com/office/word/2024/wordml/sdtformatlock" xmlns:w16se="http://schemas.microsoft.com/office/word/2015/wordml/symex" mc:Ignorable="w14 w15 w16se w16cid w16 w16cex w16sdtdh w16sdtfl w16du">
   <w:docDefaults>
     <w:rPrDefault>
       <w:rPr>
-        <w:rFonts w:ascii="Aptos" w:hAnsi="Aptos" w:eastAsia="Aptos" w:cs="" w:asciiTheme="minorHAnsi" w:cstheme="minorBidi" w:eastAsiaTheme="minorHAnsi" w:hAnsiTheme="minorHAnsi"/>
+        <w:rFonts w:asciiTheme="minorHAnsi" w:eastAsiaTheme="minorHAnsi" w:hAnsiTheme="minorHAnsi" w:cstheme="minorBidi"/>
         <w:sz w:val="22"/>
         <w:szCs w:val="22"/>
         <w:lang w:val="ru-RU" w:eastAsia="en-US" w:bidi="ar-SA"/>
@@ -2593,21 +2199,21 @@
     </w:rPrDefault>
     <w:pPrDefault>
       <w:pPr>
-        <w:suppressAutoHyphens w:val="true"/>
+        <w:suppressAutoHyphens/>
       </w:pPr>
     </w:pPrDefault>
   </w:docDefaults>
   <w:latentStyles w:defLockedState="0" w:defUIPriority="99" w:defSemiHidden="0" w:defUnhideWhenUsed="0" w:defQFormat="0" w:count="376">
     <w:lsdException w:name="Normal" w:uiPriority="0" w:qFormat="1"/>
     <w:lsdException w:name="heading 1" w:uiPriority="9" w:qFormat="1"/>
-    <w:lsdException w:name="heading 2" w:uiPriority="9" w:semiHidden="1" w:unhideWhenUsed="1" w:qFormat="1"/>
-    <w:lsdException w:name="heading 3" w:uiPriority="9" w:semiHidden="1" w:unhideWhenUsed="1" w:qFormat="1"/>
-    <w:lsdException w:name="heading 4" w:uiPriority="9" w:semiHidden="1" w:unhideWhenUsed="1" w:qFormat="1"/>
-    <w:lsdException w:name="heading 5" w:uiPriority="9" w:semiHidden="1" w:unhideWhenUsed="1" w:qFormat="1"/>
-    <w:lsdException w:name="heading 6" w:uiPriority="9" w:semiHidden="1" w:unhideWhenUsed="1" w:qFormat="1"/>
-    <w:lsdException w:name="heading 7" w:uiPriority="9" w:semiHidden="1" w:unhideWhenUsed="1" w:qFormat="1"/>
-    <w:lsdException w:name="heading 8" w:uiPriority="9" w:semiHidden="1" w:unhideWhenUsed="1" w:qFormat="1"/>
-    <w:lsdException w:name="heading 9" w:uiPriority="9" w:semiHidden="1" w:unhideWhenUsed="1" w:qFormat="1"/>
+    <w:lsdException w:name="heading 2" w:semiHidden="1" w:uiPriority="9" w:unhideWhenUsed="1" w:qFormat="1"/>
+    <w:lsdException w:name="heading 3" w:semiHidden="1" w:uiPriority="9" w:unhideWhenUsed="1" w:qFormat="1"/>
+    <w:lsdException w:name="heading 4" w:semiHidden="1" w:uiPriority="9" w:unhideWhenUsed="1" w:qFormat="1"/>
+    <w:lsdException w:name="heading 5" w:semiHidden="1" w:uiPriority="9" w:unhideWhenUsed="1" w:qFormat="1"/>
+    <w:lsdException w:name="heading 6" w:semiHidden="1" w:uiPriority="9" w:unhideWhenUsed="1" w:qFormat="1"/>
+    <w:lsdException w:name="heading 7" w:semiHidden="1" w:uiPriority="9" w:unhideWhenUsed="1" w:qFormat="1"/>
+    <w:lsdException w:name="heading 8" w:semiHidden="1" w:uiPriority="9" w:unhideWhenUsed="1" w:qFormat="1"/>
+    <w:lsdException w:name="heading 9" w:semiHidden="1" w:uiPriority="9" w:unhideWhenUsed="1" w:qFormat="1"/>
     <w:lsdException w:name="index 1" w:semiHidden="1" w:unhideWhenUsed="1"/>
     <w:lsdException w:name="index 2" w:semiHidden="1" w:unhideWhenUsed="1"/>
     <w:lsdException w:name="index 3" w:semiHidden="1" w:unhideWhenUsed="1"/>
@@ -2617,22 +2223,22 @@
     <w:lsdException w:name="index 7" w:semiHidden="1" w:unhideWhenUsed="1"/>
     <w:lsdException w:name="index 8" w:semiHidden="1" w:unhideWhenUsed="1"/>
     <w:lsdException w:name="index 9" w:semiHidden="1" w:unhideWhenUsed="1"/>
-    <w:lsdException w:name="toc 1" w:uiPriority="39" w:semiHidden="1" w:unhideWhenUsed="1"/>
-    <w:lsdException w:name="toc 2" w:uiPriority="39" w:semiHidden="1" w:unhideWhenUsed="1"/>
-    <w:lsdException w:name="toc 3" w:uiPriority="39" w:semiHidden="1" w:unhideWhenUsed="1"/>
-    <w:lsdException w:name="toc 4" w:uiPriority="39" w:semiHidden="1" w:unhideWhenUsed="1"/>
-    <w:lsdException w:name="toc 5" w:uiPriority="39" w:semiHidden="1" w:unhideWhenUsed="1"/>
-    <w:lsdException w:name="toc 6" w:uiPriority="39" w:semiHidden="1" w:unhideWhenUsed="1"/>
-    <w:lsdException w:name="toc 7" w:uiPriority="39" w:semiHidden="1" w:unhideWhenUsed="1"/>
-    <w:lsdException w:name="toc 8" w:uiPriority="39" w:semiHidden="1" w:unhideWhenUsed="1"/>
-    <w:lsdException w:name="toc 9" w:uiPriority="39" w:semiHidden="1" w:unhideWhenUsed="1"/>
+    <w:lsdException w:name="toc 1" w:semiHidden="1" w:uiPriority="39" w:unhideWhenUsed="1"/>
+    <w:lsdException w:name="toc 2" w:semiHidden="1" w:uiPriority="39" w:unhideWhenUsed="1"/>
+    <w:lsdException w:name="toc 3" w:semiHidden="1" w:uiPriority="39" w:unhideWhenUsed="1"/>
+    <w:lsdException w:name="toc 4" w:semiHidden="1" w:uiPriority="39" w:unhideWhenUsed="1"/>
+    <w:lsdException w:name="toc 5" w:semiHidden="1" w:uiPriority="39" w:unhideWhenUsed="1"/>
+    <w:lsdException w:name="toc 6" w:semiHidden="1" w:uiPriority="39" w:unhideWhenUsed="1"/>
+    <w:lsdException w:name="toc 7" w:semiHidden="1" w:uiPriority="39" w:unhideWhenUsed="1"/>
+    <w:lsdException w:name="toc 8" w:semiHidden="1" w:uiPriority="39" w:unhideWhenUsed="1"/>
+    <w:lsdException w:name="toc 9" w:semiHidden="1" w:uiPriority="39" w:unhideWhenUsed="1"/>
     <w:lsdException w:name="Normal Indent" w:semiHidden="1" w:unhideWhenUsed="1"/>
     <w:lsdException w:name="footnote text" w:semiHidden="1" w:unhideWhenUsed="1"/>
     <w:lsdException w:name="annotation text" w:semiHidden="1" w:unhideWhenUsed="1"/>
     <w:lsdException w:name="header" w:semiHidden="1" w:unhideWhenUsed="1"/>
     <w:lsdException w:name="footer" w:semiHidden="1" w:unhideWhenUsed="1"/>
     <w:lsdException w:name="index heading" w:semiHidden="1" w:unhideWhenUsed="1"/>
-    <w:lsdException w:name="caption" w:uiPriority="35" w:semiHidden="1" w:unhideWhenUsed="1" w:qFormat="1"/>
+    <w:lsdException w:name="caption" w:semiHidden="1" w:uiPriority="35" w:unhideWhenUsed="1" w:qFormat="1"/>
     <w:lsdException w:name="table of figures" w:semiHidden="1" w:unhideWhenUsed="1"/>
     <w:lsdException w:name="envelope address" w:semiHidden="1" w:unhideWhenUsed="1"/>
     <w:lsdException w:name="envelope return" w:semiHidden="1" w:unhideWhenUsed="1"/>
@@ -2663,7 +2269,7 @@
     <w:lsdException w:name="Title" w:uiPriority="10" w:qFormat="1"/>
     <w:lsdException w:name="Closing" w:semiHidden="1" w:unhideWhenUsed="1"/>
     <w:lsdException w:name="Signature" w:semiHidden="1" w:unhideWhenUsed="1"/>
-    <w:lsdException w:name="Default Paragraph Font" w:uiPriority="1" w:semiHidden="1" w:unhideWhenUsed="1"/>
+    <w:lsdException w:name="Default Paragraph Font" w:semiHidden="1" w:uiPriority="1" w:unhideWhenUsed="1"/>
     <w:lsdException w:name="Body Text" w:semiHidden="1" w:unhideWhenUsed="1"/>
     <w:lsdException w:name="Body Text Indent" w:semiHidden="1" w:unhideWhenUsed="1"/>
     <w:lsdException w:name="List Continue" w:semiHidden="1" w:unhideWhenUsed="1"/>
@@ -2863,8 +2469,8 @@
     <w:lsdException w:name="Subtle Reference" w:uiPriority="31" w:qFormat="1"/>
     <w:lsdException w:name="Intense Reference" w:uiPriority="32" w:qFormat="1"/>
     <w:lsdException w:name="Book Title" w:uiPriority="33" w:qFormat="1"/>
-    <w:lsdException w:name="Bibliography" w:uiPriority="37" w:semiHidden="1" w:unhideWhenUsed="1"/>
-    <w:lsdException w:name="TOC Heading" w:uiPriority="39" w:semiHidden="1" w:unhideWhenUsed="1" w:qFormat="1"/>
+    <w:lsdException w:name="Bibliography" w:semiHidden="1" w:uiPriority="37" w:unhideWhenUsed="1"/>
+    <w:lsdException w:name="TOC Heading" w:semiHidden="1" w:uiPriority="39" w:unhideWhenUsed="1" w:qFormat="1"/>
     <w:lsdException w:name="Plain Table 1" w:uiPriority="41"/>
     <w:lsdException w:name="Plain Table 2" w:uiPriority="42"/>
     <w:lsdException w:name="Plain Table 3" w:uiPriority="43"/>
@@ -2975,505 +2581,529 @@
     <w:lsdException w:name="Unresolved Mention" w:semiHidden="1" w:unhideWhenUsed="1"/>
     <w:lsdException w:name="Smart Link" w:semiHidden="1" w:unhideWhenUsed="1"/>
   </w:latentStyles>
-  <w:style w:type="paragraph" w:styleId="Normal" w:default="1">
+  <w:style w:type="paragraph" w:default="1" w:styleId="a">
     <w:name w:val="Normal"/>
     <w:qFormat/>
-    <w:rsid w:val="00b915b7"/>
+    <w:rsid w:val="00B915B7"/>
     <w:pPr>
-      <w:widowControl/>
-      <w:suppressAutoHyphens w:val="true"/>
-      <w:bidi w:val="0"/>
-      <w:spacing w:before="0" w:after="160"/>
-      <w:jc w:val="left"/>
+      <w:spacing w:after="160"/>
     </w:pPr>
     <w:rPr>
-      <w:rFonts w:ascii="Times New Roman" w:hAnsi="Times New Roman" w:eastAsia="Aptos" w:cs="" w:cstheme="minorBidi" w:eastAsiaTheme="minorHAnsi"/>
-      <w:color w:val="auto"/>
-      <w:kern w:val="0"/>
+      <w:rFonts w:ascii="Times New Roman" w:hAnsi="Times New Roman"/>
       <w:sz w:val="28"/>
-      <w:szCs w:val="22"/>
-      <w:lang w:val="ru-RU" w:eastAsia="en-US" w:bidi="ar-SA"/>
     </w:rPr>
   </w:style>
-  <w:style w:type="paragraph" w:styleId="Heading1">
-    <w:name w:val="Heading 1"/>
-    <w:basedOn w:val="Normal"/>
-    <w:next w:val="Normal"/>
-    <w:link w:val="1"/>
+  <w:style w:type="paragraph" w:styleId="1">
+    <w:name w:val="heading 1"/>
+    <w:basedOn w:val="a"/>
+    <w:next w:val="a"/>
+    <w:link w:val="10"/>
     <w:uiPriority w:val="9"/>
     <w:qFormat/>
-    <w:rsid w:val="00bd76b9"/>
+    <w:rsid w:val="00BD76B9"/>
     <w:pPr>
-      <w:keepNext w:val="true"/>
+      <w:keepNext/>
       <w:keepLines/>
       <w:spacing w:before="360" w:after="80"/>
       <w:outlineLvl w:val="0"/>
     </w:pPr>
     <w:rPr>
-      <w:rFonts w:ascii="Aptos Display" w:hAnsi="Aptos Display" w:eastAsia="" w:cs="" w:asciiTheme="majorHAnsi" w:cstheme="majorBidi" w:eastAsiaTheme="majorEastAsia" w:hAnsiTheme="majorHAnsi"/>
-      <w:color w:themeColor="accent1" w:themeShade="bf" w:val="2E74B5"/>
+      <w:rFonts w:asciiTheme="majorHAnsi" w:eastAsiaTheme="majorEastAsia" w:hAnsiTheme="majorHAnsi" w:cstheme="majorBidi"/>
+      <w:color w:val="2E74B5" w:themeColor="accent1" w:themeShade="BF"/>
       <w:sz w:val="40"/>
       <w:szCs w:val="40"/>
     </w:rPr>
   </w:style>
-  <w:style w:type="paragraph" w:styleId="Heading2">
-    <w:name w:val="Heading 2"/>
-    <w:basedOn w:val="Normal"/>
-    <w:next w:val="Normal"/>
-    <w:link w:val="2"/>
+  <w:style w:type="paragraph" w:styleId="2">
+    <w:name w:val="heading 2"/>
+    <w:basedOn w:val="a"/>
+    <w:next w:val="a"/>
+    <w:link w:val="20"/>
     <w:uiPriority w:val="9"/>
     <w:semiHidden/>
     <w:unhideWhenUsed/>
     <w:qFormat/>
-    <w:rsid w:val="00bd76b9"/>
+    <w:rsid w:val="00BD76B9"/>
     <w:pPr>
-      <w:keepNext w:val="true"/>
+      <w:keepNext/>
       <w:keepLines/>
       <w:spacing w:before="160" w:after="80"/>
       <w:outlineLvl w:val="1"/>
     </w:pPr>
     <w:rPr>
-      <w:rFonts w:ascii="Aptos Display" w:hAnsi="Aptos Display" w:eastAsia="" w:cs="" w:asciiTheme="majorHAnsi" w:cstheme="majorBidi" w:eastAsiaTheme="majorEastAsia" w:hAnsiTheme="majorHAnsi"/>
-      <w:color w:themeColor="accent1" w:themeShade="bf" w:val="2E74B5"/>
+      <w:rFonts w:asciiTheme="majorHAnsi" w:eastAsiaTheme="majorEastAsia" w:hAnsiTheme="majorHAnsi" w:cstheme="majorBidi"/>
+      <w:color w:val="2E74B5" w:themeColor="accent1" w:themeShade="BF"/>
       <w:sz w:val="32"/>
       <w:szCs w:val="32"/>
     </w:rPr>
   </w:style>
-  <w:style w:type="paragraph" w:styleId="Heading3">
-    <w:name w:val="Heading 3"/>
-    <w:basedOn w:val="Normal"/>
-    <w:next w:val="Normal"/>
-    <w:link w:val="3"/>
+  <w:style w:type="paragraph" w:styleId="3">
+    <w:name w:val="heading 3"/>
+    <w:basedOn w:val="a"/>
+    <w:next w:val="a"/>
+    <w:link w:val="30"/>
     <w:uiPriority w:val="9"/>
     <w:semiHidden/>
     <w:unhideWhenUsed/>
     <w:qFormat/>
-    <w:rsid w:val="00bd76b9"/>
+    <w:rsid w:val="00BD76B9"/>
     <w:pPr>
-      <w:keepNext w:val="true"/>
+      <w:keepNext/>
       <w:keepLines/>
       <w:spacing w:before="160" w:after="80"/>
       <w:outlineLvl w:val="2"/>
     </w:pPr>
     <w:rPr>
-      <w:rFonts w:ascii="Aptos" w:hAnsi="Aptos" w:eastAsia="" w:cs="" w:asciiTheme="minorHAnsi" w:cstheme="majorBidi" w:eastAsiaTheme="majorEastAsia" w:hAnsiTheme="minorHAnsi"/>
-      <w:color w:themeColor="accent1" w:themeShade="bf" w:val="2E74B5"/>
+      <w:rFonts w:asciiTheme="minorHAnsi" w:eastAsiaTheme="majorEastAsia" w:hAnsiTheme="minorHAnsi" w:cstheme="majorBidi"/>
+      <w:color w:val="2E74B5" w:themeColor="accent1" w:themeShade="BF"/>
       <w:szCs w:val="28"/>
     </w:rPr>
   </w:style>
-  <w:style w:type="paragraph" w:styleId="Heading4">
-    <w:name w:val="Heading 4"/>
-    <w:basedOn w:val="Normal"/>
-    <w:next w:val="Normal"/>
-    <w:link w:val="4"/>
+  <w:style w:type="paragraph" w:styleId="4">
+    <w:name w:val="heading 4"/>
+    <w:basedOn w:val="a"/>
+    <w:next w:val="a"/>
+    <w:link w:val="40"/>
     <w:uiPriority w:val="9"/>
     <w:semiHidden/>
     <w:unhideWhenUsed/>
     <w:qFormat/>
-    <w:rsid w:val="00bd76b9"/>
+    <w:rsid w:val="00BD76B9"/>
     <w:pPr>
-      <w:keepNext w:val="true"/>
+      <w:keepNext/>
       <w:keepLines/>
       <w:spacing w:before="80" w:after="40"/>
       <w:outlineLvl w:val="3"/>
     </w:pPr>
     <w:rPr>
-      <w:rFonts w:ascii="Aptos" w:hAnsi="Aptos" w:eastAsia="" w:cs="" w:asciiTheme="minorHAnsi" w:cstheme="majorBidi" w:eastAsiaTheme="majorEastAsia" w:hAnsiTheme="minorHAnsi"/>
+      <w:rFonts w:asciiTheme="minorHAnsi" w:eastAsiaTheme="majorEastAsia" w:hAnsiTheme="minorHAnsi" w:cstheme="majorBidi"/>
       <w:i/>
       <w:iCs/>
-      <w:color w:themeColor="accent1" w:themeShade="bf" w:val="2E74B5"/>
+      <w:color w:val="2E74B5" w:themeColor="accent1" w:themeShade="BF"/>
     </w:rPr>
   </w:style>
-  <w:style w:type="paragraph" w:styleId="Heading5">
-    <w:name w:val="Heading 5"/>
-    <w:basedOn w:val="Normal"/>
-    <w:next w:val="Normal"/>
-    <w:link w:val="5"/>
+  <w:style w:type="paragraph" w:styleId="5">
+    <w:name w:val="heading 5"/>
+    <w:basedOn w:val="a"/>
+    <w:next w:val="a"/>
+    <w:link w:val="50"/>
     <w:uiPriority w:val="9"/>
     <w:semiHidden/>
     <w:unhideWhenUsed/>
     <w:qFormat/>
-    <w:rsid w:val="00bd76b9"/>
+    <w:rsid w:val="00BD76B9"/>
     <w:pPr>
-      <w:keepNext w:val="true"/>
+      <w:keepNext/>
       <w:keepLines/>
       <w:spacing w:before="80" w:after="40"/>
       <w:outlineLvl w:val="4"/>
     </w:pPr>
     <w:rPr>
-      <w:rFonts w:ascii="Aptos" w:hAnsi="Aptos" w:eastAsia="" w:cs="" w:asciiTheme="minorHAnsi" w:cstheme="majorBidi" w:eastAsiaTheme="majorEastAsia" w:hAnsiTheme="minorHAnsi"/>
-      <w:color w:themeColor="accent1" w:themeShade="bf" w:val="2E74B5"/>
+      <w:rFonts w:asciiTheme="minorHAnsi" w:eastAsiaTheme="majorEastAsia" w:hAnsiTheme="minorHAnsi" w:cstheme="majorBidi"/>
+      <w:color w:val="2E74B5" w:themeColor="accent1" w:themeShade="BF"/>
     </w:rPr>
   </w:style>
-  <w:style w:type="paragraph" w:styleId="Heading6">
-    <w:name w:val="Heading 6"/>
-    <w:basedOn w:val="Normal"/>
-    <w:next w:val="Normal"/>
-    <w:link w:val="6"/>
+  <w:style w:type="paragraph" w:styleId="6">
+    <w:name w:val="heading 6"/>
+    <w:basedOn w:val="a"/>
+    <w:next w:val="a"/>
+    <w:link w:val="60"/>
     <w:uiPriority w:val="9"/>
     <w:semiHidden/>
     <w:unhideWhenUsed/>
     <w:qFormat/>
-    <w:rsid w:val="00bd76b9"/>
+    <w:rsid w:val="00BD76B9"/>
     <w:pPr>
-      <w:keepNext w:val="true"/>
+      <w:keepNext/>
       <w:keepLines/>
       <w:spacing w:before="40" w:after="0"/>
       <w:outlineLvl w:val="5"/>
     </w:pPr>
     <w:rPr>
-      <w:rFonts w:ascii="Aptos" w:hAnsi="Aptos" w:eastAsia="" w:cs="" w:asciiTheme="minorHAnsi" w:cstheme="majorBidi" w:eastAsiaTheme="majorEastAsia" w:hAnsiTheme="minorHAnsi"/>
+      <w:rFonts w:asciiTheme="minorHAnsi" w:eastAsiaTheme="majorEastAsia" w:hAnsiTheme="minorHAnsi" w:cstheme="majorBidi"/>
       <w:i/>
       <w:iCs/>
-      <w:color w:themeColor="text1" w:themeTint="a6" w:val="595959"/>
+      <w:color w:val="595959" w:themeColor="text1" w:themeTint="A6"/>
     </w:rPr>
   </w:style>
-  <w:style w:type="paragraph" w:styleId="Heading7">
-    <w:name w:val="Heading 7"/>
-    <w:basedOn w:val="Normal"/>
-    <w:next w:val="Normal"/>
-    <w:link w:val="7"/>
+  <w:style w:type="paragraph" w:styleId="7">
+    <w:name w:val="heading 7"/>
+    <w:basedOn w:val="a"/>
+    <w:next w:val="a"/>
+    <w:link w:val="70"/>
     <w:uiPriority w:val="9"/>
     <w:semiHidden/>
     <w:unhideWhenUsed/>
     <w:qFormat/>
-    <w:rsid w:val="00bd76b9"/>
+    <w:rsid w:val="00BD76B9"/>
     <w:pPr>
-      <w:keepNext w:val="true"/>
+      <w:keepNext/>
       <w:keepLines/>
       <w:spacing w:before="40" w:after="0"/>
       <w:outlineLvl w:val="6"/>
     </w:pPr>
     <w:rPr>
-      <w:rFonts w:ascii="Aptos" w:hAnsi="Aptos" w:eastAsia="" w:cs="" w:asciiTheme="minorHAnsi" w:cstheme="majorBidi" w:eastAsiaTheme="majorEastAsia" w:hAnsiTheme="minorHAnsi"/>
-      <w:color w:themeColor="text1" w:themeTint="a6" w:val="595959"/>
+      <w:rFonts w:asciiTheme="minorHAnsi" w:eastAsiaTheme="majorEastAsia" w:hAnsiTheme="minorHAnsi" w:cstheme="majorBidi"/>
+      <w:color w:val="595959" w:themeColor="text1" w:themeTint="A6"/>
     </w:rPr>
   </w:style>
-  <w:style w:type="paragraph" w:styleId="Heading8">
-    <w:name w:val="Heading 8"/>
-    <w:basedOn w:val="Normal"/>
-    <w:next w:val="Normal"/>
-    <w:link w:val="8"/>
+  <w:style w:type="paragraph" w:styleId="8">
+    <w:name w:val="heading 8"/>
+    <w:basedOn w:val="a"/>
+    <w:next w:val="a"/>
+    <w:link w:val="80"/>
     <w:uiPriority w:val="9"/>
     <w:semiHidden/>
     <w:unhideWhenUsed/>
     <w:qFormat/>
-    <w:rsid w:val="00bd76b9"/>
+    <w:rsid w:val="00BD76B9"/>
     <w:pPr>
-      <w:keepNext w:val="true"/>
+      <w:keepNext/>
       <w:keepLines/>
-      <w:spacing w:before="0" w:after="0"/>
+      <w:spacing w:after="0"/>
       <w:outlineLvl w:val="7"/>
     </w:pPr>
     <w:rPr>
-      <w:rFonts w:ascii="Aptos" w:hAnsi="Aptos" w:eastAsia="" w:cs="" w:asciiTheme="minorHAnsi" w:cstheme="majorBidi" w:eastAsiaTheme="majorEastAsia" w:hAnsiTheme="minorHAnsi"/>
+      <w:rFonts w:asciiTheme="minorHAnsi" w:eastAsiaTheme="majorEastAsia" w:hAnsiTheme="minorHAnsi" w:cstheme="majorBidi"/>
       <w:i/>
       <w:iCs/>
-      <w:color w:themeColor="text1" w:themeTint="d8" w:val="272727"/>
+      <w:color w:val="272727" w:themeColor="text1" w:themeTint="D8"/>
     </w:rPr>
   </w:style>
-  <w:style w:type="paragraph" w:styleId="Heading9">
-    <w:name w:val="Heading 9"/>
-    <w:basedOn w:val="Normal"/>
-    <w:next w:val="Normal"/>
-    <w:link w:val="9"/>
+  <w:style w:type="paragraph" w:styleId="9">
+    <w:name w:val="heading 9"/>
+    <w:basedOn w:val="a"/>
+    <w:next w:val="a"/>
+    <w:link w:val="90"/>
     <w:uiPriority w:val="9"/>
     <w:semiHidden/>
     <w:unhideWhenUsed/>
     <w:qFormat/>
-    <w:rsid w:val="00bd76b9"/>
+    <w:rsid w:val="00BD76B9"/>
     <w:pPr>
-      <w:keepNext w:val="true"/>
+      <w:keepNext/>
       <w:keepLines/>
-      <w:spacing w:before="0" w:after="0"/>
+      <w:spacing w:after="0"/>
       <w:outlineLvl w:val="8"/>
     </w:pPr>
     <w:rPr>
-      <w:rFonts w:ascii="Aptos" w:hAnsi="Aptos" w:eastAsia="" w:cs="" w:asciiTheme="minorHAnsi" w:cstheme="majorBidi" w:eastAsiaTheme="majorEastAsia" w:hAnsiTheme="minorHAnsi"/>
-      <w:color w:themeColor="text1" w:themeTint="d8" w:val="272727"/>
+      <w:rFonts w:asciiTheme="minorHAnsi" w:eastAsiaTheme="majorEastAsia" w:hAnsiTheme="minorHAnsi" w:cstheme="majorBidi"/>
+      <w:color w:val="272727" w:themeColor="text1" w:themeTint="D8"/>
     </w:rPr>
   </w:style>
-  <w:style w:type="character" w:styleId="DefaultParagraphFont" w:default="1">
+  <w:style w:type="character" w:default="1" w:styleId="a0">
     <w:name w:val="Default Paragraph Font"/>
     <w:uiPriority w:val="1"/>
     <w:semiHidden/>
     <w:unhideWhenUsed/>
-    <w:qFormat/>
-    <w:rPr/>
-  </w:style>
-  <w:style w:type="character" w:styleId="1" w:customStyle="1">
+  </w:style>
+  <w:style w:type="table" w:default="1" w:styleId="a1">
+    <w:name w:val="Normal Table"/>
+    <w:uiPriority w:val="99"/>
+    <w:semiHidden/>
+    <w:unhideWhenUsed/>
+    <w:tblPr>
+      <w:tblInd w:w="0" w:type="dxa"/>
+      <w:tblCellMar>
+        <w:top w:w="0" w:type="dxa"/>
+        <w:left w:w="108" w:type="dxa"/>
+        <w:bottom w:w="0" w:type="dxa"/>
+        <w:right w:w="108" w:type="dxa"/>
+      </w:tblCellMar>
+    </w:tblPr>
+  </w:style>
+  <w:style w:type="numbering" w:default="1" w:styleId="a2">
+    <w:name w:val="No List"/>
+    <w:uiPriority w:val="99"/>
+    <w:semiHidden/>
+    <w:unhideWhenUsed/>
+  </w:style>
+  <w:style w:type="character" w:customStyle="1" w:styleId="10">
     <w:name w:val="Заголовок 1 Знак"/>
-    <w:basedOn w:val="DefaultParagraphFont"/>
+    <w:basedOn w:val="a0"/>
+    <w:link w:val="1"/>
     <w:uiPriority w:val="9"/>
     <w:qFormat/>
-    <w:rsid w:val="00bd76b9"/>
+    <w:rsid w:val="00BD76B9"/>
     <w:rPr>
-      <w:rFonts w:ascii="Aptos Display" w:hAnsi="Aptos Display" w:eastAsia="" w:cs="" w:asciiTheme="majorHAnsi" w:cstheme="majorBidi" w:eastAsiaTheme="majorEastAsia" w:hAnsiTheme="majorHAnsi"/>
-      <w:color w:themeColor="accent1" w:themeShade="bf" w:val="2E74B5"/>
+      <w:rFonts w:asciiTheme="majorHAnsi" w:eastAsiaTheme="majorEastAsia" w:hAnsiTheme="majorHAnsi" w:cstheme="majorBidi"/>
+      <w:color w:val="2E74B5" w:themeColor="accent1" w:themeShade="BF"/>
       <w:sz w:val="40"/>
       <w:szCs w:val="40"/>
     </w:rPr>
   </w:style>
-  <w:style w:type="character" w:styleId="2" w:customStyle="1">
+  <w:style w:type="character" w:customStyle="1" w:styleId="20">
     <w:name w:val="Заголовок 2 Знак"/>
-    <w:basedOn w:val="DefaultParagraphFont"/>
+    <w:basedOn w:val="a0"/>
+    <w:link w:val="2"/>
     <w:uiPriority w:val="9"/>
     <w:semiHidden/>
     <w:qFormat/>
-    <w:rsid w:val="00bd76b9"/>
+    <w:rsid w:val="00BD76B9"/>
     <w:rPr>
-      <w:rFonts w:ascii="Aptos Display" w:hAnsi="Aptos Display" w:eastAsia="" w:cs="" w:asciiTheme="majorHAnsi" w:cstheme="majorBidi" w:eastAsiaTheme="majorEastAsia" w:hAnsiTheme="majorHAnsi"/>
-      <w:color w:themeColor="accent1" w:themeShade="bf" w:val="2E74B5"/>
+      <w:rFonts w:asciiTheme="majorHAnsi" w:eastAsiaTheme="majorEastAsia" w:hAnsiTheme="majorHAnsi" w:cstheme="majorBidi"/>
+      <w:color w:val="2E74B5" w:themeColor="accent1" w:themeShade="BF"/>
       <w:sz w:val="32"/>
       <w:szCs w:val="32"/>
     </w:rPr>
   </w:style>
-  <w:style w:type="character" w:styleId="3" w:customStyle="1">
+  <w:style w:type="character" w:customStyle="1" w:styleId="30">
     <w:name w:val="Заголовок 3 Знак"/>
-    <w:basedOn w:val="DefaultParagraphFont"/>
+    <w:basedOn w:val="a0"/>
+    <w:link w:val="3"/>
     <w:uiPriority w:val="9"/>
     <w:semiHidden/>
     <w:qFormat/>
-    <w:rsid w:val="00bd76b9"/>
+    <w:rsid w:val="00BD76B9"/>
     <w:rPr>
-      <w:rFonts w:eastAsia="" w:cs="" w:cstheme="majorBidi" w:eastAsiaTheme="majorEastAsia"/>
-      <w:color w:themeColor="accent1" w:themeShade="bf" w:val="2E74B5"/>
+      <w:rFonts w:eastAsiaTheme="majorEastAsia" w:cstheme="majorBidi"/>
+      <w:color w:val="2E74B5" w:themeColor="accent1" w:themeShade="BF"/>
       <w:sz w:val="28"/>
       <w:szCs w:val="28"/>
     </w:rPr>
   </w:style>
-  <w:style w:type="character" w:styleId="4" w:customStyle="1">
+  <w:style w:type="character" w:customStyle="1" w:styleId="40">
     <w:name w:val="Заголовок 4 Знак"/>
-    <w:basedOn w:val="DefaultParagraphFont"/>
+    <w:basedOn w:val="a0"/>
+    <w:link w:val="4"/>
     <w:uiPriority w:val="9"/>
     <w:semiHidden/>
     <w:qFormat/>
-    <w:rsid w:val="00bd76b9"/>
+    <w:rsid w:val="00BD76B9"/>
     <w:rPr>
-      <w:rFonts w:eastAsia="" w:cs="" w:cstheme="majorBidi" w:eastAsiaTheme="majorEastAsia"/>
+      <w:rFonts w:eastAsiaTheme="majorEastAsia" w:cstheme="majorBidi"/>
       <w:i/>
       <w:iCs/>
-      <w:color w:themeColor="accent1" w:themeShade="bf" w:val="2E74B5"/>
+      <w:color w:val="2E74B5" w:themeColor="accent1" w:themeShade="BF"/>
       <w:sz w:val="28"/>
     </w:rPr>
   </w:style>
-  <w:style w:type="character" w:styleId="5" w:customStyle="1">
+  <w:style w:type="character" w:customStyle="1" w:styleId="50">
     <w:name w:val="Заголовок 5 Знак"/>
-    <w:basedOn w:val="DefaultParagraphFont"/>
+    <w:basedOn w:val="a0"/>
+    <w:link w:val="5"/>
     <w:uiPriority w:val="9"/>
     <w:semiHidden/>
     <w:qFormat/>
-    <w:rsid w:val="00bd76b9"/>
+    <w:rsid w:val="00BD76B9"/>
     <w:rPr>
-      <w:rFonts w:eastAsia="" w:cs="" w:cstheme="majorBidi" w:eastAsiaTheme="majorEastAsia"/>
-      <w:color w:themeColor="accent1" w:themeShade="bf" w:val="2E74B5"/>
+      <w:rFonts w:eastAsiaTheme="majorEastAsia" w:cstheme="majorBidi"/>
+      <w:color w:val="2E74B5" w:themeColor="accent1" w:themeShade="BF"/>
       <w:sz w:val="28"/>
     </w:rPr>
   </w:style>
-  <w:style w:type="character" w:styleId="6" w:customStyle="1">
+  <w:style w:type="character" w:customStyle="1" w:styleId="60">
     <w:name w:val="Заголовок 6 Знак"/>
-    <w:basedOn w:val="DefaultParagraphFont"/>
+    <w:basedOn w:val="a0"/>
+    <w:link w:val="6"/>
     <w:uiPriority w:val="9"/>
     <w:semiHidden/>
     <w:qFormat/>
-    <w:rsid w:val="00bd76b9"/>
+    <w:rsid w:val="00BD76B9"/>
     <w:rPr>
-      <w:rFonts w:eastAsia="" w:cs="" w:cstheme="majorBidi" w:eastAsiaTheme="majorEastAsia"/>
+      <w:rFonts w:eastAsiaTheme="majorEastAsia" w:cstheme="majorBidi"/>
       <w:i/>
       <w:iCs/>
-      <w:color w:themeColor="text1" w:themeTint="a6" w:val="595959"/>
+      <w:color w:val="595959" w:themeColor="text1" w:themeTint="A6"/>
       <w:sz w:val="28"/>
     </w:rPr>
   </w:style>
-  <w:style w:type="character" w:styleId="7" w:customStyle="1">
+  <w:style w:type="character" w:customStyle="1" w:styleId="70">
     <w:name w:val="Заголовок 7 Знак"/>
-    <w:basedOn w:val="DefaultParagraphFont"/>
+    <w:basedOn w:val="a0"/>
+    <w:link w:val="7"/>
     <w:uiPriority w:val="9"/>
     <w:semiHidden/>
     <w:qFormat/>
-    <w:rsid w:val="00bd76b9"/>
+    <w:rsid w:val="00BD76B9"/>
     <w:rPr>
-      <w:rFonts w:eastAsia="" w:cs="" w:cstheme="majorBidi" w:eastAsiaTheme="majorEastAsia"/>
-      <w:color w:themeColor="text1" w:themeTint="a6" w:val="595959"/>
+      <w:rFonts w:eastAsiaTheme="majorEastAsia" w:cstheme="majorBidi"/>
+      <w:color w:val="595959" w:themeColor="text1" w:themeTint="A6"/>
       <w:sz w:val="28"/>
     </w:rPr>
   </w:style>
-  <w:style w:type="character" w:styleId="8" w:customStyle="1">
+  <w:style w:type="character" w:customStyle="1" w:styleId="80">
     <w:name w:val="Заголовок 8 Знак"/>
-    <w:basedOn w:val="DefaultParagraphFont"/>
+    <w:basedOn w:val="a0"/>
+    <w:link w:val="8"/>
     <w:uiPriority w:val="9"/>
     <w:semiHidden/>
     <w:qFormat/>
-    <w:rsid w:val="00bd76b9"/>
+    <w:rsid w:val="00BD76B9"/>
     <w:rPr>
-      <w:rFonts w:eastAsia="" w:cs="" w:cstheme="majorBidi" w:eastAsiaTheme="majorEastAsia"/>
+      <w:rFonts w:eastAsiaTheme="majorEastAsia" w:cstheme="majorBidi"/>
       <w:i/>
       <w:iCs/>
-      <w:color w:themeColor="text1" w:themeTint="d8" w:val="272727"/>
+      <w:color w:val="272727" w:themeColor="text1" w:themeTint="D8"/>
       <w:sz w:val="28"/>
     </w:rPr>
   </w:style>
-  <w:style w:type="character" w:styleId="9" w:customStyle="1">
+  <w:style w:type="character" w:customStyle="1" w:styleId="90">
     <w:name w:val="Заголовок 9 Знак"/>
-    <w:basedOn w:val="DefaultParagraphFont"/>
+    <w:basedOn w:val="a0"/>
+    <w:link w:val="9"/>
     <w:uiPriority w:val="9"/>
     <w:semiHidden/>
     <w:qFormat/>
-    <w:rsid w:val="00bd76b9"/>
+    <w:rsid w:val="00BD76B9"/>
     <w:rPr>
-      <w:rFonts w:eastAsia="" w:cs="" w:cstheme="majorBidi" w:eastAsiaTheme="majorEastAsia"/>
-      <w:color w:themeColor="text1" w:themeTint="d8" w:val="272727"/>
+      <w:rFonts w:eastAsiaTheme="majorEastAsia" w:cstheme="majorBidi"/>
+      <w:color w:val="272727" w:themeColor="text1" w:themeTint="D8"/>
       <w:sz w:val="28"/>
     </w:rPr>
   </w:style>
-  <w:style w:type="character" w:styleId="Style5" w:customStyle="1">
+  <w:style w:type="character" w:customStyle="1" w:styleId="a3">
     <w:name w:val="Заголовок Знак"/>
-    <w:basedOn w:val="DefaultParagraphFont"/>
+    <w:basedOn w:val="a0"/>
+    <w:link w:val="a4"/>
     <w:uiPriority w:val="10"/>
     <w:qFormat/>
-    <w:rsid w:val="00bd76b9"/>
+    <w:rsid w:val="00BD76B9"/>
     <w:rPr>
-      <w:rFonts w:ascii="Aptos Display" w:hAnsi="Aptos Display" w:eastAsia="" w:cs="" w:asciiTheme="majorHAnsi" w:cstheme="majorBidi" w:eastAsiaTheme="majorEastAsia" w:hAnsiTheme="majorHAnsi"/>
+      <w:rFonts w:asciiTheme="majorHAnsi" w:eastAsiaTheme="majorEastAsia" w:hAnsiTheme="majorHAnsi" w:cstheme="majorBidi"/>
       <w:spacing w:val="-10"/>
       <w:kern w:val="2"/>
       <w:sz w:val="56"/>
       <w:szCs w:val="56"/>
     </w:rPr>
   </w:style>
-  <w:style w:type="character" w:styleId="Style6" w:customStyle="1">
+  <w:style w:type="character" w:customStyle="1" w:styleId="a5">
     <w:name w:val="Подзаголовок Знак"/>
-    <w:basedOn w:val="DefaultParagraphFont"/>
+    <w:basedOn w:val="a0"/>
+    <w:link w:val="a6"/>
     <w:uiPriority w:val="11"/>
     <w:qFormat/>
-    <w:rsid w:val="00bd76b9"/>
+    <w:rsid w:val="00BD76B9"/>
     <w:rPr>
-      <w:rFonts w:eastAsia="" w:cs="" w:cstheme="majorBidi" w:eastAsiaTheme="majorEastAsia"/>
-      <w:color w:themeColor="text1" w:themeTint="a6" w:val="595959"/>
+      <w:rFonts w:eastAsiaTheme="majorEastAsia" w:cstheme="majorBidi"/>
+      <w:color w:val="595959" w:themeColor="text1" w:themeTint="A6"/>
       <w:spacing w:val="15"/>
       <w:sz w:val="28"/>
       <w:szCs w:val="28"/>
     </w:rPr>
   </w:style>
-  <w:style w:type="character" w:styleId="21" w:customStyle="1">
+  <w:style w:type="character" w:customStyle="1" w:styleId="21">
     <w:name w:val="Цитата 2 Знак"/>
-    <w:basedOn w:val="DefaultParagraphFont"/>
-    <w:link w:val="Quote"/>
+    <w:basedOn w:val="a0"/>
+    <w:link w:val="22"/>
     <w:uiPriority w:val="29"/>
     <w:qFormat/>
-    <w:rsid w:val="00bd76b9"/>
+    <w:rsid w:val="00BD76B9"/>
     <w:rPr>
       <w:rFonts w:ascii="Times New Roman" w:hAnsi="Times New Roman"/>
       <w:i/>
       <w:iCs/>
-      <w:color w:themeColor="text1" w:themeTint="bf" w:val="404040"/>
+      <w:color w:val="404040" w:themeColor="text1" w:themeTint="BF"/>
       <w:sz w:val="28"/>
     </w:rPr>
   </w:style>
-  <w:style w:type="character" w:styleId="IntenseEmphasis">
+  <w:style w:type="character" w:styleId="a7">
     <w:name w:val="Intense Emphasis"/>
-    <w:basedOn w:val="DefaultParagraphFont"/>
+    <w:basedOn w:val="a0"/>
     <w:uiPriority w:val="21"/>
     <w:qFormat/>
-    <w:rsid w:val="00bd76b9"/>
+    <w:rsid w:val="00BD76B9"/>
     <w:rPr>
       <w:i/>
       <w:iCs/>
-      <w:color w:themeColor="accent1" w:themeShade="bf" w:val="2E74B5"/>
+      <w:color w:val="2E74B5" w:themeColor="accent1" w:themeShade="BF"/>
     </w:rPr>
   </w:style>
-  <w:style w:type="character" w:styleId="Style7" w:customStyle="1">
+  <w:style w:type="character" w:customStyle="1" w:styleId="a8">
     <w:name w:val="Выделенная цитата Знак"/>
-    <w:basedOn w:val="DefaultParagraphFont"/>
-    <w:link w:val="IntenseQuote"/>
+    <w:basedOn w:val="a0"/>
+    <w:link w:val="a9"/>
     <w:uiPriority w:val="30"/>
     <w:qFormat/>
-    <w:rsid w:val="00bd76b9"/>
+    <w:rsid w:val="00BD76B9"/>
     <w:rPr>
       <w:rFonts w:ascii="Times New Roman" w:hAnsi="Times New Roman"/>
       <w:i/>
       <w:iCs/>
-      <w:color w:themeColor="accent1" w:themeShade="bf" w:val="2E74B5"/>
+      <w:color w:val="2E74B5" w:themeColor="accent1" w:themeShade="BF"/>
       <w:sz w:val="28"/>
     </w:rPr>
   </w:style>
-  <w:style w:type="character" w:styleId="IntenseReference">
+  <w:style w:type="character" w:styleId="aa">
     <w:name w:val="Intense Reference"/>
-    <w:basedOn w:val="DefaultParagraphFont"/>
+    <w:basedOn w:val="a0"/>
     <w:uiPriority w:val="32"/>
     <w:qFormat/>
-    <w:rsid w:val="00bd76b9"/>
+    <w:rsid w:val="00BD76B9"/>
     <w:rPr>
       <w:b/>
       <w:bCs/>
       <w:smallCaps/>
-      <w:color w:themeColor="accent1" w:themeShade="bf" w:val="2E74B5"/>
+      <w:color w:val="2E74B5" w:themeColor="accent1" w:themeShade="BF"/>
       <w:spacing w:val="5"/>
     </w:rPr>
   </w:style>
-  <w:style w:type="character" w:styleId="InternetLink" w:customStyle="1">
+  <w:style w:type="character" w:customStyle="1" w:styleId="InternetLink">
     <w:name w:val="Internet Link"/>
-    <w:basedOn w:val="DefaultParagraphFont"/>
+    <w:basedOn w:val="a0"/>
     <w:uiPriority w:val="99"/>
     <w:unhideWhenUsed/>
     <w:qFormat/>
-    <w:rsid w:val="00a85962"/>
+    <w:rsid w:val="00A85962"/>
     <w:rPr>
-      <w:color w:themeColor="hyperlink" w:val="0563C1"/>
+      <w:color w:val="0563C1" w:themeColor="hyperlink"/>
       <w:u w:val="single"/>
     </w:rPr>
   </w:style>
-  <w:style w:type="character" w:styleId="UnresolvedMention">
+  <w:style w:type="character" w:styleId="ab">
     <w:name w:val="Unresolved Mention"/>
-    <w:basedOn w:val="DefaultParagraphFont"/>
+    <w:basedOn w:val="a0"/>
     <w:uiPriority w:val="99"/>
     <w:semiHidden/>
     <w:unhideWhenUsed/>
     <w:qFormat/>
-    <w:rsid w:val="00a85962"/>
+    <w:rsid w:val="00A85962"/>
     <w:rPr>
       <w:color w:val="605E5C"/>
-      <w:shd w:fill="E1DFDD" w:val="clear"/>
+      <w:shd w:val="clear" w:color="auto" w:fill="E1DFDD"/>
     </w:rPr>
   </w:style>
-  <w:style w:type="character" w:styleId="Style8" w:customStyle="1">
+  <w:style w:type="character" w:customStyle="1" w:styleId="ac">
     <w:name w:val="Символ нумерации"/>
     <w:qFormat/>
-    <w:rPr/>
-  </w:style>
-  <w:style w:type="paragraph" w:styleId="Style9">
-    <w:name w:val="Заголовок"/>
-    <w:basedOn w:val="Normal"/>
-    <w:next w:val="BodyText"/>
-    <w:qFormat/>
+  </w:style>
+  <w:style w:type="paragraph" w:styleId="a4">
+    <w:name w:val="Title"/>
+    <w:basedOn w:val="a"/>
+    <w:next w:val="ad"/>
+    <w:link w:val="a3"/>
+    <w:uiPriority w:val="10"/>
+    <w:qFormat/>
+    <w:rsid w:val="00BD76B9"/>
     <w:pPr>
-      <w:keepNext w:val="true"/>
-      <w:spacing w:before="240" w:after="120"/>
+      <w:spacing w:after="80"/>
+      <w:contextualSpacing/>
     </w:pPr>
     <w:rPr>
-      <w:rFonts w:ascii="Liberation Sans" w:hAnsi="Liberation Sans" w:eastAsia="Microsoft YaHei" w:cs="Arial"/>
-      <w:sz w:val="28"/>
-      <w:szCs w:val="28"/>
+      <w:rFonts w:asciiTheme="majorHAnsi" w:eastAsiaTheme="majorEastAsia" w:hAnsiTheme="majorHAnsi" w:cstheme="majorBidi"/>
+      <w:spacing w:val="-10"/>
+      <w:kern w:val="2"/>
+      <w:sz w:val="56"/>
+      <w:szCs w:val="56"/>
     </w:rPr>
   </w:style>
-  <w:style w:type="paragraph" w:styleId="BodyText">
+  <w:style w:type="paragraph" w:styleId="ad">
     <w:name w:val="Body Text"/>
-    <w:basedOn w:val="Normal"/>
+    <w:basedOn w:val="a"/>
     <w:pPr>
-      <w:spacing w:lineRule="auto" w:line="276" w:before="0" w:after="140"/>
+      <w:spacing w:after="140" w:line="276" w:lineRule="auto"/>
     </w:pPr>
-    <w:rPr/>
-  </w:style>
-  <w:style w:type="paragraph" w:styleId="List">
+  </w:style>
+  <w:style w:type="paragraph" w:styleId="ae">
     <w:name w:val="List"/>
-    <w:basedOn w:val="BodyText"/>
-    <w:pPr/>
+    <w:basedOn w:val="ad"/>
     <w:rPr>
       <w:rFonts w:cs="Arial"/>
     </w:rPr>
   </w:style>
-  <w:style w:type="paragraph" w:styleId="Caption">
-    <w:name w:val="Caption"/>
-    <w:basedOn w:val="Normal"/>
+  <w:style w:type="paragraph" w:styleId="af">
+    <w:name w:val="caption"/>
+    <w:basedOn w:val="a"/>
     <w:qFormat/>
     <w:pPr>
       <w:suppressLineNumbers/>
@@ -3487,9 +3117,9 @@
       <w:szCs w:val="24"/>
     </w:rPr>
   </w:style>
-  <w:style w:type="paragraph" w:styleId="Style10">
-    <w:name w:val="Указатель"/>
-    <w:basedOn w:val="Normal"/>
+  <w:style w:type="paragraph" w:styleId="af0">
+    <w:name w:val="index heading"/>
+    <w:basedOn w:val="a"/>
     <w:qFormat/>
     <w:pPr>
       <w:suppressLineNumbers/>
@@ -3498,96 +3128,62 @@
       <w:rFonts w:cs="Arial"/>
     </w:rPr>
   </w:style>
-  <w:style w:type="paragraph" w:styleId="Title">
-    <w:name w:val="Title"/>
-    <w:basedOn w:val="Normal"/>
-    <w:next w:val="BodyText"/>
-    <w:link w:val="Style5"/>
-    <w:uiPriority w:val="10"/>
-    <w:qFormat/>
-    <w:rsid w:val="00bd76b9"/>
-    <w:pPr>
-      <w:spacing w:before="0" w:after="80"/>
-      <w:contextualSpacing/>
-    </w:pPr>
+  <w:style w:type="paragraph" w:styleId="a6">
+    <w:name w:val="Subtitle"/>
+    <w:basedOn w:val="a"/>
+    <w:next w:val="a"/>
+    <w:link w:val="a5"/>
+    <w:uiPriority w:val="11"/>
+    <w:qFormat/>
+    <w:rsid w:val="00BD76B9"/>
     <w:rPr>
-      <w:rFonts w:ascii="Aptos Display" w:hAnsi="Aptos Display" w:eastAsia="" w:cs="" w:asciiTheme="majorHAnsi" w:cstheme="majorBidi" w:eastAsiaTheme="majorEastAsia" w:hAnsiTheme="majorHAnsi"/>
-      <w:spacing w:val="-10"/>
-      <w:kern w:val="2"/>
-      <w:sz w:val="56"/>
-      <w:szCs w:val="56"/>
-    </w:rPr>
-  </w:style>
-  <w:style w:type="paragraph" w:styleId="IndexHeading">
-    <w:name w:val="Index Heading"/>
-    <w:basedOn w:val="Normal"/>
-    <w:qFormat/>
-    <w:pPr>
-      <w:suppressLineNumbers/>
-    </w:pPr>
-    <w:rPr>
-      <w:rFonts w:cs="Arial"/>
-    </w:rPr>
-  </w:style>
-  <w:style w:type="paragraph" w:styleId="Subtitle">
-    <w:name w:val="Subtitle"/>
-    <w:basedOn w:val="Normal"/>
-    <w:next w:val="Normal"/>
-    <w:link w:val="Style6"/>
-    <w:uiPriority w:val="11"/>
-    <w:qFormat/>
-    <w:rsid w:val="00bd76b9"/>
-    <w:pPr/>
-    <w:rPr>
-      <w:rFonts w:ascii="Aptos" w:hAnsi="Aptos" w:eastAsia="" w:cs="" w:asciiTheme="minorHAnsi" w:cstheme="majorBidi" w:eastAsiaTheme="majorEastAsia" w:hAnsiTheme="minorHAnsi"/>
-      <w:color w:themeColor="text1" w:themeTint="a6" w:val="595959"/>
+      <w:rFonts w:asciiTheme="minorHAnsi" w:eastAsiaTheme="majorEastAsia" w:hAnsiTheme="minorHAnsi" w:cstheme="majorBidi"/>
+      <w:color w:val="595959" w:themeColor="text1" w:themeTint="A6"/>
       <w:spacing w:val="15"/>
       <w:szCs w:val="28"/>
     </w:rPr>
   </w:style>
-  <w:style w:type="paragraph" w:styleId="Quote">
+  <w:style w:type="paragraph" w:styleId="22">
     <w:name w:val="Quote"/>
-    <w:basedOn w:val="Normal"/>
-    <w:next w:val="Normal"/>
+    <w:basedOn w:val="a"/>
+    <w:next w:val="a"/>
     <w:link w:val="21"/>
     <w:uiPriority w:val="29"/>
     <w:qFormat/>
-    <w:rsid w:val="00bd76b9"/>
+    <w:rsid w:val="00BD76B9"/>
     <w:pPr>
-      <w:spacing w:before="160" w:after="160"/>
+      <w:spacing w:before="160"/>
       <w:jc w:val="center"/>
     </w:pPr>
     <w:rPr>
       <w:i/>
       <w:iCs/>
-      <w:color w:themeColor="text1" w:themeTint="bf" w:val="404040"/>
+      <w:color w:val="404040" w:themeColor="text1" w:themeTint="BF"/>
     </w:rPr>
   </w:style>
-  <w:style w:type="paragraph" w:styleId="ListParagraph">
+  <w:style w:type="paragraph" w:styleId="af1">
     <w:name w:val="List Paragraph"/>
-    <w:basedOn w:val="Normal"/>
+    <w:basedOn w:val="a"/>
     <w:uiPriority w:val="34"/>
     <w:qFormat/>
-    <w:rsid w:val="00bd76b9"/>
+    <w:rsid w:val="00BD76B9"/>
     <w:pPr>
-      <w:spacing w:before="0" w:after="160"/>
       <w:ind w:left="720"/>
       <w:contextualSpacing/>
     </w:pPr>
-    <w:rPr/>
-  </w:style>
-  <w:style w:type="paragraph" w:styleId="IntenseQuote">
+  </w:style>
+  <w:style w:type="paragraph" w:styleId="a9">
     <w:name w:val="Intense Quote"/>
-    <w:basedOn w:val="Normal"/>
-    <w:next w:val="Normal"/>
-    <w:link w:val="Style7"/>
+    <w:basedOn w:val="a"/>
+    <w:next w:val="a"/>
+    <w:link w:val="a8"/>
     <w:uiPriority w:val="30"/>
     <w:qFormat/>
-    <w:rsid w:val="00bd76b9"/>
+    <w:rsid w:val="00BD76B9"/>
     <w:pPr>
       <w:pBdr>
-        <w:top w:val="single" w:sz="4" w:space="10" w:color="2E74B5" w:themeColor="accent1" w:themeShade="bf"/>
-        <w:bottom w:val="single" w:sz="4" w:space="10" w:color="2E74B5" w:themeColor="accent1" w:themeShade="bf"/>
+        <w:top w:val="single" w:sz="4" w:space="10" w:color="2E74B5" w:themeColor="accent1" w:themeShade="BF"/>
+        <w:bottom w:val="single" w:sz="4" w:space="10" w:color="2E74B5" w:themeColor="accent1" w:themeShade="BF"/>
       </w:pBdr>
       <w:spacing w:before="360" w:after="360"/>
       <w:ind w:left="864" w:right="864"/>
@@ -3596,82 +3192,68 @@
     <w:rPr>
       <w:i/>
       <w:iCs/>
-      <w:color w:themeColor="accent1" w:themeShade="bf" w:val="2E74B5"/>
+      <w:color w:val="2E74B5" w:themeColor="accent1" w:themeShade="BF"/>
     </w:rPr>
   </w:style>
-  <w:style w:type="numbering" w:styleId="Style11" w:customStyle="1">
+  <w:style w:type="numbering" w:customStyle="1" w:styleId="af2">
     <w:name w:val="Без списка"/>
     <w:uiPriority w:val="99"/>
     <w:semiHidden/>
     <w:unhideWhenUsed/>
     <w:qFormat/>
   </w:style>
-  <w:style w:type="table" w:default="1" w:styleId="a1">
-    <w:name w:val="Normal Table"/>
-    <w:uiPriority w:val="99"/>
-    <w:semiHidden/>
-    <w:unhideWhenUsed/>
-    <w:tblPr>
-      <w:tblCellMar>
-        <w:top w:w="0" w:type="dxa"/>
-        <w:left w:w="108" w:type="dxa"/>
-        <w:bottom w:w="0" w:type="dxa"/>
-        <w:right w:w="108" w:type="dxa"/>
-      </w:tblCellMar>
-    </w:tblPr>
-  </w:style>
 </w:styles>
 </file>
 
 <file path=word/theme/theme1.xml><?xml version="1.0" encoding="utf-8"?>
-<a:theme xmlns:a="http://schemas.openxmlformats.org/drawingml/2006/main" xmlns:r="http://schemas.openxmlformats.org/officeDocument/2006/relationships" name="Тема Office">
+<a:theme xmlns:a="http://schemas.openxmlformats.org/drawingml/2006/main" name="Тема Office">
   <a:themeElements>
     <a:clrScheme name="Стандартная">
       <a:dk1>
         <a:srgbClr val="000000"/>
       </a:dk1>
       <a:lt1>
-        <a:srgbClr val="ffffff"/>
+        <a:srgbClr val="FFFFFF"/>
       </a:lt1>
       <a:dk2>
-        <a:srgbClr val="44546a"/>
+        <a:srgbClr val="44546A"/>
       </a:dk2>
       <a:lt2>
-        <a:srgbClr val="e7e6e6"/>
+        <a:srgbClr val="E7E6E6"/>
       </a:lt2>
       <a:accent1>
-        <a:srgbClr val="5b9bd5"/>
+        <a:srgbClr val="5B9BD5"/>
       </a:accent1>
       <a:accent2>
-        <a:srgbClr val="ed7d31"/>
+        <a:srgbClr val="ED7D31"/>
       </a:accent2>
       <a:accent3>
-        <a:srgbClr val="a5a5a5"/>
+        <a:srgbClr val="A5A5A5"/>
       </a:accent3>
       <a:accent4>
-        <a:srgbClr val="ffc000"/>
+        <a:srgbClr val="FFC000"/>
       </a:accent4>
       <a:accent5>
-        <a:srgbClr val="4472c4"/>
+        <a:srgbClr val="4472C4"/>
       </a:accent5>
       <a:accent6>
-        <a:srgbClr val="70ad47"/>
+        <a:srgbClr val="70AD47"/>
       </a:accent6>
       <a:hlink>
-        <a:srgbClr val="0563c1"/>
+        <a:srgbClr val="0563C1"/>
       </a:hlink>
       <a:folHlink>
-        <a:srgbClr val="954f72"/>
+        <a:srgbClr val="954F72"/>
       </a:folHlink>
     </a:clrScheme>
     <a:fontScheme name="Стандартная">
       <a:majorFont>
-        <a:latin typeface="Aptos Display" panose="02110004020202020204" pitchFamily="0" charset="1"/>
+        <a:latin typeface="Aptos Display" panose="02110004020202020204"/>
         <a:ea typeface=""/>
         <a:cs typeface=""/>
       </a:majorFont>
       <a:minorFont>
-        <a:latin typeface="Aptos" panose="02110004020202020204" pitchFamily="0" charset="1"/>
+        <a:latin typeface="Aptos" panose="02110004020202020204"/>
         <a:ea typeface=""/>
         <a:cs typeface=""/>
       </a:minorFont>
@@ -3703,7 +3285,7 @@
             </a:gs>
           </a:gsLst>
           <a:lin ang="5400000" scaled="0"/>
-          <a:tileRect l="0" t="0" r="0" b="0"/>
+          <a:tileRect/>
         </a:gradFill>
         <a:gradFill>
           <a:gsLst>
@@ -3727,7 +3309,7 @@
             </a:gs>
           </a:gsLst>
           <a:lin ang="5400000" scaled="0"/>
-          <a:tileRect l="0" t="0" r="0" b="0"/>
+          <a:tileRect/>
         </a:gradFill>
       </a:fillStyleLst>
       <a:lnStyleLst>
@@ -3787,10 +3369,12 @@
             </a:gs>
           </a:gsLst>
           <a:lin ang="5400000" scaled="0"/>
-          <a:tileRect l="0" t="0" r="0" b="0"/>
+          <a:tileRect/>
         </a:gradFill>
       </a:bgFillStyleLst>
     </a:fmtScheme>
   </a:themeElements>
+  <a:objectDefaults/>
+  <a:extraClrSchemeLst/>
 </a:theme>
 </file>
--- a/Система/Созыкин/19 - протокол DNS.docx
+++ b/Система/Созыкин/19 - протокол DNS.docx
@@ -1,29 +1,32 @@
 
 <file path=word/document.xml><?xml version="1.0" encoding="utf-8"?>
-<w:document xmlns:wpc="http://schemas.microsoft.com/office/word/2010/wordprocessingCanvas" xmlns:cx="http://schemas.microsoft.com/office/drawing/2014/chartex" xmlns:cx1="http://schemas.microsoft.com/office/drawing/2015/9/8/chartex" xmlns:cx2="http://schemas.microsoft.com/office/drawing/2015/10/21/chartex" xmlns:cx3="http://schemas.microsoft.com/office/drawing/2016/5/9/chartex" xmlns:cx4="http://schemas.microsoft.com/office/drawing/2016/5/10/chartex" xmlns:cx5="http://schemas.microsoft.com/office/drawing/2016/5/11/chartex" xmlns:cx6="http://schemas.microsoft.com/office/drawing/2016/5/12/chartex" xmlns:cx7="http://schemas.microsoft.com/office/drawing/2016/5/13/chartex" xmlns:cx8="http://schemas.microsoft.com/office/drawing/2016/5/14/chartex" xmlns:mc="http://schemas.openxmlformats.org/markup-compatibility/2006" xmlns:aink="http://schemas.microsoft.com/office/drawing/2016/ink" xmlns:am3d="http://schemas.microsoft.com/office/drawing/2017/model3d" xmlns:o="urn:schemas-microsoft-com:office:office" xmlns:oel="http://schemas.microsoft.com/office/2019/extlst" xmlns:r="http://schemas.openxmlformats.org/officeDocument/2006/relationships" xmlns:m="http://schemas.openxmlformats.org/officeDocument/2006/math" xmlns:v="urn:schemas-microsoft-com:vml" xmlns:wp14="http://schemas.microsoft.com/office/word/2010/wordprocessingDrawing" xmlns:wp="http://schemas.openxmlformats.org/drawingml/2006/wordprocessingDrawing" xmlns:w10="urn:schemas-microsoft-com:office:word" xmlns:w="http://schemas.openxmlformats.org/wordprocessingml/2006/main" xmlns:w14="http://schemas.microsoft.com/office/word/2010/wordml" xmlns:w15="http://schemas.microsoft.com/office/word/2012/wordml" xmlns:w16cex="http://schemas.microsoft.com/office/word/2018/wordml/cex" xmlns:w16cid="http://schemas.microsoft.com/office/word/2016/wordml/cid" xmlns:w16="http://schemas.microsoft.com/office/word/2018/wordml" xmlns:w16du="http://schemas.microsoft.com/office/word/2023/wordml/word16du" xmlns:w16sdtdh="http://schemas.microsoft.com/office/word/2020/wordml/sdtdatahash" xmlns:w16sdtfl="http://schemas.microsoft.com/office/word/2024/wordml/sdtformatlock" xmlns:w16se="http://schemas.microsoft.com/office/word/2015/wordml/symex" xmlns:wpg="http://schemas.microsoft.com/office/word/2010/wordprocessingGroup" xmlns:wpi="http://schemas.microsoft.com/office/word/2010/wordprocessingInk" xmlns:wne="http://schemas.microsoft.com/office/word/2006/wordml" xmlns:wps="http://schemas.microsoft.com/office/word/2010/wordprocessingShape" mc:Ignorable="w14 w15 w16se w16cid w16 w16cex w16sdtdh w16sdtfl w16du wp14">
+<w:document xmlns:o="urn:schemas-microsoft-com:office:office" xmlns:r="http://schemas.openxmlformats.org/officeDocument/2006/relationships" xmlns:v="urn:schemas-microsoft-com:vml" xmlns:w="http://schemas.openxmlformats.org/wordprocessingml/2006/main" xmlns:w10="urn:schemas-microsoft-com:office:word" xmlns:wp="http://schemas.openxmlformats.org/drawingml/2006/wordprocessingDrawing" xmlns:wps="http://schemas.microsoft.com/office/word/2010/wordprocessingShape" xmlns:wpg="http://schemas.microsoft.com/office/word/2010/wordprocessingGroup" xmlns:mc="http://schemas.openxmlformats.org/markup-compatibility/2006" xmlns:wp14="http://schemas.microsoft.com/office/word/2010/wordprocessingDrawing" xmlns:w14="http://schemas.microsoft.com/office/word/2010/wordml" xmlns:w15="http://schemas.microsoft.com/office/word/2012/wordml" mc:Ignorable="w14 wp14 w15">
   <w:body>
     <w:p>
       <w:pPr>
-        <w:spacing w:after="0"/>
-      </w:pPr>
-      <w:r>
-        <w:t xml:space="preserve">19 – </w:t>
-      </w:r>
-      <w:r>
-        <w:t xml:space="preserve">протокол </w:t>
-      </w:r>
-      <w:r>
-        <w:rPr>
-          <w:lang w:val="en-US"/>
-        </w:rPr>
-        <w:t>DNS</w:t>
-      </w:r>
-    </w:p>
-    <w:p>
-      <w:pPr>
-        <w:spacing w:after="0"/>
-      </w:pPr>
-      <w:r>
+        <w:pStyle w:val="Normal"/>
+        <w:spacing w:before="0" w:after="0"/>
+        <w:rPr/>
+      </w:pPr>
+      <w:r>
+        <w:rPr/>
+        <w:t xml:space="preserve">19 – протокол </w:t>
+      </w:r>
+      <w:r>
+        <w:rPr>
+          <w:lang w:val="en-US"/>
+        </w:rPr>
+        <w:t>DNS</w:t>
+      </w:r>
+    </w:p>
+    <w:p>
+      <w:pPr>
+        <w:pStyle w:val="Normal"/>
+        <w:spacing w:before="0" w:after="0"/>
+        <w:rPr/>
+      </w:pPr>
+      <w:r>
+        <w:rPr/>
         <w:t xml:space="preserve">Протокол </w:t>
       </w:r>
       <w:r>
@@ -33,15 +36,8 @@
         <w:t>DNS</w:t>
       </w:r>
       <w:r>
-        <w:t xml:space="preserve"> так </w:t>
-      </w:r>
-      <w:proofErr w:type="gramStart"/>
-      <w:r>
-        <w:t>же</w:t>
-      </w:r>
-      <w:proofErr w:type="gramEnd"/>
-      <w:r>
-        <w:t xml:space="preserve"> как и </w:t>
+        <w:rPr/>
+        <w:t xml:space="preserve"> так же как и </w:t>
       </w:r>
       <w:r>
         <w:rPr>
@@ -50,14 +46,18 @@
         <w:t>HTTP</w:t>
       </w:r>
       <w:r>
+        <w:rPr/>
         <w:t xml:space="preserve"> работает по модели клиент-сервер.</w:t>
       </w:r>
     </w:p>
     <w:p>
       <w:pPr>
-        <w:spacing w:after="0"/>
-      </w:pPr>
-      <w:r>
+        <w:pStyle w:val="Normal"/>
+        <w:spacing w:before="0" w:after="0"/>
+        <w:rPr/>
+      </w:pPr>
+      <w:r>
+        <w:rPr/>
         <w:t xml:space="preserve">Есть </w:t>
       </w:r>
       <w:r>
@@ -67,6 +67,7 @@
         <w:t>DNS</w:t>
       </w:r>
       <w:r>
+        <w:rPr/>
         <w:t xml:space="preserve">-клиент, который отправляет запрос на </w:t>
       </w:r>
       <w:r>
@@ -76,6 +77,7 @@
         <w:t>DNS</w:t>
       </w:r>
       <w:r>
+        <w:rPr/>
         <w:t xml:space="preserve">-сервер, и он отправляет </w:t>
       </w:r>
       <w:r>
@@ -85,19 +87,28 @@
         <w:t>DNS</w:t>
       </w:r>
       <w:r>
+        <w:rPr/>
         <w:t>-клиенту ответ.</w:t>
       </w:r>
     </w:p>
     <w:p>
       <w:pPr>
-        <w:spacing w:after="0"/>
-      </w:pPr>
-    </w:p>
-    <w:p>
-      <w:pPr>
-        <w:spacing w:after="0"/>
-      </w:pPr>
-      <w:r>
+        <w:pStyle w:val="Normal"/>
+        <w:spacing w:before="0" w:after="0"/>
+        <w:rPr/>
+      </w:pPr>
+      <w:r>
+        <w:rPr/>
+      </w:r>
+    </w:p>
+    <w:p>
+      <w:pPr>
+        <w:pStyle w:val="Normal"/>
+        <w:spacing w:before="0" w:after="0"/>
+        <w:rPr/>
+      </w:pPr>
+      <w:r>
+        <w:rPr/>
         <w:t xml:space="preserve">На транспортном уровне </w:t>
       </w:r>
       <w:r>
@@ -107,6 +118,7 @@
         <w:t>DNS</w:t>
       </w:r>
       <w:r>
+        <w:rPr/>
         <w:t xml:space="preserve"> чаще всего использует протокол </w:t>
       </w:r>
       <w:r>
@@ -116,6 +128,7 @@
         <w:t>UDP</w:t>
       </w:r>
       <w:r>
+        <w:rPr/>
         <w:t xml:space="preserve">, т. к. запросы и ответы достаточно короткие, но иногда используется и </w:t>
       </w:r>
       <w:r>
@@ -125,36 +138,38 @@
         <w:t>TCP</w:t>
       </w:r>
       <w:r>
-        <w:t xml:space="preserve"> – он </w:t>
-      </w:r>
-      <w:proofErr w:type="gramStart"/>
-      <w:r>
-        <w:t>применяется</w:t>
-      </w:r>
-      <w:proofErr w:type="gramEnd"/>
-      <w:r>
-        <w:t xml:space="preserve"> когда запросы или ответы большие, а также для передачи данных </w:t>
-      </w:r>
-      <w:r>
-        <w:rPr>
-          <w:lang w:val="en-US"/>
-        </w:rPr>
-        <w:t>DNS</w:t>
-      </w:r>
-      <w:r>
+        <w:rPr/>
+        <w:t xml:space="preserve"> – он применяется когда запросы или ответы большие, а также для передачи данных </w:t>
+      </w:r>
+      <w:r>
+        <w:rPr>
+          <w:lang w:val="en-US"/>
+        </w:rPr>
+        <w:t>DNS</w:t>
+      </w:r>
+      <w:r>
+        <w:rPr/>
         <w:t xml:space="preserve"> от одного сервера к другому.</w:t>
       </w:r>
     </w:p>
     <w:p>
       <w:pPr>
-        <w:spacing w:after="0"/>
-      </w:pPr>
-    </w:p>
-    <w:p>
-      <w:pPr>
-        <w:spacing w:after="0"/>
-      </w:pPr>
-      <w:r>
+        <w:pStyle w:val="Normal"/>
+        <w:spacing w:before="0" w:after="0"/>
+        <w:rPr/>
+      </w:pPr>
+      <w:r>
+        <w:rPr/>
+      </w:r>
+    </w:p>
+    <w:p>
+      <w:pPr>
+        <w:pStyle w:val="Normal"/>
+        <w:spacing w:before="0" w:after="0"/>
+        <w:rPr/>
+      </w:pPr>
+      <w:r>
+        <w:rPr/>
         <w:t xml:space="preserve">Порт для </w:t>
       </w:r>
       <w:r>
@@ -164,6 +179,7 @@
         <w:t>TCP</w:t>
       </w:r>
       <w:r>
+        <w:rPr/>
         <w:t xml:space="preserve"> и </w:t>
       </w:r>
       <w:r>
@@ -173,134 +189,135 @@
         <w:t>UDP</w:t>
       </w:r>
       <w:r>
-        <w:t xml:space="preserve"> используется один и тот</w:t>
-      </w:r>
-      <w:r>
+        <w:rPr/>
+        <w:t xml:space="preserve"> используется один и тот же — порт 53.</w:t>
+      </w:r>
+    </w:p>
+    <w:p>
+      <w:pPr>
+        <w:pStyle w:val="Normal"/>
+        <w:spacing w:before="0" w:after="0"/>
+        <w:rPr/>
+      </w:pPr>
+      <w:r>
+        <w:rPr/>
+      </w:r>
+    </w:p>
+    <w:p>
+      <w:pPr>
+        <w:pStyle w:val="Normal"/>
+        <w:spacing w:before="0" w:after="0"/>
+        <w:rPr/>
+      </w:pPr>
+      <w:r>
+        <w:rPr/>
+        <w:t xml:space="preserve">Инфраструктура </w:t>
+      </w:r>
+      <w:r>
+        <w:rPr>
+          <w:lang w:val="en-US"/>
+        </w:rPr>
+        <w:t>DNS</w:t>
+      </w:r>
+    </w:p>
+    <w:p>
+      <w:pPr>
+        <w:pStyle w:val="Normal"/>
+        <w:spacing w:before="0" w:after="0"/>
+        <w:rPr/>
+      </w:pPr>
+      <w:r>
+        <w:rPr>
+          <w:lang w:val="en-US"/>
+        </w:rPr>
+        <w:t>DNS</w:t>
+      </w:r>
+      <w:r>
+        <w:rPr/>
+        <w:t xml:space="preserve">-клиент как правило запускается на компе, или на каком-то другом устройстве, которое подключено к сети, например планшет, смарт и др. и хочет получить по доменному имени </w:t>
+      </w:r>
+      <w:r>
+        <w:rPr>
+          <w:lang w:val="en-US"/>
+        </w:rPr>
+        <w:t>IP</w:t>
+      </w:r>
+      <w:r>
+        <w:rPr/>
+        <w:t>-адрес.</w:t>
+      </w:r>
+    </w:p>
+    <w:p>
+      <w:pPr>
+        <w:pStyle w:val="Normal"/>
+        <w:spacing w:before="0" w:after="0"/>
+        <w:rPr/>
+      </w:pPr>
+      <w:r>
+        <w:rPr>
+          <w:lang w:val="en-US"/>
+        </w:rPr>
+        <w:t>DNS</w:t>
+      </w:r>
+      <w:r>
+        <w:rPr/>
+        <w:t xml:space="preserve">-клиент подключается к </w:t>
+      </w:r>
+      <w:r>
+        <w:rPr>
+          <w:lang w:val="en-US"/>
+        </w:rPr>
+        <w:t>DNS</w:t>
+      </w:r>
+      <w:r>
+        <w:rPr/>
+        <w:t xml:space="preserve">-серверу (по-английски </w:t>
+      </w:r>
+      <w:r>
+        <w:rPr>
+          <w:lang w:val="en-US"/>
+        </w:rPr>
+        <w:t>DNS</w:t>
+      </w:r>
+      <w:r>
+        <w:rPr/>
         <w:t xml:space="preserve"> </w:t>
       </w:r>
       <w:r>
-        <w:t>же — порт 53.</w:t>
-      </w:r>
-    </w:p>
-    <w:p>
-      <w:pPr>
-        <w:spacing w:after="0"/>
-      </w:pPr>
-    </w:p>
-    <w:p>
-      <w:pPr>
-        <w:spacing w:after="0"/>
-      </w:pPr>
-      <w:r>
-        <w:t xml:space="preserve">Инфраструктура </w:t>
-      </w:r>
-      <w:r>
-        <w:rPr>
-          <w:lang w:val="en-US"/>
-        </w:rPr>
-        <w:t>DNS</w:t>
-      </w:r>
-    </w:p>
-    <w:p>
-      <w:pPr>
-        <w:spacing w:after="0"/>
-      </w:pPr>
-      <w:r>
-        <w:rPr>
-          <w:lang w:val="en-US"/>
-        </w:rPr>
-        <w:t>DNS</w:t>
-      </w:r>
-      <w:r>
-        <w:t xml:space="preserve">-клиент как правило запускается на компе, или на каком-то другом устройстве, которое подключено к сети, например планшет, смарт и др. </w:t>
-      </w:r>
-      <w:r>
-        <w:t xml:space="preserve">и хочет получить по доменному имени </w:t>
-      </w:r>
-      <w:r>
-        <w:rPr>
-          <w:lang w:val="en-US"/>
-        </w:rPr>
-        <w:t>IP</w:t>
-      </w:r>
-      <w:r>
-        <w:t>-</w:t>
-      </w:r>
-      <w:r>
-        <w:t>адрес.</w:t>
-      </w:r>
-    </w:p>
-    <w:p>
-      <w:pPr>
-        <w:spacing w:after="0"/>
-      </w:pPr>
-      <w:r>
-        <w:rPr>
-          <w:lang w:val="en-US"/>
-        </w:rPr>
-        <w:t>DNS</w:t>
-      </w:r>
-      <w:r>
-        <w:t xml:space="preserve">-клиент подключается к </w:t>
-      </w:r>
-      <w:r>
-        <w:rPr>
-          <w:lang w:val="en-US"/>
-        </w:rPr>
-        <w:t>DNS</w:t>
-      </w:r>
-      <w:r>
-        <w:t xml:space="preserve">-серверу (по-английски </w:t>
-      </w:r>
-      <w:r>
-        <w:rPr>
-          <w:lang w:val="en-US"/>
-        </w:rPr>
-        <w:t>DNS</w:t>
-      </w:r>
-      <w:r>
-        <w:t xml:space="preserve"> </w:t>
-      </w:r>
-      <w:r>
         <w:rPr>
           <w:lang w:val="en-US"/>
         </w:rPr>
         <w:t>resolver</w:t>
       </w:r>
       <w:r>
-        <w:t xml:space="preserve">, по-русски </w:t>
-      </w:r>
-      <w:proofErr w:type="spellStart"/>
-      <w:r>
-        <w:t>разрешатель</w:t>
-      </w:r>
-      <w:proofErr w:type="spellEnd"/>
-      <w:r>
-        <w:t xml:space="preserve"> имен). </w:t>
-      </w:r>
-    </w:p>
-    <w:p>
-      <w:pPr>
-        <w:spacing w:after="0"/>
-      </w:pPr>
-      <w:r>
-        <w:rPr>
-          <w:lang w:val="en-US"/>
-        </w:rPr>
-        <w:t>DNS</w:t>
-      </w:r>
-      <w:r>
+        <w:rPr/>
+        <w:t xml:space="preserve">, по-русски разрешатель имен). </w:t>
+      </w:r>
+    </w:p>
+    <w:p>
+      <w:pPr>
+        <w:pStyle w:val="Normal"/>
+        <w:spacing w:before="0" w:after="0"/>
+        <w:rPr/>
+      </w:pPr>
+      <w:r>
+        <w:rPr>
+          <w:lang w:val="en-US"/>
+        </w:rPr>
+        <w:t>DNS</w:t>
+      </w:r>
+      <w:r>
+        <w:rPr/>
         <w:t xml:space="preserve">-сервер подключается к системе доменных имен, где дерево доменных имен храниться на распределённых серверах, где каждый сервер отвечает за отдельные зоны, например зона </w:t>
       </w:r>
-      <w:proofErr w:type="spellStart"/>
       <w:r>
         <w:rPr>
           <w:lang w:val="en-US"/>
         </w:rPr>
         <w:t>ru</w:t>
       </w:r>
-      <w:proofErr w:type="spellEnd"/>
-      <w:r>
+      <w:r>
+        <w:rPr/>
         <w:t xml:space="preserve">, зона </w:t>
       </w:r>
       <w:r>
@@ -310,19 +327,20 @@
         <w:t>com</w:t>
       </w:r>
       <w:r>
+        <w:rPr/>
         <w:t xml:space="preserve"> и др.</w:t>
       </w:r>
     </w:p>
     <w:p>
       <w:pPr>
-        <w:spacing w:after="0"/>
-      </w:pPr>
-      <w:r>
-        <w:rPr>
-          <w:noProof/>
-        </w:rPr>
+        <w:pStyle w:val="Normal"/>
+        <w:spacing w:before="0" w:after="0"/>
+        <w:rPr/>
+      </w:pPr>
+      <w:r>
+        <w:rPr/>
         <w:drawing>
-          <wp:anchor distT="0" distB="0" distL="0" distR="0" simplePos="0" relativeHeight="2" behindDoc="0" locked="0" layoutInCell="0" allowOverlap="1" wp14:anchorId="3BCDE7F6" wp14:editId="65488941">
+          <wp:anchor behindDoc="0" distT="0" distB="0" distL="0" distR="0" simplePos="0" locked="0" layoutInCell="0" allowOverlap="1" relativeHeight="2">
             <wp:simplePos x="0" y="0"/>
             <wp:positionH relativeFrom="column">
               <wp:posOffset>38100</wp:posOffset>
@@ -333,7 +351,7 @@
             <wp:extent cx="4380865" cy="2955925"/>
             <wp:effectExtent l="0" t="0" r="0" b="0"/>
             <wp:wrapSquare wrapText="largest"/>
-            <wp:docPr id="1" name="Изображение1"/>
+            <wp:docPr id="1" name="Изображение1" descr=""/>
             <wp:cNvGraphicFramePr>
               <a:graphicFrameLocks xmlns:a="http://schemas.openxmlformats.org/drawingml/2006/main" noChangeAspect="1"/>
             </wp:cNvGraphicFramePr>
@@ -341,13 +359,13 @@
               <a:graphicData uri="http://schemas.openxmlformats.org/drawingml/2006/picture">
                 <pic:pic xmlns:pic="http://schemas.openxmlformats.org/drawingml/2006/picture">
                   <pic:nvPicPr>
-                    <pic:cNvPr id="1" name="Изображение1"/>
+                    <pic:cNvPr id="1" name="Изображение1" descr=""/>
                     <pic:cNvPicPr>
                       <a:picLocks noChangeAspect="1" noChangeArrowheads="1"/>
                     </pic:cNvPicPr>
                   </pic:nvPicPr>
                   <pic:blipFill>
-                    <a:blip r:embed="rId4"/>
+                    <a:blip r:embed="rId2"/>
                     <a:stretch>
                       <a:fillRect/>
                     </a:stretch>
@@ -370,84 +388,162 @@
     </w:p>
     <w:p>
       <w:pPr>
-        <w:spacing w:after="0"/>
-      </w:pPr>
-    </w:p>
-    <w:p>
-      <w:pPr>
-        <w:spacing w:after="0"/>
-      </w:pPr>
-    </w:p>
-    <w:p>
-      <w:pPr>
-        <w:spacing w:after="0"/>
-      </w:pPr>
-    </w:p>
-    <w:p>
-      <w:pPr>
-        <w:spacing w:after="0"/>
-      </w:pPr>
-    </w:p>
-    <w:p>
-      <w:pPr>
-        <w:spacing w:after="0"/>
-      </w:pPr>
-    </w:p>
-    <w:p>
-      <w:pPr>
-        <w:spacing w:after="0"/>
-      </w:pPr>
-    </w:p>
-    <w:p>
-      <w:pPr>
-        <w:spacing w:after="0"/>
-      </w:pPr>
-    </w:p>
-    <w:p>
-      <w:pPr>
-        <w:spacing w:after="0"/>
-      </w:pPr>
-    </w:p>
-    <w:p>
-      <w:pPr>
-        <w:spacing w:after="0"/>
-      </w:pPr>
-    </w:p>
-    <w:p>
-      <w:pPr>
-        <w:spacing w:after="0"/>
-      </w:pPr>
-    </w:p>
-    <w:p>
-      <w:pPr>
-        <w:spacing w:after="0"/>
-      </w:pPr>
-    </w:p>
-    <w:p>
-      <w:pPr>
-        <w:spacing w:after="0"/>
-      </w:pPr>
-    </w:p>
-    <w:p>
-      <w:pPr>
-        <w:spacing w:after="0"/>
-      </w:pPr>
-    </w:p>
-    <w:p>
-      <w:pPr>
-        <w:spacing w:after="0"/>
-      </w:pPr>
-    </w:p>
-    <w:p>
-      <w:pPr>
-        <w:spacing w:after="0"/>
-      </w:pPr>
-    </w:p>
-    <w:p>
-      <w:pPr>
-        <w:spacing w:after="0"/>
-      </w:pPr>
-      <w:r>
+        <w:pStyle w:val="Normal"/>
+        <w:spacing w:before="0" w:after="0"/>
+        <w:rPr/>
+      </w:pPr>
+      <w:r>
+        <w:rPr/>
+      </w:r>
+    </w:p>
+    <w:p>
+      <w:pPr>
+        <w:pStyle w:val="Normal"/>
+        <w:spacing w:before="0" w:after="0"/>
+        <w:rPr/>
+      </w:pPr>
+      <w:r>
+        <w:rPr/>
+      </w:r>
+    </w:p>
+    <w:p>
+      <w:pPr>
+        <w:pStyle w:val="Normal"/>
+        <w:spacing w:before="0" w:after="0"/>
+        <w:rPr/>
+      </w:pPr>
+      <w:r>
+        <w:rPr/>
+      </w:r>
+    </w:p>
+    <w:p>
+      <w:pPr>
+        <w:pStyle w:val="Normal"/>
+        <w:spacing w:before="0" w:after="0"/>
+        <w:rPr/>
+      </w:pPr>
+      <w:r>
+        <w:rPr/>
+      </w:r>
+    </w:p>
+    <w:p>
+      <w:pPr>
+        <w:pStyle w:val="Normal"/>
+        <w:spacing w:before="0" w:after="0"/>
+        <w:rPr/>
+      </w:pPr>
+      <w:r>
+        <w:rPr/>
+      </w:r>
+    </w:p>
+    <w:p>
+      <w:pPr>
+        <w:pStyle w:val="Normal"/>
+        <w:spacing w:before="0" w:after="0"/>
+        <w:rPr/>
+      </w:pPr>
+      <w:r>
+        <w:rPr/>
+      </w:r>
+    </w:p>
+    <w:p>
+      <w:pPr>
+        <w:pStyle w:val="Normal"/>
+        <w:spacing w:before="0" w:after="0"/>
+        <w:rPr/>
+      </w:pPr>
+      <w:r>
+        <w:rPr/>
+      </w:r>
+    </w:p>
+    <w:p>
+      <w:pPr>
+        <w:pStyle w:val="Normal"/>
+        <w:spacing w:before="0" w:after="0"/>
+        <w:rPr/>
+      </w:pPr>
+      <w:r>
+        <w:rPr/>
+      </w:r>
+    </w:p>
+    <w:p>
+      <w:pPr>
+        <w:pStyle w:val="Normal"/>
+        <w:spacing w:before="0" w:after="0"/>
+        <w:rPr/>
+      </w:pPr>
+      <w:r>
+        <w:rPr/>
+      </w:r>
+    </w:p>
+    <w:p>
+      <w:pPr>
+        <w:pStyle w:val="Normal"/>
+        <w:spacing w:before="0" w:after="0"/>
+        <w:rPr/>
+      </w:pPr>
+      <w:r>
+        <w:rPr/>
+      </w:r>
+    </w:p>
+    <w:p>
+      <w:pPr>
+        <w:pStyle w:val="Normal"/>
+        <w:spacing w:before="0" w:after="0"/>
+        <w:rPr/>
+      </w:pPr>
+      <w:r>
+        <w:rPr/>
+      </w:r>
+    </w:p>
+    <w:p>
+      <w:pPr>
+        <w:pStyle w:val="Normal"/>
+        <w:spacing w:before="0" w:after="0"/>
+        <w:rPr/>
+      </w:pPr>
+      <w:r>
+        <w:rPr/>
+      </w:r>
+    </w:p>
+    <w:p>
+      <w:pPr>
+        <w:pStyle w:val="Normal"/>
+        <w:spacing w:before="0" w:after="0"/>
+        <w:rPr/>
+      </w:pPr>
+      <w:r>
+        <w:rPr/>
+      </w:r>
+    </w:p>
+    <w:p>
+      <w:pPr>
+        <w:pStyle w:val="Normal"/>
+        <w:spacing w:before="0" w:after="0"/>
+        <w:rPr/>
+      </w:pPr>
+      <w:r>
+        <w:rPr/>
+      </w:r>
+    </w:p>
+    <w:p>
+      <w:pPr>
+        <w:pStyle w:val="Normal"/>
+        <w:spacing w:before="0" w:after="0"/>
+        <w:rPr/>
+      </w:pPr>
+      <w:r>
+        <w:rPr/>
+      </w:r>
+    </w:p>
+    <w:p>
+      <w:pPr>
+        <w:pStyle w:val="Normal"/>
+        <w:spacing w:before="0" w:after="0"/>
+        <w:rPr/>
+      </w:pPr>
+      <w:r>
+        <w:rPr/>
         <w:t xml:space="preserve">Режимы работы </w:t>
       </w:r>
       <w:r>
@@ -457,14 +553,18 @@
         <w:t>DNS</w:t>
       </w:r>
       <w:r>
+        <w:rPr/>
         <w:t>.</w:t>
       </w:r>
     </w:p>
     <w:p>
       <w:pPr>
-        <w:spacing w:after="0"/>
-      </w:pPr>
-      <w:r>
+        <w:pStyle w:val="Normal"/>
+        <w:spacing w:before="0" w:after="0"/>
+        <w:rPr/>
+      </w:pPr>
+      <w:r>
+        <w:rPr/>
         <w:t xml:space="preserve">В работе </w:t>
       </w:r>
       <w:r>
@@ -474,22 +574,29 @@
         <w:t>DNS</w:t>
       </w:r>
       <w:r>
+        <w:rPr/>
         <w:t xml:space="preserve"> есть 2 режима.</w:t>
       </w:r>
     </w:p>
     <w:p>
       <w:pPr>
-        <w:spacing w:after="0"/>
-      </w:pPr>
-      <w:r>
+        <w:pStyle w:val="Normal"/>
+        <w:spacing w:before="0" w:after="0"/>
+        <w:rPr/>
+      </w:pPr>
+      <w:r>
+        <w:rPr/>
         <w:t>1. Итеративный.</w:t>
       </w:r>
     </w:p>
     <w:p>
       <w:pPr>
-        <w:spacing w:after="0"/>
-      </w:pPr>
-      <w:r>
+        <w:pStyle w:val="Normal"/>
+        <w:spacing w:before="0" w:after="0"/>
+        <w:rPr/>
+      </w:pPr>
+      <w:r>
+        <w:rPr/>
         <w:t xml:space="preserve">Когда клиент направляет запрос </w:t>
       </w:r>
       <w:r>
@@ -499,14 +606,18 @@
         <w:t>DNS</w:t>
       </w:r>
       <w:r>
+        <w:rPr/>
         <w:t>-серверу, и сервер отвечает за ту доменную зону, которая есть в запросе, то он возвращает ответ.</w:t>
       </w:r>
     </w:p>
     <w:p>
       <w:pPr>
-        <w:spacing w:after="0"/>
-      </w:pPr>
-      <w:r>
+        <w:pStyle w:val="Normal"/>
+        <w:spacing w:before="0" w:after="0"/>
+        <w:rPr/>
+      </w:pPr>
+      <w:r>
+        <w:rPr/>
         <w:t xml:space="preserve">Если </w:t>
       </w:r>
       <w:r>
@@ -516,89 +627,90 @@
         <w:t>DNS</w:t>
       </w:r>
       <w:r>
-        <w:t xml:space="preserve">-сервер не обслуживает эту доменную зону, </w:t>
-      </w:r>
-      <w:proofErr w:type="gramStart"/>
-      <w:r>
-        <w:t>то, вместо того, чтобы</w:t>
-      </w:r>
-      <w:proofErr w:type="gramEnd"/>
-      <w:r>
-        <w:t xml:space="preserve"> вернуть ответ, он возвращает адрес </w:t>
-      </w:r>
-      <w:r>
-        <w:rPr>
-          <w:lang w:val="en-US"/>
-        </w:rPr>
-        <w:t>DNS</w:t>
-      </w:r>
-      <w:r>
-        <w:t xml:space="preserve">-сервера, у которого есть более точная инфа. И далее клиенту нужно уже </w:t>
-      </w:r>
-      <w:proofErr w:type="gramStart"/>
-      <w:r>
-        <w:t>подключиться  к</w:t>
-      </w:r>
-      <w:proofErr w:type="gramEnd"/>
-      <w:r>
-        <w:t xml:space="preserve"> этому серверу, и спросить у него.</w:t>
-      </w:r>
-    </w:p>
-    <w:p>
-      <w:pPr>
-        <w:spacing w:after="0"/>
-      </w:pPr>
-    </w:p>
-    <w:p>
-      <w:pPr>
-        <w:spacing w:after="0"/>
-      </w:pPr>
-      <w:r>
+        <w:rPr/>
+        <w:t xml:space="preserve">-сервер не обслуживает эту доменную зону, то, вместо того, чтобы вернуть ответ, он возвращает адрес </w:t>
+      </w:r>
+      <w:r>
+        <w:rPr>
+          <w:lang w:val="en-US"/>
+        </w:rPr>
+        <w:t>DNS</w:t>
+      </w:r>
+      <w:r>
+        <w:rPr/>
+        <w:t>-сервера, у которого есть более точная инфа. И далее клиенту нужно уже подключиться  к этому серверу, и спросить у него.</w:t>
+      </w:r>
+    </w:p>
+    <w:p>
+      <w:pPr>
+        <w:pStyle w:val="Normal"/>
+        <w:spacing w:before="0" w:after="0"/>
+        <w:rPr/>
+      </w:pPr>
+      <w:r>
+        <w:rPr/>
+      </w:r>
+    </w:p>
+    <w:p>
+      <w:pPr>
+        <w:pStyle w:val="Normal"/>
+        <w:spacing w:before="0" w:after="0"/>
+        <w:rPr/>
+      </w:pPr>
+      <w:r>
+        <w:rPr/>
         <w:t>2. Рекурсивный.</w:t>
       </w:r>
     </w:p>
     <w:p>
       <w:pPr>
-        <w:spacing w:after="0"/>
-      </w:pPr>
-      <w:r>
+        <w:pStyle w:val="Normal"/>
+        <w:spacing w:before="0" w:after="0"/>
+        <w:rPr/>
+      </w:pPr>
+      <w:r>
+        <w:rPr/>
         <w:t>Сервер, после того как получил запрос от клиента сам выполняет запросы к другим серверам в дереве доменных имен, чтобы найти нужный адрес, и уже адрес возвращает клиенту.</w:t>
       </w:r>
     </w:p>
     <w:p>
       <w:pPr>
-        <w:spacing w:after="0"/>
-      </w:pPr>
-    </w:p>
-    <w:p>
-      <w:pPr>
-        <w:spacing w:after="0"/>
-      </w:pPr>
-      <w:r>
-        <w:lastRenderedPageBreak/>
+        <w:pStyle w:val="Normal"/>
+        <w:spacing w:before="0" w:after="0"/>
+        <w:rPr/>
+      </w:pPr>
+      <w:r>
+        <w:rPr/>
+      </w:r>
+    </w:p>
+    <w:p>
+      <w:pPr>
+        <w:pStyle w:val="Normal"/>
+        <w:spacing w:before="0" w:after="0"/>
+        <w:rPr/>
+      </w:pPr>
+      <w:r>
+        <w:rPr/>
         <w:t xml:space="preserve">В итеративном режиме обычно работают </w:t>
       </w:r>
-      <w:proofErr w:type="gramStart"/>
-      <w:r>
-        <w:rPr>
-          <w:lang w:val="en-US"/>
-        </w:rPr>
-        <w:t>DNS</w:t>
-      </w:r>
-      <w:r>
-        <w:t>-серверы</w:t>
-      </w:r>
-      <w:proofErr w:type="gramEnd"/>
-      <w:r>
-        <w:t xml:space="preserve"> которые обслуживают инфраструктуру </w:t>
-      </w:r>
-      <w:r>
-        <w:rPr>
-          <w:lang w:val="en-US"/>
-        </w:rPr>
-        <w:t>DNS</w:t>
-      </w:r>
-      <w:r>
+      <w:r>
+        <w:rPr>
+          <w:lang w:val="en-US"/>
+        </w:rPr>
+        <w:t>DNS</w:t>
+      </w:r>
+      <w:r>
+        <w:rPr/>
+        <w:t xml:space="preserve">-серверы которые обслуживают инфраструктуру </w:t>
+      </w:r>
+      <w:r>
+        <w:rPr>
+          <w:lang w:val="en-US"/>
+        </w:rPr>
+        <w:t>DNS</w:t>
+      </w:r>
+      <w:r>
+        <w:rPr/>
         <w:t xml:space="preserve"> и дерево доменных имён. В рекурсивном серверы для разрешения имен </w:t>
       </w:r>
       <w:r>
@@ -608,6 +720,7 @@
         <w:t>DNS</w:t>
       </w:r>
       <w:r>
+        <w:rPr/>
         <w:t xml:space="preserve"> </w:t>
       </w:r>
       <w:r>
@@ -617,6 +730,7 @@
         <w:t>resolver</w:t>
       </w:r>
       <w:r>
+        <w:rPr/>
         <w:t xml:space="preserve">, которые находятся ближе к клиенту </w:t>
       </w:r>
       <w:r>
@@ -626,19 +740,28 @@
         <w:t>DNS</w:t>
       </w:r>
       <w:r>
+        <w:rPr/>
         <w:t>.</w:t>
       </w:r>
     </w:p>
     <w:p>
       <w:pPr>
-        <w:spacing w:after="0"/>
-      </w:pPr>
-    </w:p>
-    <w:p>
-      <w:pPr>
-        <w:spacing w:after="0"/>
-      </w:pPr>
-      <w:r>
+        <w:pStyle w:val="Normal"/>
+        <w:spacing w:before="0" w:after="0"/>
+        <w:rPr/>
+      </w:pPr>
+      <w:r>
+        <w:rPr/>
+      </w:r>
+    </w:p>
+    <w:p>
+      <w:pPr>
+        <w:pStyle w:val="Normal"/>
+        <w:spacing w:before="0" w:after="0"/>
+        <w:rPr/>
+      </w:pPr>
+      <w:r>
+        <w:rPr/>
         <w:t xml:space="preserve">Откуда устройство в сети узнает какой </w:t>
       </w:r>
       <w:r>
@@ -648,6 +771,7 @@
         <w:t>DNS</w:t>
       </w:r>
       <w:r>
+        <w:rPr/>
         <w:t xml:space="preserve">-сервер использовать для разрешения имён — </w:t>
       </w:r>
       <w:r>
@@ -657,6 +781,7 @@
         <w:t>DNS</w:t>
       </w:r>
       <w:r>
+        <w:rPr/>
         <w:t>-</w:t>
       </w:r>
       <w:r>
@@ -666,30 +791,40 @@
         <w:t>resolver</w:t>
       </w:r>
       <w:r>
+        <w:rPr/>
         <w:t>?</w:t>
       </w:r>
     </w:p>
     <w:p>
       <w:pPr>
-        <w:spacing w:after="0"/>
-      </w:pPr>
-      <w:r>
+        <w:pStyle w:val="Normal"/>
+        <w:spacing w:before="0" w:after="0"/>
+        <w:rPr/>
+      </w:pPr>
+      <w:r>
+        <w:rPr/>
         <w:t>Есть 2 варианта:</w:t>
       </w:r>
     </w:p>
     <w:p>
       <w:pPr>
-        <w:spacing w:after="0"/>
-      </w:pPr>
-      <w:r>
+        <w:pStyle w:val="Normal"/>
+        <w:spacing w:before="0" w:after="0"/>
+        <w:rPr/>
+      </w:pPr>
+      <w:r>
+        <w:rPr/>
         <w:t>1. Адрес предоставляется провайдером\организацией.</w:t>
       </w:r>
     </w:p>
     <w:p>
       <w:pPr>
-        <w:spacing w:after="0"/>
-      </w:pPr>
-      <w:r>
+        <w:pStyle w:val="Normal"/>
+        <w:spacing w:before="0" w:after="0"/>
+        <w:rPr/>
+      </w:pPr>
+      <w:r>
+        <w:rPr/>
         <w:t xml:space="preserve">В этом случае клиент получает адрес </w:t>
       </w:r>
       <w:r>
@@ -699,6 +834,7 @@
         <w:t>DNS</w:t>
       </w:r>
       <w:r>
+        <w:rPr/>
         <w:t xml:space="preserve">-сервера вместе с другими настройками сети по протоколу </w:t>
       </w:r>
       <w:r>
@@ -708,14 +844,18 @@
         <w:t>DHCP</w:t>
       </w:r>
       <w:r>
+        <w:rPr/>
         <w:t>.</w:t>
       </w:r>
     </w:p>
     <w:p>
       <w:pPr>
-        <w:spacing w:after="0"/>
-      </w:pPr>
-      <w:r>
+        <w:pStyle w:val="Normal"/>
+        <w:spacing w:before="0" w:after="0"/>
+        <w:rPr/>
+      </w:pPr>
+      <w:r>
+        <w:rPr/>
         <w:t xml:space="preserve">2. Открытый </w:t>
       </w:r>
       <w:r>
@@ -725,23 +865,19 @@
         <w:t>DNS</w:t>
       </w:r>
       <w:r>
+        <w:rPr/>
         <w:t>-сервер.</w:t>
       </w:r>
     </w:p>
     <w:p>
       <w:pPr>
-        <w:spacing w:after="0"/>
-      </w:pPr>
-      <w:r>
-        <w:t xml:space="preserve">Их иного в сети в открытом доступе. </w:t>
-      </w:r>
-      <w:proofErr w:type="gramStart"/>
-      <w:r>
-        <w:t>Например</w:t>
-      </w:r>
-      <w:proofErr w:type="gramEnd"/>
-      <w:r>
-        <w:t xml:space="preserve"> </w:t>
+        <w:pStyle w:val="Normal"/>
+        <w:spacing w:before="0" w:after="0"/>
+        <w:rPr/>
+      </w:pPr>
+      <w:r>
+        <w:rPr/>
+        <w:t xml:space="preserve">Их иного в сети в открытом доступе. Например </w:t>
       </w:r>
       <w:r>
         <w:rPr>
@@ -750,32 +886,41 @@
         <w:t>Google</w:t>
       </w:r>
       <w:r>
+        <w:rPr/>
         <w:t xml:space="preserve"> 8.8.8.8</w:t>
       </w:r>
     </w:p>
     <w:p>
       <w:pPr>
-        <w:spacing w:after="0"/>
-      </w:pPr>
-    </w:p>
-    <w:p>
-      <w:pPr>
-        <w:spacing w:after="0"/>
-      </w:pPr>
-      <w:r>
+        <w:pStyle w:val="Normal"/>
+        <w:spacing w:before="0" w:after="0"/>
+        <w:rPr/>
+      </w:pPr>
+      <w:r>
+        <w:rPr/>
+      </w:r>
+    </w:p>
+    <w:p>
+      <w:pPr>
+        <w:pStyle w:val="Normal"/>
+        <w:spacing w:before="0" w:after="0"/>
+        <w:rPr/>
+      </w:pPr>
+      <w:r>
+        <w:rPr/>
         <w:t>Кэш.</w:t>
       </w:r>
     </w:p>
     <w:p>
       <w:pPr>
-        <w:spacing w:after="0"/>
-      </w:pPr>
-      <w:r>
-        <w:rPr>
-          <w:noProof/>
-        </w:rPr>
+        <w:pStyle w:val="Normal"/>
+        <w:spacing w:before="0" w:after="0"/>
+        <w:rPr/>
+      </w:pPr>
+      <w:r>
+        <w:rPr/>
         <w:drawing>
-          <wp:anchor distT="0" distB="0" distL="0" distR="0" simplePos="0" relativeHeight="3" behindDoc="0" locked="0" layoutInCell="0" allowOverlap="1" wp14:anchorId="2AC667FE" wp14:editId="18904BE6">
+          <wp:anchor behindDoc="0" distT="0" distB="0" distL="0" distR="0" simplePos="0" locked="0" layoutInCell="0" allowOverlap="1" relativeHeight="3">
             <wp:simplePos x="0" y="0"/>
             <wp:positionH relativeFrom="column">
               <wp:posOffset>-93345</wp:posOffset>
@@ -786,7 +931,7 @@
             <wp:extent cx="3175635" cy="1710055"/>
             <wp:effectExtent l="0" t="0" r="0" b="0"/>
             <wp:wrapSquare wrapText="largest"/>
-            <wp:docPr id="2" name="Изображение2"/>
+            <wp:docPr id="2" name="Изображение2" descr=""/>
             <wp:cNvGraphicFramePr>
               <a:graphicFrameLocks xmlns:a="http://schemas.openxmlformats.org/drawingml/2006/main" noChangeAspect="1"/>
             </wp:cNvGraphicFramePr>
@@ -794,13 +939,13 @@
               <a:graphicData uri="http://schemas.openxmlformats.org/drawingml/2006/picture">
                 <pic:pic xmlns:pic="http://schemas.openxmlformats.org/drawingml/2006/picture">
                   <pic:nvPicPr>
-                    <pic:cNvPr id="2" name="Изображение2"/>
+                    <pic:cNvPr id="2" name="Изображение2" descr=""/>
                     <pic:cNvPicPr>
                       <a:picLocks noChangeAspect="1" noChangeArrowheads="1"/>
                     </pic:cNvPicPr>
                   </pic:nvPicPr>
                   <pic:blipFill>
-                    <a:blip r:embed="rId5"/>
+                    <a:blip r:embed="rId3"/>
                     <a:stretch>
                       <a:fillRect/>
                     </a:stretch>
@@ -823,14 +968,22 @@
     </w:p>
     <w:p>
       <w:pPr>
-        <w:spacing w:after="0"/>
-      </w:pPr>
-    </w:p>
-    <w:p>
-      <w:pPr>
-        <w:spacing w:after="0"/>
-      </w:pPr>
-      <w:r>
+        <w:pStyle w:val="Normal"/>
+        <w:spacing w:before="0" w:after="0"/>
+        <w:rPr/>
+      </w:pPr>
+      <w:r>
+        <w:rPr/>
+      </w:r>
+    </w:p>
+    <w:p>
+      <w:pPr>
+        <w:pStyle w:val="Normal"/>
+        <w:spacing w:before="0" w:after="0"/>
+        <w:rPr/>
+      </w:pPr>
+      <w:r>
+        <w:rPr/>
         <w:t xml:space="preserve">Важный компонент в работе </w:t>
       </w:r>
       <w:r>
@@ -840,14 +993,18 @@
         <w:t>DNS</w:t>
       </w:r>
       <w:r>
+        <w:rPr/>
         <w:t>.</w:t>
       </w:r>
     </w:p>
     <w:p>
       <w:pPr>
-        <w:spacing w:after="0"/>
-      </w:pPr>
-      <w:r>
+        <w:pStyle w:val="Normal"/>
+        <w:spacing w:before="0" w:after="0"/>
+        <w:rPr/>
+      </w:pPr>
+      <w:r>
+        <w:rPr/>
         <w:t xml:space="preserve">Часто выполняются </w:t>
       </w:r>
       <w:r>
@@ -857,55 +1014,47 @@
         <w:t>DNS</w:t>
       </w:r>
       <w:r>
-        <w:t xml:space="preserve">-запросы для одного и того же доменного имени, особенно если один и тот же сервер разрешения имён используют разные клиенты. В этом </w:t>
-      </w:r>
-      <w:proofErr w:type="gramStart"/>
-      <w:r>
-        <w:t>случае, после того, как</w:t>
-      </w:r>
-      <w:proofErr w:type="gramEnd"/>
-      <w:r>
+        <w:rPr/>
+        <w:t xml:space="preserve">-запросы для одного и того же доменного имени, особенно если один и тот же сервер разрешения имён используют разные клиенты. В этом случае, после того, как </w:t>
+      </w:r>
+      <w:r>
+        <w:rPr>
+          <w:lang w:val="en-US"/>
+        </w:rPr>
+        <w:t>IP</w:t>
+      </w:r>
+      <w:r>
+        <w:rPr/>
+        <w:t>-адрес для доменного имени был получен, он сохраняется в кэше сервера разрешения имен(</w:t>
+      </w:r>
+      <w:r>
+        <w:rPr>
+          <w:lang w:val="en-US"/>
+        </w:rPr>
+        <w:t>DNS</w:t>
+      </w:r>
+      <w:r>
+        <w:rPr/>
         <w:t xml:space="preserve"> </w:t>
       </w:r>
       <w:r>
         <w:rPr>
           <w:lang w:val="en-US"/>
         </w:rPr>
+        <w:t>resolvers</w:t>
+      </w:r>
+      <w:r>
+        <w:rPr/>
+        <w:t xml:space="preserve">). Это полезно, чтобы в следующий раз не искать </w:t>
+      </w:r>
+      <w:r>
+        <w:rPr>
+          <w:lang w:val="en-US"/>
+        </w:rPr>
         <w:t>IP</w:t>
       </w:r>
       <w:r>
-        <w:t xml:space="preserve">-адрес для доменного имени был получен, он сохраняется в кэше сервера разрешения </w:t>
-      </w:r>
-      <w:proofErr w:type="gramStart"/>
-      <w:r>
-        <w:t>имен(</w:t>
-      </w:r>
-      <w:proofErr w:type="gramEnd"/>
-      <w:r>
-        <w:rPr>
-          <w:lang w:val="en-US"/>
-        </w:rPr>
-        <w:t>DNS</w:t>
-      </w:r>
-      <w:r>
-        <w:t xml:space="preserve"> </w:t>
-      </w:r>
-      <w:r>
-        <w:rPr>
-          <w:lang w:val="en-US"/>
-        </w:rPr>
-        <w:t>resolvers</w:t>
-      </w:r>
-      <w:r>
-        <w:t xml:space="preserve">). Это полезно, чтобы в следующий раз не искать </w:t>
-      </w:r>
-      <w:r>
-        <w:rPr>
-          <w:lang w:val="en-US"/>
-        </w:rPr>
-        <w:t>IP</w:t>
-      </w:r>
-      <w:r>
+        <w:rPr/>
         <w:t xml:space="preserve">-адрес этого сервера по всей инфраструктуре </w:t>
       </w:r>
       <w:r>
@@ -915,19 +1064,28 @@
         <w:t>DNS</w:t>
       </w:r>
       <w:r>
+        <w:rPr/>
         <w:t xml:space="preserve"> обращаясь к разным распределённым серверам. Это существенно повышает производительность.</w:t>
       </w:r>
     </w:p>
     <w:p>
       <w:pPr>
-        <w:spacing w:after="0"/>
-      </w:pPr>
-    </w:p>
-    <w:p>
-      <w:pPr>
-        <w:spacing w:after="0"/>
-      </w:pPr>
-      <w:r>
+        <w:pStyle w:val="Normal"/>
+        <w:spacing w:before="0" w:after="0"/>
+        <w:rPr/>
+      </w:pPr>
+      <w:r>
+        <w:rPr/>
+      </w:r>
+    </w:p>
+    <w:p>
+      <w:pPr>
+        <w:pStyle w:val="Normal"/>
+        <w:spacing w:before="0" w:after="0"/>
+        <w:rPr/>
+      </w:pPr>
+      <w:r>
+        <w:rPr/>
         <w:t xml:space="preserve">Типы ответов </w:t>
       </w:r>
       <w:r>
@@ -937,14 +1095,18 @@
         <w:t>DNS</w:t>
       </w:r>
       <w:r>
+        <w:rPr/>
         <w:t>.</w:t>
       </w:r>
     </w:p>
     <w:p>
       <w:pPr>
-        <w:spacing w:after="0"/>
-      </w:pPr>
-      <w:r>
+        <w:pStyle w:val="Normal"/>
+        <w:spacing w:before="0" w:after="0"/>
+        <w:rPr/>
+      </w:pPr>
+      <w:r>
+        <w:rPr/>
         <w:t xml:space="preserve">В связи с использованием кэширования у </w:t>
       </w:r>
       <w:r>
@@ -954,14 +1116,18 @@
         <w:t>DNS</w:t>
       </w:r>
       <w:r>
+        <w:rPr/>
         <w:t xml:space="preserve"> есть 2 типа ответов.</w:t>
       </w:r>
     </w:p>
     <w:p>
       <w:pPr>
-        <w:spacing w:after="0"/>
-      </w:pPr>
-      <w:r>
+        <w:pStyle w:val="Normal"/>
+        <w:spacing w:before="0" w:after="0"/>
+        <w:rPr/>
+      </w:pPr>
+      <w:r>
+        <w:rPr/>
         <w:t>1. Авторитетный (</w:t>
       </w:r>
       <w:r>
@@ -971,35 +1137,39 @@
         <w:t>authoritative</w:t>
       </w:r>
       <w:r>
+        <w:rPr/>
         <w:t>, “заслуживающий доверия”).</w:t>
       </w:r>
     </w:p>
     <w:p>
       <w:pPr>
-        <w:spacing w:after="0"/>
-      </w:pPr>
-      <w:r>
-        <w:t xml:space="preserve">Это ответ </w:t>
-      </w:r>
-      <w:proofErr w:type="gramStart"/>
-      <w:r>
-        <w:t>от сервера</w:t>
-      </w:r>
-      <w:proofErr w:type="gramEnd"/>
-      <w:r>
-        <w:t xml:space="preserve"> который обслуживает доменную зону. Этот ответ получен из конфигурационного файла сервера, и он точно является актуальным.</w:t>
-      </w:r>
-    </w:p>
-    <w:p>
-      <w:pPr>
-        <w:spacing w:after="0"/>
-      </w:pPr>
-    </w:p>
-    <w:p>
-      <w:pPr>
-        <w:spacing w:after="0"/>
-      </w:pPr>
-      <w:r>
+        <w:pStyle w:val="Normal"/>
+        <w:spacing w:before="0" w:after="0"/>
+        <w:rPr/>
+      </w:pPr>
+      <w:r>
+        <w:rPr/>
+        <w:t>Это ответ от сервера который обслуживает доменную зону. Этот ответ получен из конфигурационного файла сервера, и он точно является актуальным.</w:t>
+      </w:r>
+    </w:p>
+    <w:p>
+      <w:pPr>
+        <w:pStyle w:val="Normal"/>
+        <w:spacing w:before="0" w:after="0"/>
+        <w:rPr/>
+      </w:pPr>
+      <w:r>
+        <w:rPr/>
+      </w:r>
+    </w:p>
+    <w:p>
+      <w:pPr>
+        <w:pStyle w:val="Normal"/>
+        <w:spacing w:before="0" w:after="0"/>
+        <w:rPr/>
+      </w:pPr>
+      <w:r>
+        <w:rPr/>
         <w:t>2. Неавторитетный (</w:t>
       </w:r>
       <w:r>
@@ -1009,6 +1179,7 @@
         <w:t>non</w:t>
       </w:r>
       <w:r>
+        <w:rPr/>
         <w:t>-</w:t>
       </w:r>
       <w:r>
@@ -1018,27 +1189,39 @@
         <w:t>authoritative</w:t>
       </w:r>
       <w:r>
+        <w:rPr/>
         <w:t>, “не заслуживающий доверия”).</w:t>
       </w:r>
     </w:p>
     <w:p>
       <w:pPr>
-        <w:spacing w:after="0"/>
-      </w:pPr>
-      <w:r>
+        <w:pStyle w:val="Normal"/>
+        <w:spacing w:before="0" w:after="0"/>
+        <w:rPr/>
+      </w:pPr>
+      <w:r>
+        <w:rPr/>
         <w:t>Это ответ от сервера, который не обслуживает доменную зону. Этот ответ получен из кэша, и данные могли устареть.</w:t>
       </w:r>
     </w:p>
     <w:p>
       <w:pPr>
-        <w:spacing w:after="0"/>
-      </w:pPr>
-    </w:p>
-    <w:p>
-      <w:pPr>
-        <w:spacing w:after="0"/>
-      </w:pPr>
-      <w:r>
+        <w:pStyle w:val="Normal"/>
+        <w:spacing w:before="0" w:after="0"/>
+        <w:rPr/>
+      </w:pPr>
+      <w:r>
+        <w:rPr/>
+      </w:r>
+    </w:p>
+    <w:p>
+      <w:pPr>
+        <w:pStyle w:val="Normal"/>
+        <w:spacing w:before="0" w:after="0"/>
+        <w:rPr/>
+      </w:pPr>
+      <w:r>
+        <w:rPr/>
         <w:t xml:space="preserve">Но так, как данные в </w:t>
       </w:r>
       <w:r>
@@ -1048,19 +1231,28 @@
         <w:t>DNS</w:t>
       </w:r>
       <w:r>
+        <w:rPr/>
         <w:t xml:space="preserve"> меняются достаточно редко, то даже незаслуживающий доверия ответ почти всегда содержит нужные данные.</w:t>
       </w:r>
     </w:p>
     <w:p>
       <w:pPr>
-        <w:spacing w:after="0"/>
-      </w:pPr>
-    </w:p>
-    <w:p>
-      <w:pPr>
-        <w:spacing w:after="0"/>
-      </w:pPr>
-      <w:r>
+        <w:pStyle w:val="Normal"/>
+        <w:spacing w:before="0" w:after="0"/>
+        <w:rPr/>
+      </w:pPr>
+      <w:r>
+        <w:rPr/>
+      </w:r>
+    </w:p>
+    <w:p>
+      <w:pPr>
+        <w:pStyle w:val="Normal"/>
+        <w:spacing w:before="0" w:after="0"/>
+        <w:rPr/>
+      </w:pPr>
+      <w:r>
+        <w:rPr/>
         <w:t xml:space="preserve">Формат пакета </w:t>
       </w:r>
       <w:r>
@@ -1070,19 +1262,19 @@
         <w:t>DNS</w:t>
       </w:r>
       <w:r>
+        <w:rPr/>
         <w:t>.</w:t>
       </w:r>
     </w:p>
     <w:p>
       <w:pPr>
-        <w:spacing w:after="0"/>
-      </w:pPr>
-      <w:r>
-        <w:rPr>
-          <w:noProof/>
-        </w:rPr>
+        <w:pStyle w:val="Normal"/>
+        <w:spacing w:before="0" w:after="0"/>
+        <w:rPr/>
+      </w:pPr>
+      <w:r>
         <w:drawing>
-          <wp:anchor distT="0" distB="0" distL="0" distR="0" simplePos="0" relativeHeight="4" behindDoc="0" locked="0" layoutInCell="0" allowOverlap="1" wp14:anchorId="72BC7B1C" wp14:editId="43CBE918">
+          <wp:anchor behindDoc="0" distT="0" distB="0" distL="0" distR="0" simplePos="0" locked="0" layoutInCell="0" allowOverlap="1" relativeHeight="4">
             <wp:simplePos x="0" y="0"/>
             <wp:positionH relativeFrom="column">
               <wp:posOffset>-96520</wp:posOffset>
@@ -1093,7 +1285,7 @@
             <wp:extent cx="2684145" cy="1886585"/>
             <wp:effectExtent l="0" t="0" r="0" b="0"/>
             <wp:wrapSquare wrapText="largest"/>
-            <wp:docPr id="3" name="Изображение3"/>
+            <wp:docPr id="3" name="Изображение3" descr=""/>
             <wp:cNvGraphicFramePr>
               <a:graphicFrameLocks xmlns:a="http://schemas.openxmlformats.org/drawingml/2006/main" noChangeAspect="1"/>
             </wp:cNvGraphicFramePr>
@@ -1101,13 +1293,13 @@
               <a:graphicData uri="http://schemas.openxmlformats.org/drawingml/2006/picture">
                 <pic:pic xmlns:pic="http://schemas.openxmlformats.org/drawingml/2006/picture">
                   <pic:nvPicPr>
-                    <pic:cNvPr id="3" name="Изображение3"/>
+                    <pic:cNvPr id="3" name="Изображение3" descr=""/>
                     <pic:cNvPicPr>
                       <a:picLocks noChangeAspect="1" noChangeArrowheads="1"/>
                     </pic:cNvPicPr>
                   </pic:nvPicPr>
                   <pic:blipFill>
-                    <a:blip r:embed="rId6"/>
+                    <a:blip r:embed="rId4"/>
                     <a:stretch>
                       <a:fillRect/>
                     </a:stretch>
@@ -1128,7 +1320,12 @@
         </w:drawing>
       </w:r>
       <w:r>
-        <w:t xml:space="preserve"> В отличии от протокола </w:t>
+        <w:rPr/>
+        <w:t xml:space="preserve"> </w:t>
+      </w:r>
+      <w:r>
+        <w:rPr/>
+        <w:t xml:space="preserve">В отличии от протокола </w:t>
       </w:r>
       <w:r>
         <w:rPr>
@@ -1137,78 +1334,81 @@
         <w:t>HTTP</w:t>
       </w:r>
       <w:r>
-        <w:t xml:space="preserve"> 1.1, где данные передаются по сети </w:t>
-      </w:r>
-      <w:proofErr w:type="gramStart"/>
-      <w:r>
-        <w:t>с текстовом виде</w:t>
-      </w:r>
-      <w:proofErr w:type="gramEnd"/>
-      <w:r>
-        <w:t xml:space="preserve">, </w:t>
-      </w:r>
-      <w:r>
-        <w:rPr>
-          <w:lang w:val="en-US"/>
-        </w:rPr>
-        <w:t>DNS</w:t>
-      </w:r>
-      <w:r>
-        <w:t xml:space="preserve"> использует бинарный формат.</w:t>
-      </w:r>
-    </w:p>
-    <w:p>
-      <w:pPr>
-        <w:spacing w:after="0"/>
-      </w:pPr>
-    </w:p>
-    <w:p>
-      <w:pPr>
-        <w:spacing w:after="0"/>
-      </w:pPr>
-      <w:r>
+        <w:rPr/>
+        <w:t xml:space="preserve"> 1.1, где данные передаются по сети с текстовом виде, </w:t>
+      </w:r>
+      <w:r>
+        <w:rPr>
+          <w:lang w:val="en-US"/>
+        </w:rPr>
+        <w:t>DNS</w:t>
+      </w:r>
+      <w:r>
+        <w:rPr/>
+        <w:t xml:space="preserve"> использует бинарный формат. И заголовок, и данные в теле сообщения передаются в бинарном виде.</w:t>
+      </w:r>
+    </w:p>
+    <w:p>
+      <w:pPr>
+        <w:pStyle w:val="Normal"/>
+        <w:spacing w:before="0" w:after="0"/>
+        <w:rPr/>
+      </w:pPr>
+      <w:r>
+        <w:rPr/>
+      </w:r>
+    </w:p>
+    <w:p>
+      <w:pPr>
+        <w:pStyle w:val="Normal"/>
+        <w:spacing w:before="0" w:after="0"/>
+        <w:rPr/>
+      </w:pPr>
+      <w:r>
+        <w:rPr/>
         <w:t>Пакет состоит из заголовка и тела сообщения.</w:t>
       </w:r>
     </w:p>
     <w:p>
       <w:pPr>
-        <w:spacing w:after="0"/>
-      </w:pPr>
-      <w:r>
+        <w:pStyle w:val="Normal"/>
+        <w:spacing w:before="0" w:after="0"/>
+        <w:rPr/>
+      </w:pPr>
+      <w:r>
+        <w:rPr/>
         <w:t>Размер заголовка и каждого поля внутри заголовка фиксирован, и имеет строго определенный формат. Также и отдельные поля тела сообщения имеют фиксированный размер и строго определённый формат.</w:t>
       </w:r>
     </w:p>
     <w:p>
       <w:pPr>
-        <w:spacing w:after="0"/>
-      </w:pPr>
-    </w:p>
-    <w:p>
-      <w:pPr>
-        <w:spacing w:after="0"/>
-      </w:pPr>
-      <w:r>
-        <w:t>И заголовок, и данные в теле сообщения передаются в бинарном виде.</w:t>
-      </w:r>
-    </w:p>
-    <w:p>
-      <w:pPr>
-        <w:spacing w:after="0"/>
-      </w:pPr>
-    </w:p>
-    <w:p>
-      <w:pPr>
-        <w:spacing w:after="0"/>
-      </w:pPr>
-      <w:r>
+        <w:pStyle w:val="Normal"/>
+        <w:spacing w:before="0" w:after="0"/>
+        <w:rPr/>
+      </w:pPr>
+      <w:r>
+        <w:rPr/>
+      </w:r>
+    </w:p>
+    <w:p>
+      <w:pPr>
+        <w:pStyle w:val="Normal"/>
+        <w:spacing w:before="0" w:after="0"/>
+        <w:rPr/>
+      </w:pPr>
+      <w:r>
+        <w:rPr/>
         <w:t>Заголовок имеет длину 12 байт, и состоит из 6-ти полей.</w:t>
       </w:r>
     </w:p>
     <w:p>
       <w:pPr>
-        <w:spacing w:after="0"/>
-      </w:pPr>
-      <w:r>
+        <w:pStyle w:val="Normal"/>
+        <w:spacing w:before="0" w:after="0"/>
+        <w:rPr/>
+      </w:pPr>
+      <w:r>
+        <w:rPr/>
         <w:t xml:space="preserve">1 поле. Идентификатор — номер пакета. Идентификатор в запросе и ответе </w:t>
       </w:r>
       <w:r>
@@ -1218,43 +1418,61 @@
         <w:t>DNS</w:t>
       </w:r>
       <w:r>
+        <w:rPr/>
         <w:t xml:space="preserve"> должен быть одинаковый. Именно по идентификатору определяется какой ответ, к какому запросу относится.</w:t>
       </w:r>
     </w:p>
     <w:p>
       <w:pPr>
-        <w:spacing w:after="0"/>
-      </w:pPr>
-      <w:r>
+        <w:pStyle w:val="Normal"/>
+        <w:spacing w:before="0" w:after="0"/>
+        <w:rPr/>
+      </w:pPr>
+      <w:r>
+        <w:rPr/>
         <w:t>2 поле. Флаги — описывают что есть в пакете.</w:t>
       </w:r>
     </w:p>
     <w:p>
       <w:pPr>
-        <w:spacing w:after="0"/>
-      </w:pPr>
-      <w:r>
+        <w:pStyle w:val="Normal"/>
+        <w:spacing w:before="0" w:after="0"/>
+        <w:rPr/>
+      </w:pPr>
+      <w:r>
+        <w:rPr/>
         <w:t>5 поле. Количество авторитетных серверов (у которых получен ответ)</w:t>
       </w:r>
     </w:p>
     <w:p>
       <w:pPr>
-        <w:spacing w:after="0"/>
-      </w:pPr>
-    </w:p>
-    <w:p>
-      <w:pPr>
-        <w:spacing w:after="0"/>
-      </w:pPr>
-      <w:r>
+        <w:pStyle w:val="Normal"/>
+        <w:spacing w:before="0" w:after="0"/>
+        <w:rPr/>
+      </w:pPr>
+      <w:r>
+        <w:rPr/>
+      </w:r>
+    </w:p>
+    <w:p>
+      <w:pPr>
+        <w:pStyle w:val="Normal"/>
+        <w:spacing w:before="0" w:after="0"/>
+        <w:rPr/>
+      </w:pPr>
+      <w:r>
+        <w:rPr/>
         <w:t>В теле сообщения есть 4 секции:</w:t>
       </w:r>
     </w:p>
     <w:p>
       <w:pPr>
-        <w:spacing w:after="0"/>
-      </w:pPr>
-      <w:r>
+        <w:pStyle w:val="Normal"/>
+        <w:spacing w:before="0" w:after="0"/>
+        <w:rPr/>
+      </w:pPr>
+      <w:r>
+        <w:rPr/>
         <w:t xml:space="preserve">1. Запросы </w:t>
       </w:r>
       <w:r>
@@ -1264,11 +1482,8 @@
         <w:t>DNS</w:t>
       </w:r>
       <w:r>
-        <w:t xml:space="preserve"> – тут включается инфа о том, для какого доменного имени мы хотим </w:t>
-      </w:r>
-      <w:proofErr w:type="gramStart"/>
-      <w:r>
-        <w:t xml:space="preserve">получить  </w:t>
+        <w:rPr/>
+        <w:t xml:space="preserve"> – тут включается инфа о том, для какого доменного имени мы хотим получить  </w:t>
       </w:r>
       <w:r>
         <w:rPr>
@@ -1276,16 +1491,19 @@
         </w:rPr>
         <w:t>IP</w:t>
       </w:r>
-      <w:proofErr w:type="gramEnd"/>
-      <w:r>
+      <w:r>
+        <w:rPr/>
         <w:t xml:space="preserve">-адрес. </w:t>
       </w:r>
     </w:p>
     <w:p>
       <w:pPr>
-        <w:spacing w:after="0"/>
-      </w:pPr>
-      <w:r>
+        <w:pStyle w:val="Normal"/>
+        <w:spacing w:before="0" w:after="0"/>
+        <w:rPr/>
+      </w:pPr>
+      <w:r>
+        <w:rPr/>
         <w:t xml:space="preserve">2. Ответы </w:t>
       </w:r>
       <w:r>
@@ -1295,6 +1513,7 @@
         <w:t>DNS</w:t>
       </w:r>
       <w:r>
+        <w:rPr/>
         <w:t xml:space="preserve">. </w:t>
       </w:r>
       <w:r>
@@ -1304,40 +1523,60 @@
         <w:t>IP</w:t>
       </w:r>
       <w:r>
+        <w:rPr/>
         <w:t xml:space="preserve"> адрес для доменного имени, или какая-то другая инфа.</w:t>
       </w:r>
     </w:p>
     <w:p>
       <w:pPr>
-        <w:spacing w:after="0"/>
-      </w:pPr>
-    </w:p>
-    <w:p>
-      <w:pPr>
-        <w:spacing w:after="0"/>
-      </w:pPr>
-      <w:r>
+        <w:pStyle w:val="Normal"/>
+        <w:spacing w:before="0" w:after="0"/>
+        <w:rPr/>
+      </w:pPr>
+      <w:r>
+        <w:rPr/>
+      </w:r>
+    </w:p>
+    <w:p>
+      <w:pPr>
+        <w:pStyle w:val="Normal"/>
+        <w:spacing w:before="0" w:after="0"/>
+        <w:rPr/>
+      </w:pPr>
+      <w:r>
+        <w:rPr/>
         <w:t>В пакете может быть несколько запросов и несколько ответов.</w:t>
       </w:r>
     </w:p>
     <w:p>
       <w:pPr>
-        <w:spacing w:after="0"/>
-      </w:pPr>
-      <w:r>
+        <w:pStyle w:val="Normal"/>
+        <w:spacing w:before="0" w:after="0"/>
+        <w:rPr/>
+      </w:pPr>
+      <w:r>
+        <w:rPr/>
         <w:t>Количество запросов и ответов указывается в заголовке в полях — количество запросов и количество ответов.</w:t>
       </w:r>
     </w:p>
     <w:p>
       <w:pPr>
-        <w:spacing w:after="0"/>
-      </w:pPr>
-    </w:p>
-    <w:p>
-      <w:pPr>
-        <w:spacing w:after="0"/>
-      </w:pPr>
-      <w:r>
+        <w:pStyle w:val="Normal"/>
+        <w:spacing w:before="0" w:after="0"/>
+        <w:rPr/>
+      </w:pPr>
+      <w:r>
+        <w:rPr/>
+      </w:r>
+    </w:p>
+    <w:p>
+      <w:pPr>
+        <w:pStyle w:val="Normal"/>
+        <w:spacing w:before="0" w:after="0"/>
+        <w:rPr/>
+      </w:pPr>
+      <w:r>
+        <w:rPr/>
         <w:t xml:space="preserve">В пакет </w:t>
       </w:r>
       <w:r>
@@ -1347,6 +1586,7 @@
         <w:t>DNS</w:t>
       </w:r>
       <w:r>
+        <w:rPr/>
         <w:t xml:space="preserve"> может включаться инфа об авторитетных серверах откуда получены ответы </w:t>
       </w:r>
       <w:r>
@@ -1356,19 +1596,28 @@
         <w:t>DNS</w:t>
       </w:r>
       <w:r>
+        <w:rPr/>
         <w:t>, и некоторая дополнительная инфа, которая прямо не включена в запрос, но может быть полезна клиенту.</w:t>
       </w:r>
     </w:p>
     <w:p>
       <w:pPr>
-        <w:spacing w:after="0"/>
-      </w:pPr>
-    </w:p>
-    <w:p>
-      <w:pPr>
-        <w:spacing w:after="0"/>
-      </w:pPr>
-      <w:r>
+        <w:pStyle w:val="Normal"/>
+        <w:spacing w:before="0" w:after="0"/>
+        <w:rPr/>
+      </w:pPr>
+      <w:r>
+        <w:rPr/>
+      </w:r>
+    </w:p>
+    <w:p>
+      <w:pPr>
+        <w:pStyle w:val="Normal"/>
+        <w:spacing w:before="0" w:after="0"/>
+        <w:rPr/>
+      </w:pPr>
+      <w:r>
+        <w:rPr/>
         <w:t xml:space="preserve">Формат запроса </w:t>
       </w:r>
       <w:r>
@@ -1378,19 +1627,19 @@
         <w:t>DNS</w:t>
       </w:r>
       <w:r>
+        <w:rPr/>
         <w:t>.</w:t>
       </w:r>
     </w:p>
     <w:p>
       <w:pPr>
-        <w:spacing w:after="0"/>
-      </w:pPr>
-      <w:r>
-        <w:rPr>
-          <w:noProof/>
-        </w:rPr>
+        <w:pStyle w:val="Normal"/>
+        <w:spacing w:before="0" w:after="0"/>
+        <w:rPr/>
+      </w:pPr>
+      <w:r>
         <w:drawing>
-          <wp:anchor distT="0" distB="0" distL="0" distR="0" simplePos="0" relativeHeight="5" behindDoc="0" locked="0" layoutInCell="0" allowOverlap="1" wp14:anchorId="00BA0461" wp14:editId="7B46BBBA">
+          <wp:anchor behindDoc="0" distT="0" distB="0" distL="0" distR="0" simplePos="0" locked="0" layoutInCell="0" allowOverlap="1" relativeHeight="5">
             <wp:simplePos x="0" y="0"/>
             <wp:positionH relativeFrom="column">
               <wp:posOffset>76200</wp:posOffset>
@@ -1401,7 +1650,7 @@
             <wp:extent cx="2639060" cy="2072640"/>
             <wp:effectExtent l="0" t="0" r="0" b="0"/>
             <wp:wrapSquare wrapText="largest"/>
-            <wp:docPr id="4" name="Изображение4"/>
+            <wp:docPr id="4" name="Изображение4" descr=""/>
             <wp:cNvGraphicFramePr>
               <a:graphicFrameLocks xmlns:a="http://schemas.openxmlformats.org/drawingml/2006/main" noChangeAspect="1"/>
             </wp:cNvGraphicFramePr>
@@ -1409,13 +1658,13 @@
               <a:graphicData uri="http://schemas.openxmlformats.org/drawingml/2006/picture">
                 <pic:pic xmlns:pic="http://schemas.openxmlformats.org/drawingml/2006/picture">
                   <pic:nvPicPr>
-                    <pic:cNvPr id="4" name="Изображение4"/>
+                    <pic:cNvPr id="4" name="Изображение4" descr=""/>
                     <pic:cNvPicPr>
                       <a:picLocks noChangeAspect="1" noChangeArrowheads="1"/>
                     </pic:cNvPicPr>
                   </pic:nvPicPr>
                   <pic:blipFill>
-                    <a:blip r:embed="rId7"/>
+                    <a:blip r:embed="rId5"/>
                     <a:stretch>
                       <a:fillRect/>
                     </a:stretch>
@@ -1436,30 +1685,40 @@
         </w:drawing>
       </w:r>
       <w:r>
+        <w:rPr/>
         <w:t>Состоит из 3х частей.</w:t>
       </w:r>
     </w:p>
     <w:p>
       <w:pPr>
-        <w:spacing w:after="0"/>
-      </w:pPr>
-      <w:r>
+        <w:pStyle w:val="Normal"/>
+        <w:spacing w:before="0" w:after="0"/>
+        <w:rPr/>
+      </w:pPr>
+      <w:r>
+        <w:rPr/>
         <w:t>1. Имя — доменное имя.</w:t>
       </w:r>
     </w:p>
     <w:p>
       <w:pPr>
-        <w:spacing w:after="0"/>
-      </w:pPr>
-      <w:r>
+        <w:pStyle w:val="Normal"/>
+        <w:spacing w:before="0" w:after="0"/>
+        <w:rPr/>
+      </w:pPr>
+      <w:r>
+        <w:rPr/>
         <w:t>2. Тип записи.</w:t>
       </w:r>
     </w:p>
     <w:p>
       <w:pPr>
-        <w:spacing w:after="0"/>
-      </w:pPr>
-      <w:r>
+        <w:pStyle w:val="Normal"/>
+        <w:spacing w:before="0" w:after="0"/>
+        <w:rPr/>
+      </w:pPr>
+      <w:r>
+        <w:rPr/>
         <w:t xml:space="preserve">3. Класс записи — раньше были разные классы записи, сейчас используется класс 1 — обозначение </w:t>
       </w:r>
       <w:r>
@@ -1469,39 +1728,68 @@
         <w:t>IN</w:t>
       </w:r>
       <w:r>
+        <w:rPr/>
         <w:t xml:space="preserve"> (сокращение от интернет)</w:t>
       </w:r>
     </w:p>
     <w:p>
       <w:pPr>
-        <w:spacing w:after="0"/>
-      </w:pPr>
-    </w:p>
-    <w:p>
-      <w:pPr>
-        <w:spacing w:after="0"/>
-      </w:pPr>
-    </w:p>
-    <w:p>
-      <w:pPr>
-        <w:spacing w:after="0"/>
-      </w:pPr>
-    </w:p>
-    <w:p>
-      <w:pPr>
-        <w:spacing w:after="0"/>
-      </w:pPr>
-    </w:p>
-    <w:p>
-      <w:pPr>
-        <w:spacing w:after="0"/>
-      </w:pPr>
-    </w:p>
-    <w:p>
-      <w:pPr>
-        <w:spacing w:after="0"/>
-      </w:pPr>
-      <w:r>
+        <w:pStyle w:val="Normal"/>
+        <w:spacing w:before="0" w:after="0"/>
+        <w:rPr/>
+      </w:pPr>
+      <w:r>
+        <w:rPr/>
+      </w:r>
+    </w:p>
+    <w:p>
+      <w:pPr>
+        <w:pStyle w:val="Normal"/>
+        <w:spacing w:before="0" w:after="0"/>
+        <w:rPr/>
+      </w:pPr>
+      <w:r>
+        <w:rPr/>
+      </w:r>
+    </w:p>
+    <w:p>
+      <w:pPr>
+        <w:pStyle w:val="Normal"/>
+        <w:spacing w:before="0" w:after="0"/>
+        <w:rPr/>
+      </w:pPr>
+      <w:r>
+        <w:rPr/>
+      </w:r>
+    </w:p>
+    <w:p>
+      <w:pPr>
+        <w:pStyle w:val="Normal"/>
+        <w:spacing w:before="0" w:after="0"/>
+        <w:rPr/>
+      </w:pPr>
+      <w:r>
+        <w:rPr/>
+      </w:r>
+    </w:p>
+    <w:p>
+      <w:pPr>
+        <w:pStyle w:val="Normal"/>
+        <w:spacing w:before="0" w:after="0"/>
+        <w:rPr/>
+      </w:pPr>
+      <w:r>
+        <w:rPr/>
+      </w:r>
+    </w:p>
+    <w:p>
+      <w:pPr>
+        <w:pStyle w:val="Normal"/>
+        <w:spacing w:before="0" w:after="0"/>
+        <w:rPr/>
+      </w:pPr>
+      <w:r>
+        <w:rPr/>
         <w:t xml:space="preserve">Формат ответа </w:t>
       </w:r>
       <w:r>
@@ -1511,30 +1799,63 @@
         <w:t>DNS</w:t>
       </w:r>
       <w:r>
+        <w:rPr/>
         <w:t>.</w:t>
       </w:r>
     </w:p>
     <w:p>
       <w:pPr>
-        <w:spacing w:after="0"/>
-      </w:pPr>
-      <w:r>
-        <w:rPr>
-          <w:noProof/>
-        </w:rPr>
+        <w:pStyle w:val="Normal"/>
+        <w:spacing w:before="0" w:after="0"/>
+        <w:rPr/>
+      </w:pPr>
+      <w:r>
+        <w:rPr/>
+        <w:t>1. Доменное имя.</w:t>
+      </w:r>
+    </w:p>
+    <w:p>
+      <w:pPr>
+        <w:pStyle w:val="Normal"/>
+        <w:spacing w:before="0" w:after="0"/>
+        <w:rPr/>
+      </w:pPr>
+      <w:r>
+        <w:rPr/>
+        <w:t>4. Время жизни в секундах — это то время, на которое полученную инфу можно сохранить в кэш.</w:t>
+      </w:r>
+    </w:p>
+    <w:p>
+      <w:pPr>
+        <w:pStyle w:val="Normal"/>
+        <w:spacing w:before="0" w:after="0"/>
+        <w:rPr/>
+      </w:pPr>
+      <w:r>
+        <w:rPr/>
+        <w:t>5. Длина данных в байтах (не факт - проверить)</w:t>
+      </w:r>
+    </w:p>
+    <w:p>
+      <w:pPr>
+        <w:pStyle w:val="Normal"/>
+        <w:spacing w:before="0" w:after="0"/>
+        <w:rPr/>
+      </w:pPr>
+      <w:r>
         <w:drawing>
-          <wp:anchor distT="0" distB="0" distL="0" distR="0" simplePos="0" relativeHeight="6" behindDoc="0" locked="0" layoutInCell="0" allowOverlap="1" wp14:anchorId="639CBB24" wp14:editId="0EC4411A">
+          <wp:anchor behindDoc="0" distT="0" distB="0" distL="0" distR="0" simplePos="0" locked="0" layoutInCell="0" allowOverlap="1" relativeHeight="6">
             <wp:simplePos x="0" y="0"/>
             <wp:positionH relativeFrom="column">
               <wp:posOffset>85725</wp:posOffset>
             </wp:positionH>
             <wp:positionV relativeFrom="paragraph">
-              <wp:posOffset>135890</wp:posOffset>
+              <wp:posOffset>497840</wp:posOffset>
             </wp:positionV>
-            <wp:extent cx="3088640" cy="2063750"/>
+            <wp:extent cx="2501265" cy="1671320"/>
             <wp:effectExtent l="0" t="0" r="0" b="0"/>
             <wp:wrapSquare wrapText="largest"/>
-            <wp:docPr id="5" name="Изображение5"/>
+            <wp:docPr id="5" name="Изображение5" descr=""/>
             <wp:cNvGraphicFramePr>
               <a:graphicFrameLocks xmlns:a="http://schemas.openxmlformats.org/drawingml/2006/main" noChangeAspect="1"/>
             </wp:cNvGraphicFramePr>
@@ -1542,13 +1863,13 @@
               <a:graphicData uri="http://schemas.openxmlformats.org/drawingml/2006/picture">
                 <pic:pic xmlns:pic="http://schemas.openxmlformats.org/drawingml/2006/picture">
                   <pic:nvPicPr>
-                    <pic:cNvPr id="5" name="Изображение5"/>
+                    <pic:cNvPr id="5" name="Изображение5" descr=""/>
                     <pic:cNvPicPr>
                       <a:picLocks noChangeAspect="1" noChangeArrowheads="1"/>
                     </pic:cNvPicPr>
                   </pic:nvPicPr>
                   <pic:blipFill>
-                    <a:blip r:embed="rId8"/>
+                    <a:blip r:embed="rId6"/>
                     <a:stretch>
                       <a:fillRect/>
                     </a:stretch>
@@ -1556,7 +1877,7 @@
                   <pic:spPr bwMode="auto">
                     <a:xfrm>
                       <a:off x="0" y="0"/>
-                      <a:ext cx="3088640" cy="2063750"/>
+                      <a:ext cx="2501265" cy="1671320"/>
                     </a:xfrm>
                     <a:prstGeom prst="rect">
                       <a:avLst/>
@@ -1569,30 +1890,7 @@
         </w:drawing>
       </w:r>
       <w:r>
-        <w:t>1. Доменное имя.</w:t>
-      </w:r>
-    </w:p>
-    <w:p>
-      <w:pPr>
-        <w:spacing w:after="0"/>
-      </w:pPr>
-      <w:r>
-        <w:t>4. Время жизни в секундах — это то время, на которое полученную инфу можно сохранить в кэш.</w:t>
-      </w:r>
-    </w:p>
-    <w:p>
-      <w:pPr>
-        <w:spacing w:after="0"/>
-      </w:pPr>
-      <w:r>
-        <w:t>5. Длина данных в байтах (не факт - проверить)</w:t>
-      </w:r>
-    </w:p>
-    <w:p>
-      <w:pPr>
-        <w:spacing w:after="0"/>
-      </w:pPr>
-      <w:r>
+        <w:rPr/>
         <w:t xml:space="preserve">6. Данные — как правило </w:t>
       </w:r>
       <w:r>
@@ -1602,30 +1900,41 @@
         <w:t>IP</w:t>
       </w:r>
       <w:r>
+        <w:rPr/>
         <w:t>-адрес для доменного имени.</w:t>
       </w:r>
     </w:p>
     <w:p>
       <w:pPr>
-        <w:spacing w:after="0"/>
-      </w:pPr>
-      <w:r>
-        <w:rPr>
-          <w:noProof/>
-        </w:rPr>
+        <w:pStyle w:val="Normal"/>
+        <w:spacing w:before="0" w:after="0"/>
+        <w:rPr/>
+      </w:pPr>
+      <w:r>
+        <w:rPr/>
+      </w:r>
+    </w:p>
+    <w:p>
+      <w:pPr>
+        <w:pStyle w:val="Normal"/>
+        <w:spacing w:before="0" w:after="0"/>
+        <w:rPr/>
+      </w:pPr>
+      <w:r>
+        <w:rPr/>
         <w:drawing>
-          <wp:anchor distT="0" distB="0" distL="0" distR="0" simplePos="0" relativeHeight="7" behindDoc="0" locked="0" layoutInCell="0" allowOverlap="1" wp14:anchorId="1A0240F0" wp14:editId="6381FD65">
+          <wp:anchor behindDoc="0" distT="0" distB="0" distL="0" distR="0" simplePos="0" locked="0" layoutInCell="0" allowOverlap="1" relativeHeight="7">
             <wp:simplePos x="0" y="0"/>
             <wp:positionH relativeFrom="column">
-              <wp:posOffset>3983355</wp:posOffset>
+              <wp:posOffset>2731770</wp:posOffset>
             </wp:positionH>
             <wp:positionV relativeFrom="paragraph">
-              <wp:posOffset>10160</wp:posOffset>
+              <wp:posOffset>127000</wp:posOffset>
             </wp:positionV>
-            <wp:extent cx="3305810" cy="2198370"/>
+            <wp:extent cx="2571750" cy="1710055"/>
             <wp:effectExtent l="0" t="0" r="0" b="0"/>
             <wp:wrapSquare wrapText="bothSides"/>
-            <wp:docPr id="6" name="Изображение6"/>
+            <wp:docPr id="6" name="Изображение6" descr=""/>
             <wp:cNvGraphicFramePr>
               <a:graphicFrameLocks xmlns:a="http://schemas.openxmlformats.org/drawingml/2006/main" noChangeAspect="1"/>
             </wp:cNvGraphicFramePr>
@@ -1633,13 +1942,13 @@
               <a:graphicData uri="http://schemas.openxmlformats.org/drawingml/2006/picture">
                 <pic:pic xmlns:pic="http://schemas.openxmlformats.org/drawingml/2006/picture">
                   <pic:nvPicPr>
-                    <pic:cNvPr id="6" name="Изображение6"/>
+                    <pic:cNvPr id="6" name="Изображение6" descr=""/>
                     <pic:cNvPicPr>
                       <a:picLocks noChangeAspect="1" noChangeArrowheads="1"/>
                     </pic:cNvPicPr>
                   </pic:nvPicPr>
                   <pic:blipFill>
-                    <a:blip r:embed="rId9"/>
+                    <a:blip r:embed="rId7"/>
                     <a:stretch>
                       <a:fillRect/>
                     </a:stretch>
@@ -1647,7 +1956,7 @@
                   <pic:spPr bwMode="auto">
                     <a:xfrm>
                       <a:off x="0" y="0"/>
-                      <a:ext cx="3305810" cy="2198370"/>
+                      <a:ext cx="2571750" cy="1710055"/>
                     </a:xfrm>
                     <a:prstGeom prst="rect">
                       <a:avLst/>
@@ -1662,73 +1971,99 @@
     </w:p>
     <w:p>
       <w:pPr>
-        <w:spacing w:after="0"/>
-      </w:pPr>
-    </w:p>
-    <w:p>
-      <w:pPr>
-        <w:spacing w:after="0"/>
-      </w:pPr>
-    </w:p>
-    <w:p>
-      <w:pPr>
-        <w:spacing w:after="0"/>
-      </w:pPr>
-    </w:p>
-    <w:p>
-      <w:pPr>
-        <w:spacing w:after="0"/>
-      </w:pPr>
-    </w:p>
-    <w:p>
-      <w:pPr>
-        <w:spacing w:after="0"/>
-      </w:pPr>
-    </w:p>
-    <w:p>
-      <w:pPr>
-        <w:spacing w:after="0"/>
-      </w:pPr>
-    </w:p>
-    <w:p>
-      <w:pPr>
-        <w:spacing w:after="0"/>
-      </w:pPr>
-    </w:p>
-    <w:p>
-      <w:pPr>
-        <w:spacing w:after="0"/>
-      </w:pPr>
-    </w:p>
-    <w:p>
-      <w:pPr>
-        <w:spacing w:after="0"/>
-      </w:pPr>
-    </w:p>
-    <w:p>
-      <w:pPr>
-        <w:spacing w:after="0"/>
-      </w:pPr>
-    </w:p>
-    <w:p>
-      <w:pPr>
-        <w:spacing w:after="0"/>
-      </w:pPr>
-      <w:r>
+        <w:pStyle w:val="Normal"/>
+        <w:spacing w:before="0" w:after="0"/>
+        <w:rPr/>
+      </w:pPr>
+      <w:r>
+        <w:rPr/>
+      </w:r>
+    </w:p>
+    <w:p>
+      <w:pPr>
+        <w:pStyle w:val="Normal"/>
+        <w:spacing w:before="0" w:after="0"/>
+        <w:rPr/>
+      </w:pPr>
+      <w:r>
+        <w:rPr/>
+      </w:r>
+    </w:p>
+    <w:p>
+      <w:pPr>
+        <w:pStyle w:val="Normal"/>
+        <w:spacing w:before="0" w:after="0"/>
+        <w:rPr/>
+      </w:pPr>
+      <w:r>
+        <w:rPr/>
+      </w:r>
+    </w:p>
+    <w:p>
+      <w:pPr>
+        <w:pStyle w:val="Normal"/>
+        <w:spacing w:before="0" w:after="0"/>
+        <w:rPr/>
+      </w:pPr>
+      <w:r>
+        <w:rPr/>
+      </w:r>
+    </w:p>
+    <w:p>
+      <w:pPr>
+        <w:pStyle w:val="Normal"/>
+        <w:spacing w:before="0" w:after="0"/>
+        <w:rPr/>
+      </w:pPr>
+      <w:r>
+        <w:rPr/>
+      </w:r>
+    </w:p>
+    <w:p>
+      <w:pPr>
+        <w:pStyle w:val="Normal"/>
+        <w:spacing w:before="0" w:after="0"/>
+        <w:rPr/>
+      </w:pPr>
+      <w:r>
+        <w:rPr/>
+      </w:r>
+    </w:p>
+    <w:p>
+      <w:pPr>
+        <w:pStyle w:val="Normal"/>
+        <w:spacing w:before="0" w:after="0"/>
+        <w:rPr/>
+      </w:pPr>
+      <w:r>
+        <w:rPr/>
+      </w:r>
+    </w:p>
+    <w:p>
+      <w:pPr>
+        <w:pStyle w:val="Normal"/>
+        <w:spacing w:before="0" w:after="0"/>
+        <w:rPr/>
+      </w:pPr>
+      <w:r>
+        <w:rPr/>
         <w:t>Надежность.</w:t>
       </w:r>
     </w:p>
     <w:p>
       <w:pPr>
-        <w:spacing w:after="0"/>
-      </w:pPr>
-      <w:r>
-        <w:rPr>
-          <w:lang w:val="en-US"/>
-        </w:rPr>
-        <w:t>DNS</w:t>
-      </w:r>
-      <w:r>
+        <w:pStyle w:val="Normal"/>
+        <w:spacing w:before="0" w:after="0"/>
+        <w:rPr/>
+      </w:pPr>
+      <w:r>
+        <w:rPr>
+          <w:lang w:val="en-US"/>
+        </w:rPr>
+        <w:t>DNS</w:t>
+      </w:r>
+      <w:r>
+        <w:rPr/>
         <w:t xml:space="preserve"> решает очень важную задачу в компьютерных сетях – по доменному имени определяет </w:t>
       </w:r>
       <w:r>
@@ -1738,6 +2073,7 @@
         <w:t>IP</w:t>
       </w:r>
       <w:r>
+        <w:rPr/>
         <w:t xml:space="preserve">-адрес. Если в какой-то момент система </w:t>
       </w:r>
       <w:r>
@@ -1747,6 +2083,7 @@
         <w:t>DNS</w:t>
       </w:r>
       <w:r>
+        <w:rPr/>
         <w:t xml:space="preserve"> перестаёт работать, это означает, что пропадает обращение к устройствам сети по их доменным именам, а сможем обращаться только по </w:t>
       </w:r>
       <w:r>
@@ -1756,14 +2093,18 @@
         <w:t>IP</w:t>
       </w:r>
       <w:r>
+        <w:rPr/>
         <w:t>-адресам. В большинстве случаев это практически равнозначно отказу работы сети, все, интернет остановится.</w:t>
       </w:r>
     </w:p>
     <w:p>
       <w:pPr>
-        <w:spacing w:after="0"/>
-      </w:pPr>
-      <w:r>
+        <w:pStyle w:val="Normal"/>
+        <w:spacing w:before="0" w:after="0"/>
+        <w:rPr/>
+      </w:pPr>
+      <w:r>
+        <w:rPr/>
         <w:t xml:space="preserve">Чтобы такого не произошло в </w:t>
       </w:r>
       <w:r>
@@ -1773,14 +2114,18 @@
         <w:t>DNS</w:t>
       </w:r>
       <w:r>
+        <w:rPr/>
         <w:t xml:space="preserve"> обеспечивается надежность:</w:t>
       </w:r>
     </w:p>
     <w:p>
       <w:pPr>
-        <w:spacing w:after="0"/>
-      </w:pPr>
-      <w:r>
+        <w:pStyle w:val="Normal"/>
+        <w:spacing w:before="0" w:after="0"/>
+        <w:rPr/>
+      </w:pPr>
+      <w:r>
+        <w:rPr/>
         <w:t xml:space="preserve">- каждую </w:t>
       </w:r>
       <w:r>
@@ -1790,6 +2135,7 @@
         <w:t>DNS</w:t>
       </w:r>
       <w:r>
+        <w:rPr/>
         <w:t xml:space="preserve"> зону обслуживают несколько серверов – минимум 2, но может быть и более. Причем эти серверы находятся в разных сетях для того, чтобы если одна сеть выйдет из строя, например полностью отключится от интернет, был ещё один сервер или несколько, которые находятся в другой части интернет и к которому можно подключиться и узнать </w:t>
       </w:r>
       <w:r>
@@ -1799,14 +2145,18 @@
         <w:t>IP</w:t>
       </w:r>
       <w:r>
+        <w:rPr/>
         <w:t>-адреса.</w:t>
       </w:r>
     </w:p>
     <w:p>
       <w:pPr>
-        <w:spacing w:after="0"/>
-      </w:pPr>
-      <w:r>
+        <w:pStyle w:val="Normal"/>
+        <w:spacing w:before="0" w:after="0"/>
+        <w:rPr/>
+      </w:pPr>
+      <w:r>
+        <w:rPr/>
         <w:t xml:space="preserve">- если клиент отправил запрос </w:t>
       </w:r>
       <w:r>
@@ -1816,6 +2166,7 @@
         <w:t>DNS</w:t>
       </w:r>
       <w:r>
+        <w:rPr/>
         <w:t xml:space="preserve">-серверу, и он не отвечает на запрос в течении некоторого времени, то клиент отправляет этот запрос другому </w:t>
       </w:r>
       <w:r>
@@ -1825,19 +2176,28 @@
         <w:t>DNS</w:t>
       </w:r>
       <w:r>
+        <w:rPr/>
         <w:t>-серверу, который обслуживает эту же зону.</w:t>
       </w:r>
     </w:p>
     <w:p>
       <w:pPr>
-        <w:spacing w:after="0"/>
-      </w:pPr>
-    </w:p>
-    <w:p>
-      <w:pPr>
-        <w:spacing w:after="0"/>
-      </w:pPr>
-      <w:r>
+        <w:pStyle w:val="Normal"/>
+        <w:spacing w:before="0" w:after="0"/>
+        <w:rPr/>
+      </w:pPr>
+      <w:r>
+        <w:rPr/>
+      </w:r>
+    </w:p>
+    <w:p>
+      <w:pPr>
+        <w:pStyle w:val="Normal"/>
+        <w:spacing w:before="0" w:after="0"/>
+        <w:rPr/>
+      </w:pPr>
+      <w:r>
+        <w:rPr/>
         <w:t xml:space="preserve">Безопасность </w:t>
       </w:r>
       <w:r>
@@ -1847,14 +2207,18 @@
         <w:t>DNS</w:t>
       </w:r>
       <w:r>
+        <w:rPr/>
         <w:t>.</w:t>
       </w:r>
     </w:p>
     <w:p>
       <w:pPr>
-        <w:spacing w:after="0"/>
-      </w:pPr>
-      <w:r>
+        <w:pStyle w:val="Normal"/>
+        <w:spacing w:before="0" w:after="0"/>
+        <w:rPr/>
+      </w:pPr>
+      <w:r>
+        <w:rPr/>
         <w:t xml:space="preserve">Надежность в </w:t>
       </w:r>
       <w:r>
@@ -1864,14 +2228,18 @@
         <w:t>DNS</w:t>
       </w:r>
       <w:r>
+        <w:rPr/>
         <w:t xml:space="preserve"> высокая, а безопасность не оч.</w:t>
       </w:r>
     </w:p>
     <w:p>
       <w:pPr>
-        <w:spacing w:after="0"/>
-      </w:pPr>
-      <w:r>
+        <w:pStyle w:val="Normal"/>
+        <w:spacing w:before="0" w:after="0"/>
+        <w:rPr/>
+      </w:pPr>
+      <w:r>
+        <w:rPr/>
         <w:t xml:space="preserve">- Данные в </w:t>
       </w:r>
       <w:r>
@@ -1881,31 +2249,28 @@
         <w:t>DNS</w:t>
       </w:r>
       <w:r>
+        <w:rPr/>
         <w:t xml:space="preserve"> передаются в открытом виде – их можно перехватить, прочитать и изменить. В результате клиент получит неправильные данные.</w:t>
       </w:r>
     </w:p>
     <w:p>
       <w:pPr>
-        <w:spacing w:after="0"/>
-      </w:pPr>
-      <w:r>
-        <w:t xml:space="preserve">- Есть </w:t>
-      </w:r>
-      <w:proofErr w:type="spellStart"/>
-      <w:r>
-        <w:t>определеные</w:t>
-      </w:r>
-      <w:proofErr w:type="spellEnd"/>
-      <w:r>
-        <w:t xml:space="preserve"> ограничения в работе протокола, из-за чего он уязвим к атакам, например отравление кэша. При атаке отравления кэша злоумышленник отправляет ложные ответы </w:t>
-      </w:r>
-      <w:r>
-        <w:rPr>
-          <w:lang w:val="en-US"/>
-        </w:rPr>
-        <w:t>DNS</w:t>
-      </w:r>
-      <w:r>
+        <w:pStyle w:val="Normal"/>
+        <w:spacing w:before="0" w:after="0"/>
+        <w:rPr/>
+      </w:pPr>
+      <w:r>
+        <w:rPr/>
+        <w:t xml:space="preserve">- Есть определеные ограничения в работе протокола, из-за чего он уязвим к атакам, например отравление кэша. При атаке отравления кэша злоумышленник отправляет ложные ответы </w:t>
+      </w:r>
+      <w:r>
+        <w:rPr>
+          <w:lang w:val="en-US"/>
+        </w:rPr>
+        <w:t>DNS</w:t>
+      </w:r>
+      <w:r>
+        <w:rPr/>
         <w:t xml:space="preserve">, где нужному нам доменному имени соответствует неправильный </w:t>
       </w:r>
       <w:r>
@@ -1915,6 +2280,7 @@
         <w:t>IP</w:t>
       </w:r>
       <w:r>
+        <w:rPr/>
         <w:t xml:space="preserve">-адрес. Если данные из такого ответа будут сохранены в кэше, то, каждый раз, когда мы будем обращаться к этому доменному имени, мы будем переходить по неправильному </w:t>
       </w:r>
       <w:r>
@@ -1924,14 +2290,18 @@
         <w:t>IP</w:t>
       </w:r>
       <w:r>
+        <w:rPr/>
         <w:t xml:space="preserve"> адресу.</w:t>
       </w:r>
     </w:p>
     <w:p>
       <w:pPr>
-        <w:spacing w:after="0"/>
-      </w:pPr>
-      <w:r>
+        <w:pStyle w:val="Normal"/>
+        <w:spacing w:before="0" w:after="0"/>
+        <w:rPr/>
+      </w:pPr>
+      <w:r>
+        <w:rPr/>
         <w:t xml:space="preserve">- Чтобы решить эти проблемы, разработаны защищенные протоколы </w:t>
       </w:r>
       <w:r>
@@ -1941,24 +2311,25 @@
         <w:t>DNS</w:t>
       </w:r>
       <w:r>
+        <w:rPr/>
         <w:t>:</w:t>
       </w:r>
     </w:p>
     <w:p>
       <w:pPr>
-        <w:spacing w:after="0"/>
-      </w:pPr>
-      <w:r>
-        <w:rPr>
-          <w:lang w:val="en-US"/>
-        </w:rPr>
-        <w:t xml:space="preserve">1. </w:t>
-      </w:r>
-      <w:r>
-        <w:rPr>
-          <w:lang w:val="en-US"/>
-        </w:rPr>
-        <w:t>Domain</w:t>
+        <w:pStyle w:val="Normal"/>
+        <w:spacing w:before="0" w:after="0"/>
+        <w:rPr/>
+      </w:pPr>
+      <w:r>
+        <w:rPr>
+          <w:lang w:val="en-US"/>
+        </w:rPr>
+        <w:t xml:space="preserve">1. Domain Name System Security Extensions (DNSSec) – </w:t>
+      </w:r>
+      <w:r>
+        <w:rPr/>
+        <w:t>безопасное</w:t>
       </w:r>
       <w:r>
         <w:rPr>
@@ -1967,231 +2338,171 @@
         <w:t xml:space="preserve"> </w:t>
       </w:r>
       <w:r>
-        <w:rPr>
-          <w:lang w:val="en-US"/>
-        </w:rPr>
-        <w:t>Name</w:t>
-      </w:r>
-      <w:r>
-        <w:rPr>
-          <w:lang w:val="en-US"/>
-        </w:rPr>
+        <w:rPr/>
+        <w:t>расширение</w:t>
+      </w:r>
+      <w:r>
+        <w:rPr>
+          <w:lang w:val="en-US"/>
+        </w:rPr>
+        <w:t xml:space="preserve"> DNS. </w:t>
+      </w:r>
+      <w:r>
+        <w:rPr/>
+        <w:t>В этом протоколе, чтобы подтвердить подлинность данных используется электронная подпись.</w:t>
+      </w:r>
+    </w:p>
+    <w:p>
+      <w:pPr>
+        <w:pStyle w:val="Normal"/>
+        <w:spacing w:before="0" w:after="0"/>
+        <w:rPr/>
+      </w:pPr>
+      <w:r>
+        <w:rPr/>
+        <w:t xml:space="preserve">2. </w:t>
+      </w:r>
+      <w:r>
+        <w:rPr>
+          <w:lang w:val="en-US"/>
+        </w:rPr>
+        <w:t>DNS</w:t>
+      </w:r>
+      <w:r>
+        <w:rPr/>
         <w:t xml:space="preserve"> </w:t>
       </w:r>
       <w:r>
         <w:rPr>
           <w:lang w:val="en-US"/>
         </w:rPr>
-        <w:t>System</w:t>
-      </w:r>
-      <w:r>
-        <w:rPr>
-          <w:lang w:val="en-US"/>
-        </w:rPr>
+        <w:t>over</w:t>
+      </w:r>
+      <w:r>
+        <w:rPr/>
         <w:t xml:space="preserve"> </w:t>
       </w:r>
       <w:r>
         <w:rPr>
           <w:lang w:val="en-US"/>
         </w:rPr>
-        <w:t>Security</w:t>
-      </w:r>
-      <w:r>
-        <w:rPr>
-          <w:lang w:val="en-US"/>
-        </w:rPr>
+        <w:t>HTTPS</w:t>
+      </w:r>
+      <w:r>
+        <w:rPr/>
+        <w:t xml:space="preserve"> (</w:t>
+      </w:r>
+      <w:r>
+        <w:rPr>
+          <w:lang w:val="en-US"/>
+        </w:rPr>
+        <w:t>DoH</w:t>
+      </w:r>
+      <w:r>
+        <w:rPr/>
+        <w:t xml:space="preserve">) – протокол применяет защищённый протокол </w:t>
+      </w:r>
+      <w:r>
+        <w:rPr>
+          <w:lang w:val="en-US"/>
+        </w:rPr>
+        <w:t>HTTPS</w:t>
+      </w:r>
+      <w:r>
+        <w:rPr/>
+        <w:t xml:space="preserve"> для передачи данных, и данные шифруются.</w:t>
+      </w:r>
+    </w:p>
+    <w:p>
+      <w:pPr>
+        <w:pStyle w:val="Normal"/>
+        <w:spacing w:before="0" w:after="0"/>
+        <w:rPr/>
+      </w:pPr>
+      <w:r>
+        <w:rPr/>
+        <w:t xml:space="preserve">3. </w:t>
+      </w:r>
+      <w:r>
+        <w:rPr>
+          <w:lang w:val="en-US"/>
+        </w:rPr>
+        <w:t>DNS</w:t>
+      </w:r>
+      <w:r>
+        <w:rPr/>
         <w:t xml:space="preserve"> </w:t>
       </w:r>
       <w:r>
         <w:rPr>
           <w:lang w:val="en-US"/>
         </w:rPr>
-        <w:t>Extensions</w:t>
-      </w:r>
-      <w:r>
-        <w:rPr>
-          <w:lang w:val="en-US"/>
-        </w:rPr>
+        <w:t>over</w:t>
+      </w:r>
+      <w:r>
+        <w:rPr/>
+        <w:t xml:space="preserve"> </w:t>
+      </w:r>
+      <w:r>
+        <w:rPr>
+          <w:lang w:val="en-US"/>
+        </w:rPr>
+        <w:t>TLS</w:t>
+      </w:r>
+      <w:r>
+        <w:rPr/>
         <w:t xml:space="preserve"> (</w:t>
       </w:r>
-      <w:proofErr w:type="spellStart"/>
-      <w:r>
-        <w:rPr>
-          <w:lang w:val="en-US"/>
-        </w:rPr>
-        <w:t>DNSSec</w:t>
-      </w:r>
-      <w:proofErr w:type="spellEnd"/>
-      <w:r>
-        <w:rPr>
-          <w:lang w:val="en-US"/>
-        </w:rPr>
-        <w:t xml:space="preserve">) – </w:t>
-      </w:r>
-      <w:r>
-        <w:t>безопасное</w:t>
-      </w:r>
-      <w:r>
-        <w:rPr>
-          <w:lang w:val="en-US"/>
-        </w:rPr>
-        <w:t xml:space="preserve"> </w:t>
-      </w:r>
-      <w:r>
-        <w:t>расширение</w:t>
-      </w:r>
-      <w:r>
-        <w:rPr>
-          <w:lang w:val="en-US"/>
-        </w:rPr>
-        <w:t xml:space="preserve"> </w:t>
-      </w:r>
-      <w:r>
-        <w:rPr>
-          <w:lang w:val="en-US"/>
-        </w:rPr>
-        <w:t>DNS</w:t>
-      </w:r>
-      <w:r>
-        <w:rPr>
-          <w:lang w:val="en-US"/>
-        </w:rPr>
-        <w:t xml:space="preserve">. </w:t>
-      </w:r>
-      <w:r>
-        <w:t>В этом протоколе, чтобы подтвердить подлинность данных используется электронная подпись.</w:t>
-      </w:r>
-    </w:p>
-    <w:p>
-      <w:pPr>
-        <w:spacing w:after="0"/>
-      </w:pPr>
-      <w:r>
-        <w:t xml:space="preserve">2. </w:t>
-      </w:r>
-      <w:r>
-        <w:rPr>
-          <w:lang w:val="en-US"/>
-        </w:rPr>
-        <w:t>DNS</w:t>
-      </w:r>
-      <w:r>
-        <w:t xml:space="preserve"> </w:t>
-      </w:r>
-      <w:r>
-        <w:rPr>
-          <w:lang w:val="en-US"/>
-        </w:rPr>
-        <w:t>over</w:t>
-      </w:r>
-      <w:r>
-        <w:t xml:space="preserve"> </w:t>
-      </w:r>
-      <w:r>
-        <w:rPr>
-          <w:lang w:val="en-US"/>
-        </w:rPr>
-        <w:t>HTTPS</w:t>
-      </w:r>
-      <w:r>
-        <w:t xml:space="preserve"> (</w:t>
-      </w:r>
-      <w:proofErr w:type="spellStart"/>
-      <w:r>
-        <w:rPr>
-          <w:lang w:val="en-US"/>
-        </w:rPr>
-        <w:t>DoH</w:t>
-      </w:r>
-      <w:proofErr w:type="spellEnd"/>
-      <w:r>
+      <w:r>
+        <w:rPr>
+          <w:lang w:val="en-US"/>
+        </w:rPr>
+        <w:t>DoT</w:t>
+      </w:r>
+      <w:r>
+        <w:rPr/>
         <w:t xml:space="preserve">) – протокол применяет защищённый протокол </w:t>
       </w:r>
       <w:r>
         <w:rPr>
           <w:lang w:val="en-US"/>
         </w:rPr>
-        <w:t>HTTPS</w:t>
-      </w:r>
-      <w:r>
+        <w:t>TLS</w:t>
+      </w:r>
+      <w:r>
+        <w:rPr/>
         <w:t xml:space="preserve"> для передачи данных, и данные шифруются.</w:t>
       </w:r>
     </w:p>
     <w:p>
       <w:pPr>
-        <w:spacing w:after="0"/>
-      </w:pPr>
-      <w:r>
-        <w:t xml:space="preserve">3. </w:t>
-      </w:r>
-      <w:r>
-        <w:rPr>
-          <w:lang w:val="en-US"/>
-        </w:rPr>
-        <w:t>DNS</w:t>
-      </w:r>
-      <w:r>
-        <w:t xml:space="preserve"> </w:t>
-      </w:r>
-      <w:r>
-        <w:rPr>
-          <w:lang w:val="en-US"/>
-        </w:rPr>
-        <w:t>over</w:t>
-      </w:r>
-      <w:r>
-        <w:t xml:space="preserve"> </w:t>
-      </w:r>
-      <w:r>
-        <w:rPr>
-          <w:lang w:val="en-US"/>
-        </w:rPr>
-        <w:t>TLS</w:t>
-      </w:r>
-      <w:r>
-        <w:t xml:space="preserve"> (</w:t>
-      </w:r>
-      <w:r>
-        <w:rPr>
-          <w:lang w:val="en-US"/>
-        </w:rPr>
-        <w:t>DoT</w:t>
-      </w:r>
-      <w:r>
-        <w:t xml:space="preserve">) – протокол применяет защищённый протокол </w:t>
-      </w:r>
-      <w:r>
-        <w:rPr>
-          <w:lang w:val="en-US"/>
-        </w:rPr>
-        <w:t>TLS</w:t>
-      </w:r>
-      <w:r>
-        <w:t xml:space="preserve"> для передачи данных, и данные шифруются.</w:t>
-      </w:r>
-    </w:p>
-    <w:p>
-      <w:pPr>
-        <w:spacing w:after="0"/>
-      </w:pPr>
+        <w:pStyle w:val="Normal"/>
+        <w:spacing w:before="0" w:after="0"/>
+        <w:rPr/>
+      </w:pPr>
+      <w:r>
+        <w:rPr/>
+      </w:r>
     </w:p>
     <w:sectPr>
+      <w:type w:val="nextPage"/>
       <w:pgSz w:w="11906" w:h="16838"/>
-      <w:pgMar w:top="284" w:right="282" w:bottom="284" w:left="426" w:header="0" w:footer="0" w:gutter="0"/>
-      <w:cols w:space="720"/>
-      <w:formProt w:val="0"/>
-      <w:docGrid w:linePitch="360"/>
+      <w:pgMar w:left="426" w:right="282" w:gutter="0" w:header="0" w:top="284" w:footer="0" w:bottom="284"/>
+      <w:pgNumType w:fmt="decimal"/>
+      <w:formProt w:val="false"/>
+      <w:textDirection w:val="lrTb"/>
+      <w:docGrid w:type="default" w:linePitch="360" w:charSpace="0"/>
     </w:sectPr>
   </w:body>
 </w:document>
 </file>
 
 <file path=word/styles.xml><?xml version="1.0" encoding="utf-8"?>
-<w:styles xmlns:mc="http://schemas.openxmlformats.org/markup-compatibility/2006" xmlns:r="http://schemas.openxmlformats.org/officeDocument/2006/relationships" xmlns:w="http://schemas.openxmlformats.org/wordprocessingml/2006/main" xmlns:w14="http://schemas.microsoft.com/office/word/2010/wordml" xmlns:w15="http://schemas.microsoft.com/office/word/2012/wordml" xmlns:w16cex="http://schemas.microsoft.com/office/word/2018/wordml/cex" xmlns:w16cid="http://schemas.microsoft.com/office/word/2016/wordml/cid" xmlns:w16="http://schemas.microsoft.com/office/word/2018/wordml" xmlns:w16du="http://schemas.microsoft.com/office/word/2023/wordml/word16du" xmlns:w16sdtdh="http://schemas.microsoft.com/office/word/2020/wordml/sdtdatahash" xmlns:w16sdtfl="http://schemas.microsoft.com/office/word/2024/wordml/sdtformatlock" xmlns:w16se="http://schemas.microsoft.com/office/word/2015/wordml/symex" mc:Ignorable="w14 w15 w16se w16cid w16 w16cex w16sdtdh w16sdtfl w16du">
+<w:styles xmlns:w="http://schemas.openxmlformats.org/wordprocessingml/2006/main" xmlns:w14="http://schemas.microsoft.com/office/word/2010/wordml" xmlns:mc="http://schemas.openxmlformats.org/markup-compatibility/2006" mc:Ignorable="w14">
   <w:docDefaults>
     <w:rPrDefault>
       <w:rPr>
-        <w:rFonts w:asciiTheme="minorHAnsi" w:eastAsiaTheme="minorHAnsi" w:hAnsiTheme="minorHAnsi" w:cstheme="minorBidi"/>
+        <w:rFonts w:ascii="Aptos" w:hAnsi="Aptos" w:eastAsia="Aptos" w:cs="" w:asciiTheme="minorHAnsi" w:cstheme="minorBidi" w:eastAsiaTheme="minorHAnsi" w:hAnsiTheme="minorHAnsi"/>
         <w:sz w:val="22"/>
         <w:szCs w:val="22"/>
         <w:lang w:val="ru-RU" w:eastAsia="en-US" w:bidi="ar-SA"/>
@@ -2199,21 +2510,21 @@
     </w:rPrDefault>
     <w:pPrDefault>
       <w:pPr>
-        <w:suppressAutoHyphens/>
+        <w:suppressAutoHyphens w:val="true"/>
       </w:pPr>
     </w:pPrDefault>
   </w:docDefaults>
   <w:latentStyles w:defLockedState="0" w:defUIPriority="99" w:defSemiHidden="0" w:defUnhideWhenUsed="0" w:defQFormat="0" w:count="376">
     <w:lsdException w:name="Normal" w:uiPriority="0" w:qFormat="1"/>
     <w:lsdException w:name="heading 1" w:uiPriority="9" w:qFormat="1"/>
-    <w:lsdException w:name="heading 2" w:semiHidden="1" w:uiPriority="9" w:unhideWhenUsed="1" w:qFormat="1"/>
-    <w:lsdException w:name="heading 3" w:semiHidden="1" w:uiPriority="9" w:unhideWhenUsed="1" w:qFormat="1"/>
-    <w:lsdException w:name="heading 4" w:semiHidden="1" w:uiPriority="9" w:unhideWhenUsed="1" w:qFormat="1"/>
-    <w:lsdException w:name="heading 5" w:semiHidden="1" w:uiPriority="9" w:unhideWhenUsed="1" w:qFormat="1"/>
-    <w:lsdException w:name="heading 6" w:semiHidden="1" w:uiPriority="9" w:unhideWhenUsed="1" w:qFormat="1"/>
-    <w:lsdException w:name="heading 7" w:semiHidden="1" w:uiPriority="9" w:unhideWhenUsed="1" w:qFormat="1"/>
-    <w:lsdException w:name="heading 8" w:semiHidden="1" w:uiPriority="9" w:unhideWhenUsed="1" w:qFormat="1"/>
-    <w:lsdException w:name="heading 9" w:semiHidden="1" w:uiPriority="9" w:unhideWhenUsed="1" w:qFormat="1"/>
+    <w:lsdException w:name="heading 2" w:uiPriority="9" w:semiHidden="1" w:unhideWhenUsed="1" w:qFormat="1"/>
+    <w:lsdException w:name="heading 3" w:uiPriority="9" w:semiHidden="1" w:unhideWhenUsed="1" w:qFormat="1"/>
+    <w:lsdException w:name="heading 4" w:uiPriority="9" w:semiHidden="1" w:unhideWhenUsed="1" w:qFormat="1"/>
+    <w:lsdException w:name="heading 5" w:uiPriority="9" w:semiHidden="1" w:unhideWhenUsed="1" w:qFormat="1"/>
+    <w:lsdException w:name="heading 6" w:uiPriority="9" w:semiHidden="1" w:unhideWhenUsed="1" w:qFormat="1"/>
+    <w:lsdException w:name="heading 7" w:uiPriority="9" w:semiHidden="1" w:unhideWhenUsed="1" w:qFormat="1"/>
+    <w:lsdException w:name="heading 8" w:uiPriority="9" w:semiHidden="1" w:unhideWhenUsed="1" w:qFormat="1"/>
+    <w:lsdException w:name="heading 9" w:uiPriority="9" w:semiHidden="1" w:unhideWhenUsed="1" w:qFormat="1"/>
     <w:lsdException w:name="index 1" w:semiHidden="1" w:unhideWhenUsed="1"/>
     <w:lsdException w:name="index 2" w:semiHidden="1" w:unhideWhenUsed="1"/>
     <w:lsdException w:name="index 3" w:semiHidden="1" w:unhideWhenUsed="1"/>
@@ -2223,22 +2534,22 @@
     <w:lsdException w:name="index 7" w:semiHidden="1" w:unhideWhenUsed="1"/>
     <w:lsdException w:name="index 8" w:semiHidden="1" w:unhideWhenUsed="1"/>
     <w:lsdException w:name="index 9" w:semiHidden="1" w:unhideWhenUsed="1"/>
-    <w:lsdException w:name="toc 1" w:semiHidden="1" w:uiPriority="39" w:unhideWhenUsed="1"/>
-    <w:lsdException w:name="toc 2" w:semiHidden="1" w:uiPriority="39" w:unhideWhenUsed="1"/>
-    <w:lsdException w:name="toc 3" w:semiHidden="1" w:uiPriority="39" w:unhideWhenUsed="1"/>
-    <w:lsdException w:name="toc 4" w:semiHidden="1" w:uiPriority="39" w:unhideWhenUsed="1"/>
-    <w:lsdException w:name="toc 5" w:semiHidden="1" w:uiPriority="39" w:unhideWhenUsed="1"/>
-    <w:lsdException w:name="toc 6" w:semiHidden="1" w:uiPriority="39" w:unhideWhenUsed="1"/>
-    <w:lsdException w:name="toc 7" w:semiHidden="1" w:uiPriority="39" w:unhideWhenUsed="1"/>
-    <w:lsdException w:name="toc 8" w:semiHidden="1" w:uiPriority="39" w:unhideWhenUsed="1"/>
-    <w:lsdException w:name="toc 9" w:semiHidden="1" w:uiPriority="39" w:unhideWhenUsed="1"/>
+    <w:lsdException w:name="toc 1" w:uiPriority="39" w:semiHidden="1" w:unhideWhenUsed="1"/>
+    <w:lsdException w:name="toc 2" w:uiPriority="39" w:semiHidden="1" w:unhideWhenUsed="1"/>
+    <w:lsdException w:name="toc 3" w:uiPriority="39" w:semiHidden="1" w:unhideWhenUsed="1"/>
+    <w:lsdException w:name="toc 4" w:uiPriority="39" w:semiHidden="1" w:unhideWhenUsed="1"/>
+    <w:lsdException w:name="toc 5" w:uiPriority="39" w:semiHidden="1" w:unhideWhenUsed="1"/>
+    <w:lsdException w:name="toc 6" w:uiPriority="39" w:semiHidden="1" w:unhideWhenUsed="1"/>
+    <w:lsdException w:name="toc 7" w:uiPriority="39" w:semiHidden="1" w:unhideWhenUsed="1"/>
+    <w:lsdException w:name="toc 8" w:uiPriority="39" w:semiHidden="1" w:unhideWhenUsed="1"/>
+    <w:lsdException w:name="toc 9" w:uiPriority="39" w:semiHidden="1" w:unhideWhenUsed="1"/>
     <w:lsdException w:name="Normal Indent" w:semiHidden="1" w:unhideWhenUsed="1"/>
     <w:lsdException w:name="footnote text" w:semiHidden="1" w:unhideWhenUsed="1"/>
     <w:lsdException w:name="annotation text" w:semiHidden="1" w:unhideWhenUsed="1"/>
     <w:lsdException w:name="header" w:semiHidden="1" w:unhideWhenUsed="1"/>
     <w:lsdException w:name="footer" w:semiHidden="1" w:unhideWhenUsed="1"/>
     <w:lsdException w:name="index heading" w:semiHidden="1" w:unhideWhenUsed="1"/>
-    <w:lsdException w:name="caption" w:semiHidden="1" w:uiPriority="35" w:unhideWhenUsed="1" w:qFormat="1"/>
+    <w:lsdException w:name="caption" w:uiPriority="35" w:semiHidden="1" w:unhideWhenUsed="1" w:qFormat="1"/>
     <w:lsdException w:name="table of figures" w:semiHidden="1" w:unhideWhenUsed="1"/>
     <w:lsdException w:name="envelope address" w:semiHidden="1" w:unhideWhenUsed="1"/>
     <w:lsdException w:name="envelope return" w:semiHidden="1" w:unhideWhenUsed="1"/>
@@ -2269,7 +2580,7 @@
     <w:lsdException w:name="Title" w:uiPriority="10" w:qFormat="1"/>
     <w:lsdException w:name="Closing" w:semiHidden="1" w:unhideWhenUsed="1"/>
     <w:lsdException w:name="Signature" w:semiHidden="1" w:unhideWhenUsed="1"/>
-    <w:lsdException w:name="Default Paragraph Font" w:semiHidden="1" w:uiPriority="1" w:unhideWhenUsed="1"/>
+    <w:lsdException w:name="Default Paragraph Font" w:uiPriority="1" w:semiHidden="1" w:unhideWhenUsed="1"/>
     <w:lsdException w:name="Body Text" w:semiHidden="1" w:unhideWhenUsed="1"/>
     <w:lsdException w:name="Body Text Indent" w:semiHidden="1" w:unhideWhenUsed="1"/>
     <w:lsdException w:name="List Continue" w:semiHidden="1" w:unhideWhenUsed="1"/>
@@ -2469,8 +2780,8 @@
     <w:lsdException w:name="Subtle Reference" w:uiPriority="31" w:qFormat="1"/>
     <w:lsdException w:name="Intense Reference" w:uiPriority="32" w:qFormat="1"/>
     <w:lsdException w:name="Book Title" w:uiPriority="33" w:qFormat="1"/>
-    <w:lsdException w:name="Bibliography" w:semiHidden="1" w:uiPriority="37" w:unhideWhenUsed="1"/>
-    <w:lsdException w:name="TOC Heading" w:semiHidden="1" w:uiPriority="39" w:unhideWhenUsed="1" w:qFormat="1"/>
+    <w:lsdException w:name="Bibliography" w:uiPriority="37" w:semiHidden="1" w:unhideWhenUsed="1"/>
+    <w:lsdException w:name="TOC Heading" w:uiPriority="39" w:semiHidden="1" w:unhideWhenUsed="1" w:qFormat="1"/>
     <w:lsdException w:name="Plain Table 1" w:uiPriority="41"/>
     <w:lsdException w:name="Plain Table 2" w:uiPriority="42"/>
     <w:lsdException w:name="Plain Table 3" w:uiPriority="43"/>
@@ -2581,529 +2892,505 @@
     <w:lsdException w:name="Unresolved Mention" w:semiHidden="1" w:unhideWhenUsed="1"/>
     <w:lsdException w:name="Smart Link" w:semiHidden="1" w:unhideWhenUsed="1"/>
   </w:latentStyles>
-  <w:style w:type="paragraph" w:default="1" w:styleId="a">
+  <w:style w:type="paragraph" w:styleId="Normal" w:default="1">
     <w:name w:val="Normal"/>
     <w:qFormat/>
-    <w:rsid w:val="00B915B7"/>
+    <w:rsid w:val="00b915b7"/>
     <w:pPr>
-      <w:spacing w:after="160"/>
+      <w:widowControl/>
+      <w:suppressAutoHyphens w:val="true"/>
+      <w:bidi w:val="0"/>
+      <w:spacing w:before="0" w:after="160"/>
+      <w:jc w:val="left"/>
     </w:pPr>
     <w:rPr>
-      <w:rFonts w:ascii="Times New Roman" w:hAnsi="Times New Roman"/>
+      <w:rFonts w:ascii="Times New Roman" w:hAnsi="Times New Roman" w:eastAsia="Aptos" w:cs="" w:cstheme="minorBidi" w:eastAsiaTheme="minorHAnsi"/>
+      <w:color w:val="auto"/>
+      <w:kern w:val="0"/>
       <w:sz w:val="28"/>
+      <w:szCs w:val="22"/>
+      <w:lang w:val="ru-RU" w:eastAsia="en-US" w:bidi="ar-SA"/>
     </w:rPr>
   </w:style>
-  <w:style w:type="paragraph" w:styleId="1">
-    <w:name w:val="heading 1"/>
-    <w:basedOn w:val="a"/>
-    <w:next w:val="a"/>
-    <w:link w:val="10"/>
+  <w:style w:type="paragraph" w:styleId="Heading1">
+    <w:name w:val="Heading 1"/>
+    <w:basedOn w:val="Normal"/>
+    <w:next w:val="Normal"/>
+    <w:link w:val="1"/>
     <w:uiPriority w:val="9"/>
     <w:qFormat/>
-    <w:rsid w:val="00BD76B9"/>
+    <w:rsid w:val="00bd76b9"/>
     <w:pPr>
-      <w:keepNext/>
+      <w:keepNext w:val="true"/>
       <w:keepLines/>
       <w:spacing w:before="360" w:after="80"/>
       <w:outlineLvl w:val="0"/>
     </w:pPr>
     <w:rPr>
-      <w:rFonts w:asciiTheme="majorHAnsi" w:eastAsiaTheme="majorEastAsia" w:hAnsiTheme="majorHAnsi" w:cstheme="majorBidi"/>
-      <w:color w:val="2E74B5" w:themeColor="accent1" w:themeShade="BF"/>
+      <w:rFonts w:ascii="Aptos Display" w:hAnsi="Aptos Display" w:eastAsia="" w:cs="" w:asciiTheme="majorHAnsi" w:cstheme="majorBidi" w:eastAsiaTheme="majorEastAsia" w:hAnsiTheme="majorHAnsi"/>
+      <w:color w:themeColor="accent1" w:themeShade="bf" w:val="2E74B5"/>
       <w:sz w:val="40"/>
       <w:szCs w:val="40"/>
     </w:rPr>
   </w:style>
-  <w:style w:type="paragraph" w:styleId="2">
-    <w:name w:val="heading 2"/>
-    <w:basedOn w:val="a"/>
-    <w:next w:val="a"/>
-    <w:link w:val="20"/>
+  <w:style w:type="paragraph" w:styleId="Heading2">
+    <w:name w:val="Heading 2"/>
+    <w:basedOn w:val="Normal"/>
+    <w:next w:val="Normal"/>
+    <w:link w:val="2"/>
     <w:uiPriority w:val="9"/>
     <w:semiHidden/>
     <w:unhideWhenUsed/>
     <w:qFormat/>
-    <w:rsid w:val="00BD76B9"/>
+    <w:rsid w:val="00bd76b9"/>
     <w:pPr>
-      <w:keepNext/>
+      <w:keepNext w:val="true"/>
       <w:keepLines/>
       <w:spacing w:before="160" w:after="80"/>
       <w:outlineLvl w:val="1"/>
     </w:pPr>
     <w:rPr>
-      <w:rFonts w:asciiTheme="majorHAnsi" w:eastAsiaTheme="majorEastAsia" w:hAnsiTheme="majorHAnsi" w:cstheme="majorBidi"/>
-      <w:color w:val="2E74B5" w:themeColor="accent1" w:themeShade="BF"/>
+      <w:rFonts w:ascii="Aptos Display" w:hAnsi="Aptos Display" w:eastAsia="" w:cs="" w:asciiTheme="majorHAnsi" w:cstheme="majorBidi" w:eastAsiaTheme="majorEastAsia" w:hAnsiTheme="majorHAnsi"/>
+      <w:color w:themeColor="accent1" w:themeShade="bf" w:val="2E74B5"/>
       <w:sz w:val="32"/>
       <w:szCs w:val="32"/>
     </w:rPr>
   </w:style>
-  <w:style w:type="paragraph" w:styleId="3">
-    <w:name w:val="heading 3"/>
-    <w:basedOn w:val="a"/>
-    <w:next w:val="a"/>
-    <w:link w:val="30"/>
+  <w:style w:type="paragraph" w:styleId="Heading3">
+    <w:name w:val="Heading 3"/>
+    <w:basedOn w:val="Normal"/>
+    <w:next w:val="Normal"/>
+    <w:link w:val="3"/>
     <w:uiPriority w:val="9"/>
     <w:semiHidden/>
     <w:unhideWhenUsed/>
     <w:qFormat/>
-    <w:rsid w:val="00BD76B9"/>
+    <w:rsid w:val="00bd76b9"/>
     <w:pPr>
-      <w:keepNext/>
+      <w:keepNext w:val="true"/>
       <w:keepLines/>
       <w:spacing w:before="160" w:after="80"/>
       <w:outlineLvl w:val="2"/>
     </w:pPr>
     <w:rPr>
-      <w:rFonts w:asciiTheme="minorHAnsi" w:eastAsiaTheme="majorEastAsia" w:hAnsiTheme="minorHAnsi" w:cstheme="majorBidi"/>
-      <w:color w:val="2E74B5" w:themeColor="accent1" w:themeShade="BF"/>
+      <w:rFonts w:ascii="Aptos" w:hAnsi="Aptos" w:eastAsia="" w:cs="" w:asciiTheme="minorHAnsi" w:cstheme="majorBidi" w:eastAsiaTheme="majorEastAsia" w:hAnsiTheme="minorHAnsi"/>
+      <w:color w:themeColor="accent1" w:themeShade="bf" w:val="2E74B5"/>
       <w:szCs w:val="28"/>
     </w:rPr>
   </w:style>
-  <w:style w:type="paragraph" w:styleId="4">
-    <w:name w:val="heading 4"/>
-    <w:basedOn w:val="a"/>
-    <w:next w:val="a"/>
-    <w:link w:val="40"/>
+  <w:style w:type="paragraph" w:styleId="Heading4">
+    <w:name w:val="Heading 4"/>
+    <w:basedOn w:val="Normal"/>
+    <w:next w:val="Normal"/>
+    <w:link w:val="4"/>
     <w:uiPriority w:val="9"/>
     <w:semiHidden/>
     <w:unhideWhenUsed/>
     <w:qFormat/>
-    <w:rsid w:val="00BD76B9"/>
+    <w:rsid w:val="00bd76b9"/>
     <w:pPr>
-      <w:keepNext/>
+      <w:keepNext w:val="true"/>
       <w:keepLines/>
       <w:spacing w:before="80" w:after="40"/>
       <w:outlineLvl w:val="3"/>
     </w:pPr>
     <w:rPr>
-      <w:rFonts w:asciiTheme="minorHAnsi" w:eastAsiaTheme="majorEastAsia" w:hAnsiTheme="minorHAnsi" w:cstheme="majorBidi"/>
+      <w:rFonts w:ascii="Aptos" w:hAnsi="Aptos" w:eastAsia="" w:cs="" w:asciiTheme="minorHAnsi" w:cstheme="majorBidi" w:eastAsiaTheme="majorEastAsia" w:hAnsiTheme="minorHAnsi"/>
       <w:i/>
       <w:iCs/>
-      <w:color w:val="2E74B5" w:themeColor="accent1" w:themeShade="BF"/>
+      <w:color w:themeColor="accent1" w:themeShade="bf" w:val="2E74B5"/>
     </w:rPr>
   </w:style>
-  <w:style w:type="paragraph" w:styleId="5">
-    <w:name w:val="heading 5"/>
-    <w:basedOn w:val="a"/>
-    <w:next w:val="a"/>
-    <w:link w:val="50"/>
+  <w:style w:type="paragraph" w:styleId="Heading5">
+    <w:name w:val="Heading 5"/>
+    <w:basedOn w:val="Normal"/>
+    <w:next w:val="Normal"/>
+    <w:link w:val="5"/>
     <w:uiPriority w:val="9"/>
     <w:semiHidden/>
     <w:unhideWhenUsed/>
     <w:qFormat/>
-    <w:rsid w:val="00BD76B9"/>
+    <w:rsid w:val="00bd76b9"/>
     <w:pPr>
-      <w:keepNext/>
+      <w:keepNext w:val="true"/>
       <w:keepLines/>
       <w:spacing w:before="80" w:after="40"/>
       <w:outlineLvl w:val="4"/>
     </w:pPr>
     <w:rPr>
-      <w:rFonts w:asciiTheme="minorHAnsi" w:eastAsiaTheme="majorEastAsia" w:hAnsiTheme="minorHAnsi" w:cstheme="majorBidi"/>
-      <w:color w:val="2E74B5" w:themeColor="accent1" w:themeShade="BF"/>
+      <w:rFonts w:ascii="Aptos" w:hAnsi="Aptos" w:eastAsia="" w:cs="" w:asciiTheme="minorHAnsi" w:cstheme="majorBidi" w:eastAsiaTheme="majorEastAsia" w:hAnsiTheme="minorHAnsi"/>
+      <w:color w:themeColor="accent1" w:themeShade="bf" w:val="2E74B5"/>
     </w:rPr>
   </w:style>
-  <w:style w:type="paragraph" w:styleId="6">
-    <w:name w:val="heading 6"/>
-    <w:basedOn w:val="a"/>
-    <w:next w:val="a"/>
-    <w:link w:val="60"/>
+  <w:style w:type="paragraph" w:styleId="Heading6">
+    <w:name w:val="Heading 6"/>
+    <w:basedOn w:val="Normal"/>
+    <w:next w:val="Normal"/>
+    <w:link w:val="6"/>
     <w:uiPriority w:val="9"/>
     <w:semiHidden/>
     <w:unhideWhenUsed/>
     <w:qFormat/>
-    <w:rsid w:val="00BD76B9"/>
+    <w:rsid w:val="00bd76b9"/>
     <w:pPr>
-      <w:keepNext/>
+      <w:keepNext w:val="true"/>
       <w:keepLines/>
       <w:spacing w:before="40" w:after="0"/>
       <w:outlineLvl w:val="5"/>
     </w:pPr>
     <w:rPr>
-      <w:rFonts w:asciiTheme="minorHAnsi" w:eastAsiaTheme="majorEastAsia" w:hAnsiTheme="minorHAnsi" w:cstheme="majorBidi"/>
+      <w:rFonts w:ascii="Aptos" w:hAnsi="Aptos" w:eastAsia="" w:cs="" w:asciiTheme="minorHAnsi" w:cstheme="majorBidi" w:eastAsiaTheme="majorEastAsia" w:hAnsiTheme="minorHAnsi"/>
       <w:i/>
       <w:iCs/>
-      <w:color w:val="595959" w:themeColor="text1" w:themeTint="A6"/>
+      <w:color w:themeColor="text1" w:themeTint="a6" w:val="595959"/>
     </w:rPr>
   </w:style>
-  <w:style w:type="paragraph" w:styleId="7">
-    <w:name w:val="heading 7"/>
-    <w:basedOn w:val="a"/>
-    <w:next w:val="a"/>
-    <w:link w:val="70"/>
+  <w:style w:type="paragraph" w:styleId="Heading7">
+    <w:name w:val="Heading 7"/>
+    <w:basedOn w:val="Normal"/>
+    <w:next w:val="Normal"/>
+    <w:link w:val="7"/>
     <w:uiPriority w:val="9"/>
     <w:semiHidden/>
     <w:unhideWhenUsed/>
     <w:qFormat/>
-    <w:rsid w:val="00BD76B9"/>
+    <w:rsid w:val="00bd76b9"/>
     <w:pPr>
-      <w:keepNext/>
+      <w:keepNext w:val="true"/>
       <w:keepLines/>
       <w:spacing w:before="40" w:after="0"/>
       <w:outlineLvl w:val="6"/>
     </w:pPr>
     <w:rPr>
-      <w:rFonts w:asciiTheme="minorHAnsi" w:eastAsiaTheme="majorEastAsia" w:hAnsiTheme="minorHAnsi" w:cstheme="majorBidi"/>
-      <w:color w:val="595959" w:themeColor="text1" w:themeTint="A6"/>
+      <w:rFonts w:ascii="Aptos" w:hAnsi="Aptos" w:eastAsia="" w:cs="" w:asciiTheme="minorHAnsi" w:cstheme="majorBidi" w:eastAsiaTheme="majorEastAsia" w:hAnsiTheme="minorHAnsi"/>
+      <w:color w:themeColor="text1" w:themeTint="a6" w:val="595959"/>
     </w:rPr>
   </w:style>
-  <w:style w:type="paragraph" w:styleId="8">
-    <w:name w:val="heading 8"/>
-    <w:basedOn w:val="a"/>
-    <w:next w:val="a"/>
-    <w:link w:val="80"/>
+  <w:style w:type="paragraph" w:styleId="Heading8">
+    <w:name w:val="Heading 8"/>
+    <w:basedOn w:val="Normal"/>
+    <w:next w:val="Normal"/>
+    <w:link w:val="8"/>
     <w:uiPriority w:val="9"/>
     <w:semiHidden/>
     <w:unhideWhenUsed/>
     <w:qFormat/>
-    <w:rsid w:val="00BD76B9"/>
+    <w:rsid w:val="00bd76b9"/>
     <w:pPr>
-      <w:keepNext/>
+      <w:keepNext w:val="true"/>
       <w:keepLines/>
-      <w:spacing w:after="0"/>
+      <w:spacing w:before="0" w:after="0"/>
       <w:outlineLvl w:val="7"/>
     </w:pPr>
     <w:rPr>
-      <w:rFonts w:asciiTheme="minorHAnsi" w:eastAsiaTheme="majorEastAsia" w:hAnsiTheme="minorHAnsi" w:cstheme="majorBidi"/>
+      <w:rFonts w:ascii="Aptos" w:hAnsi="Aptos" w:eastAsia="" w:cs="" w:asciiTheme="minorHAnsi" w:cstheme="majorBidi" w:eastAsiaTheme="majorEastAsia" w:hAnsiTheme="minorHAnsi"/>
       <w:i/>
       <w:iCs/>
-      <w:color w:val="272727" w:themeColor="text1" w:themeTint="D8"/>
+      <w:color w:themeColor="text1" w:themeTint="d8" w:val="272727"/>
     </w:rPr>
   </w:style>
-  <w:style w:type="paragraph" w:styleId="9">
-    <w:name w:val="heading 9"/>
-    <w:basedOn w:val="a"/>
-    <w:next w:val="a"/>
-    <w:link w:val="90"/>
+  <w:style w:type="paragraph" w:styleId="Heading9">
+    <w:name w:val="Heading 9"/>
+    <w:basedOn w:val="Normal"/>
+    <w:next w:val="Normal"/>
+    <w:link w:val="9"/>
     <w:uiPriority w:val="9"/>
     <w:semiHidden/>
     <w:unhideWhenUsed/>
     <w:qFormat/>
-    <w:rsid w:val="00BD76B9"/>
+    <w:rsid w:val="00bd76b9"/>
     <w:pPr>
-      <w:keepNext/>
+      <w:keepNext w:val="true"/>
       <w:keepLines/>
-      <w:spacing w:after="0"/>
+      <w:spacing w:before="0" w:after="0"/>
       <w:outlineLvl w:val="8"/>
     </w:pPr>
     <w:rPr>
-      <w:rFonts w:asciiTheme="minorHAnsi" w:eastAsiaTheme="majorEastAsia" w:hAnsiTheme="minorHAnsi" w:cstheme="majorBidi"/>
-      <w:color w:val="272727" w:themeColor="text1" w:themeTint="D8"/>
+      <w:rFonts w:ascii="Aptos" w:hAnsi="Aptos" w:eastAsia="" w:cs="" w:asciiTheme="minorHAnsi" w:cstheme="majorBidi" w:eastAsiaTheme="majorEastAsia" w:hAnsiTheme="minorHAnsi"/>
+      <w:color w:themeColor="text1" w:themeTint="d8" w:val="272727"/>
     </w:rPr>
   </w:style>
-  <w:style w:type="character" w:default="1" w:styleId="a0">
+  <w:style w:type="character" w:styleId="DefaultParagraphFont" w:default="1">
     <w:name w:val="Default Paragraph Font"/>
     <w:uiPriority w:val="1"/>
     <w:semiHidden/>
     <w:unhideWhenUsed/>
-  </w:style>
-  <w:style w:type="table" w:default="1" w:styleId="a1">
-    <w:name w:val="Normal Table"/>
-    <w:uiPriority w:val="99"/>
-    <w:semiHidden/>
-    <w:unhideWhenUsed/>
-    <w:tblPr>
-      <w:tblInd w:w="0" w:type="dxa"/>
-      <w:tblCellMar>
-        <w:top w:w="0" w:type="dxa"/>
-        <w:left w:w="108" w:type="dxa"/>
-        <w:bottom w:w="0" w:type="dxa"/>
-        <w:right w:w="108" w:type="dxa"/>
-      </w:tblCellMar>
-    </w:tblPr>
-  </w:style>
-  <w:style w:type="numbering" w:default="1" w:styleId="a2">
-    <w:name w:val="No List"/>
-    <w:uiPriority w:val="99"/>
-    <w:semiHidden/>
-    <w:unhideWhenUsed/>
-  </w:style>
-  <w:style w:type="character" w:customStyle="1" w:styleId="10">
+    <w:qFormat/>
+    <w:rPr/>
+  </w:style>
+  <w:style w:type="character" w:styleId="1" w:customStyle="1">
     <w:name w:val="Заголовок 1 Знак"/>
-    <w:basedOn w:val="a0"/>
-    <w:link w:val="1"/>
+    <w:basedOn w:val="DefaultParagraphFont"/>
     <w:uiPriority w:val="9"/>
     <w:qFormat/>
-    <w:rsid w:val="00BD76B9"/>
+    <w:rsid w:val="00bd76b9"/>
     <w:rPr>
-      <w:rFonts w:asciiTheme="majorHAnsi" w:eastAsiaTheme="majorEastAsia" w:hAnsiTheme="majorHAnsi" w:cstheme="majorBidi"/>
-      <w:color w:val="2E74B5" w:themeColor="accent1" w:themeShade="BF"/>
+      <w:rFonts w:ascii="Aptos Display" w:hAnsi="Aptos Display" w:eastAsia="" w:cs="" w:asciiTheme="majorHAnsi" w:cstheme="majorBidi" w:eastAsiaTheme="majorEastAsia" w:hAnsiTheme="majorHAnsi"/>
+      <w:color w:themeColor="accent1" w:themeShade="bf" w:val="2E74B5"/>
       <w:sz w:val="40"/>
       <w:szCs w:val="40"/>
     </w:rPr>
   </w:style>
-  <w:style w:type="character" w:customStyle="1" w:styleId="20">
+  <w:style w:type="character" w:styleId="2" w:customStyle="1">
     <w:name w:val="Заголовок 2 Знак"/>
-    <w:basedOn w:val="a0"/>
-    <w:link w:val="2"/>
+    <w:basedOn w:val="DefaultParagraphFont"/>
     <w:uiPriority w:val="9"/>
     <w:semiHidden/>
     <w:qFormat/>
-    <w:rsid w:val="00BD76B9"/>
+    <w:rsid w:val="00bd76b9"/>
     <w:rPr>
-      <w:rFonts w:asciiTheme="majorHAnsi" w:eastAsiaTheme="majorEastAsia" w:hAnsiTheme="majorHAnsi" w:cstheme="majorBidi"/>
-      <w:color w:val="2E74B5" w:themeColor="accent1" w:themeShade="BF"/>
+      <w:rFonts w:ascii="Aptos Display" w:hAnsi="Aptos Display" w:eastAsia="" w:cs="" w:asciiTheme="majorHAnsi" w:cstheme="majorBidi" w:eastAsiaTheme="majorEastAsia" w:hAnsiTheme="majorHAnsi"/>
+      <w:color w:themeColor="accent1" w:themeShade="bf" w:val="2E74B5"/>
       <w:sz w:val="32"/>
       <w:szCs w:val="32"/>
     </w:rPr>
   </w:style>
-  <w:style w:type="character" w:customStyle="1" w:styleId="30">
+  <w:style w:type="character" w:styleId="3" w:customStyle="1">
     <w:name w:val="Заголовок 3 Знак"/>
-    <w:basedOn w:val="a0"/>
-    <w:link w:val="3"/>
+    <w:basedOn w:val="DefaultParagraphFont"/>
     <w:uiPriority w:val="9"/>
     <w:semiHidden/>
     <w:qFormat/>
-    <w:rsid w:val="00BD76B9"/>
+    <w:rsid w:val="00bd76b9"/>
     <w:rPr>
-      <w:rFonts w:eastAsiaTheme="majorEastAsia" w:cstheme="majorBidi"/>
-      <w:color w:val="2E74B5" w:themeColor="accent1" w:themeShade="BF"/>
+      <w:rFonts w:eastAsia="" w:cs="" w:cstheme="majorBidi" w:eastAsiaTheme="majorEastAsia"/>
+      <w:color w:themeColor="accent1" w:themeShade="bf" w:val="2E74B5"/>
       <w:sz w:val="28"/>
       <w:szCs w:val="28"/>
     </w:rPr>
   </w:style>
-  <w:style w:type="character" w:customStyle="1" w:styleId="40">
+  <w:style w:type="character" w:styleId="4" w:customStyle="1">
     <w:name w:val="Заголовок 4 Знак"/>
-    <w:basedOn w:val="a0"/>
-    <w:link w:val="4"/>
+    <w:basedOn w:val="DefaultParagraphFont"/>
     <w:uiPriority w:val="9"/>
     <w:semiHidden/>
     <w:qFormat/>
-    <w:rsid w:val="00BD76B9"/>
+    <w:rsid w:val="00bd76b9"/>
     <w:rPr>
-      <w:rFonts w:eastAsiaTheme="majorEastAsia" w:cstheme="majorBidi"/>
+      <w:rFonts w:eastAsia="" w:cs="" w:cstheme="majorBidi" w:eastAsiaTheme="majorEastAsia"/>
       <w:i/>
       <w:iCs/>
-      <w:color w:val="2E74B5" w:themeColor="accent1" w:themeShade="BF"/>
+      <w:color w:themeColor="accent1" w:themeShade="bf" w:val="2E74B5"/>
       <w:sz w:val="28"/>
     </w:rPr>
   </w:style>
-  <w:style w:type="character" w:customStyle="1" w:styleId="50">
+  <w:style w:type="character" w:styleId="5" w:customStyle="1">
     <w:name w:val="Заголовок 5 Знак"/>
-    <w:basedOn w:val="a0"/>
-    <w:link w:val="5"/>
+    <w:basedOn w:val="DefaultParagraphFont"/>
     <w:uiPriority w:val="9"/>
     <w:semiHidden/>
     <w:qFormat/>
-    <w:rsid w:val="00BD76B9"/>
+    <w:rsid w:val="00bd76b9"/>
     <w:rPr>
-      <w:rFonts w:eastAsiaTheme="majorEastAsia" w:cstheme="majorBidi"/>
-      <w:color w:val="2E74B5" w:themeColor="accent1" w:themeShade="BF"/>
+      <w:rFonts w:eastAsia="" w:cs="" w:cstheme="majorBidi" w:eastAsiaTheme="majorEastAsia"/>
+      <w:color w:themeColor="accent1" w:themeShade="bf" w:val="2E74B5"/>
       <w:sz w:val="28"/>
     </w:rPr>
   </w:style>
-  <w:style w:type="character" w:customStyle="1" w:styleId="60">
+  <w:style w:type="character" w:styleId="6" w:customStyle="1">
     <w:name w:val="Заголовок 6 Знак"/>
-    <w:basedOn w:val="a0"/>
-    <w:link w:val="6"/>
+    <w:basedOn w:val="DefaultParagraphFont"/>
     <w:uiPriority w:val="9"/>
     <w:semiHidden/>
     <w:qFormat/>
-    <w:rsid w:val="00BD76B9"/>
+    <w:rsid w:val="00bd76b9"/>
     <w:rPr>
-      <w:rFonts w:eastAsiaTheme="majorEastAsia" w:cstheme="majorBidi"/>
+      <w:rFonts w:eastAsia="" w:cs="" w:cstheme="majorBidi" w:eastAsiaTheme="majorEastAsia"/>
       <w:i/>
       <w:iCs/>
-      <w:color w:val="595959" w:themeColor="text1" w:themeTint="A6"/>
+      <w:color w:themeColor="text1" w:themeTint="a6" w:val="595959"/>
       <w:sz w:val="28"/>
     </w:rPr>
   </w:style>
-  <w:style w:type="character" w:customStyle="1" w:styleId="70">
+  <w:style w:type="character" w:styleId="7" w:customStyle="1">
     <w:name w:val="Заголовок 7 Знак"/>
-    <w:basedOn w:val="a0"/>
-    <w:link w:val="7"/>
+    <w:basedOn w:val="DefaultParagraphFont"/>
     <w:uiPriority w:val="9"/>
     <w:semiHidden/>
     <w:qFormat/>
-    <w:rsid w:val="00BD76B9"/>
+    <w:rsid w:val="00bd76b9"/>
     <w:rPr>
-      <w:rFonts w:eastAsiaTheme="majorEastAsia" w:cstheme="majorBidi"/>
-      <w:color w:val="595959" w:themeColor="text1" w:themeTint="A6"/>
+      <w:rFonts w:eastAsia="" w:cs="" w:cstheme="majorBidi" w:eastAsiaTheme="majorEastAsia"/>
+      <w:color w:themeColor="text1" w:themeTint="a6" w:val="595959"/>
       <w:sz w:val="28"/>
     </w:rPr>
   </w:style>
-  <w:style w:type="character" w:customStyle="1" w:styleId="80">
+  <w:style w:type="character" w:styleId="8" w:customStyle="1">
     <w:name w:val="Заголовок 8 Знак"/>
-    <w:basedOn w:val="a0"/>
-    <w:link w:val="8"/>
+    <w:basedOn w:val="DefaultParagraphFont"/>
     <w:uiPriority w:val="9"/>
     <w:semiHidden/>
     <w:qFormat/>
-    <w:rsid w:val="00BD76B9"/>
+    <w:rsid w:val="00bd76b9"/>
     <w:rPr>
-      <w:rFonts w:eastAsiaTheme="majorEastAsia" w:cstheme="majorBidi"/>
+      <w:rFonts w:eastAsia="" w:cs="" w:cstheme="majorBidi" w:eastAsiaTheme="majorEastAsia"/>
       <w:i/>
       <w:iCs/>
-      <w:color w:val="272727" w:themeColor="text1" w:themeTint="D8"/>
+      <w:color w:themeColor="text1" w:themeTint="d8" w:val="272727"/>
       <w:sz w:val="28"/>
     </w:rPr>
   </w:style>
-  <w:style w:type="character" w:customStyle="1" w:styleId="90">
+  <w:style w:type="character" w:styleId="9" w:customStyle="1">
     <w:name w:val="Заголовок 9 Знак"/>
-    <w:basedOn w:val="a0"/>
-    <w:link w:val="9"/>
+    <w:basedOn w:val="DefaultParagraphFont"/>
     <w:uiPriority w:val="9"/>
     <w:semiHidden/>
     <w:qFormat/>
-    <w:rsid w:val="00BD76B9"/>
+    <w:rsid w:val="00bd76b9"/>
     <w:rPr>
-      <w:rFonts w:eastAsiaTheme="majorEastAsia" w:cstheme="majorBidi"/>
-      <w:color w:val="272727" w:themeColor="text1" w:themeTint="D8"/>
+      <w:rFonts w:eastAsia="" w:cs="" w:cstheme="majorBidi" w:eastAsiaTheme="majorEastAsia"/>
+      <w:color w:themeColor="text1" w:themeTint="d8" w:val="272727"/>
       <w:sz w:val="28"/>
     </w:rPr>
   </w:style>
-  <w:style w:type="character" w:customStyle="1" w:styleId="a3">
+  <w:style w:type="character" w:styleId="Style5" w:customStyle="1">
     <w:name w:val="Заголовок Знак"/>
-    <w:basedOn w:val="a0"/>
-    <w:link w:val="a4"/>
+    <w:basedOn w:val="DefaultParagraphFont"/>
     <w:uiPriority w:val="10"/>
     <w:qFormat/>
-    <w:rsid w:val="00BD76B9"/>
+    <w:rsid w:val="00bd76b9"/>
     <w:rPr>
-      <w:rFonts w:asciiTheme="majorHAnsi" w:eastAsiaTheme="majorEastAsia" w:hAnsiTheme="majorHAnsi" w:cstheme="majorBidi"/>
+      <w:rFonts w:ascii="Aptos Display" w:hAnsi="Aptos Display" w:eastAsia="" w:cs="" w:asciiTheme="majorHAnsi" w:cstheme="majorBidi" w:eastAsiaTheme="majorEastAsia" w:hAnsiTheme="majorHAnsi"/>
       <w:spacing w:val="-10"/>
       <w:kern w:val="2"/>
       <w:sz w:val="56"/>
       <w:szCs w:val="56"/>
     </w:rPr>
   </w:style>
-  <w:style w:type="character" w:customStyle="1" w:styleId="a5">
+  <w:style w:type="character" w:styleId="Style6" w:customStyle="1">
     <w:name w:val="Подзаголовок Знак"/>
-    <w:basedOn w:val="a0"/>
-    <w:link w:val="a6"/>
+    <w:basedOn w:val="DefaultParagraphFont"/>
     <w:uiPriority w:val="11"/>
     <w:qFormat/>
-    <w:rsid w:val="00BD76B9"/>
+    <w:rsid w:val="00bd76b9"/>
     <w:rPr>
-      <w:rFonts w:eastAsiaTheme="majorEastAsia" w:cstheme="majorBidi"/>
-      <w:color w:val="595959" w:themeColor="text1" w:themeTint="A6"/>
+      <w:rFonts w:eastAsia="" w:cs="" w:cstheme="majorBidi" w:eastAsiaTheme="majorEastAsia"/>
+      <w:color w:themeColor="text1" w:themeTint="a6" w:val="595959"/>
       <w:spacing w:val="15"/>
       <w:sz w:val="28"/>
       <w:szCs w:val="28"/>
     </w:rPr>
   </w:style>
-  <w:style w:type="character" w:customStyle="1" w:styleId="21">
+  <w:style w:type="character" w:styleId="21" w:customStyle="1">
     <w:name w:val="Цитата 2 Знак"/>
-    <w:basedOn w:val="a0"/>
-    <w:link w:val="22"/>
+    <w:basedOn w:val="DefaultParagraphFont"/>
+    <w:link w:val="Quote"/>
     <w:uiPriority w:val="29"/>
     <w:qFormat/>
-    <w:rsid w:val="00BD76B9"/>
+    <w:rsid w:val="00bd76b9"/>
     <w:rPr>
       <w:rFonts w:ascii="Times New Roman" w:hAnsi="Times New Roman"/>
       <w:i/>
       <w:iCs/>
-      <w:color w:val="404040" w:themeColor="text1" w:themeTint="BF"/>
+      <w:color w:themeColor="text1" w:themeTint="bf" w:val="404040"/>
       <w:sz w:val="28"/>
     </w:rPr>
   </w:style>
-  <w:style w:type="character" w:styleId="a7">
+  <w:style w:type="character" w:styleId="IntenseEmphasis">
     <w:name w:val="Intense Emphasis"/>
-    <w:basedOn w:val="a0"/>
+    <w:basedOn w:val="DefaultParagraphFont"/>
     <w:uiPriority w:val="21"/>
     <w:qFormat/>
-    <w:rsid w:val="00BD76B9"/>
+    <w:rsid w:val="00bd76b9"/>
     <w:rPr>
       <w:i/>
       <w:iCs/>
-      <w:color w:val="2E74B5" w:themeColor="accent1" w:themeShade="BF"/>
+      <w:color w:themeColor="accent1" w:themeShade="bf" w:val="2E74B5"/>
     </w:rPr>
   </w:style>
-  <w:style w:type="character" w:customStyle="1" w:styleId="a8">
+  <w:style w:type="character" w:styleId="Style7" w:customStyle="1">
     <w:name w:val="Выделенная цитата Знак"/>
-    <w:basedOn w:val="a0"/>
-    <w:link w:val="a9"/>
+    <w:basedOn w:val="DefaultParagraphFont"/>
+    <w:link w:val="IntenseQuote"/>
     <w:uiPriority w:val="30"/>
     <w:qFormat/>
-    <w:rsid w:val="00BD76B9"/>
+    <w:rsid w:val="00bd76b9"/>
     <w:rPr>
       <w:rFonts w:ascii="Times New Roman" w:hAnsi="Times New Roman"/>
       <w:i/>
       <w:iCs/>
-      <w:color w:val="2E74B5" w:themeColor="accent1" w:themeShade="BF"/>
+      <w:color w:themeColor="accent1" w:themeShade="bf" w:val="2E74B5"/>
       <w:sz w:val="28"/>
     </w:rPr>
   </w:style>
-  <w:style w:type="character" w:styleId="aa">
+  <w:style w:type="character" w:styleId="IntenseReference">
     <w:name w:val="Intense Reference"/>
-    <w:basedOn w:val="a0"/>
+    <w:basedOn w:val="DefaultParagraphFont"/>
     <w:uiPriority w:val="32"/>
     <w:qFormat/>
-    <w:rsid w:val="00BD76B9"/>
+    <w:rsid w:val="00bd76b9"/>
     <w:rPr>
       <w:b/>
       <w:bCs/>
       <w:smallCaps/>
-      <w:color w:val="2E74B5" w:themeColor="accent1" w:themeShade="BF"/>
+      <w:color w:themeColor="accent1" w:themeShade="bf" w:val="2E74B5"/>
       <w:spacing w:val="5"/>
     </w:rPr>
   </w:style>
-  <w:style w:type="character" w:customStyle="1" w:styleId="InternetLink">
+  <w:style w:type="character" w:styleId="InternetLink" w:customStyle="1">
     <w:name w:val="Internet Link"/>
-    <w:basedOn w:val="a0"/>
+    <w:basedOn w:val="DefaultParagraphFont"/>
     <w:uiPriority w:val="99"/>
     <w:unhideWhenUsed/>
     <w:qFormat/>
-    <w:rsid w:val="00A85962"/>
+    <w:rsid w:val="00a85962"/>
     <w:rPr>
-      <w:color w:val="0563C1" w:themeColor="hyperlink"/>
+      <w:color w:themeColor="hyperlink" w:val="0563C1"/>
       <w:u w:val="single"/>
     </w:rPr>
   </w:style>
-  <w:style w:type="character" w:styleId="ab">
+  <w:style w:type="character" w:styleId="UnresolvedMention">
     <w:name w:val="Unresolved Mention"/>
-    <w:basedOn w:val="a0"/>
+    <w:basedOn w:val="DefaultParagraphFont"/>
     <w:uiPriority w:val="99"/>
     <w:semiHidden/>
     <w:unhideWhenUsed/>
     <w:qFormat/>
-    <w:rsid w:val="00A85962"/>
+    <w:rsid w:val="00a85962"/>
     <w:rPr>
       <w:color w:val="605E5C"/>
-      <w:shd w:val="clear" w:color="auto" w:fill="E1DFDD"/>
+      <w:shd w:fill="E1DFDD" w:val="clear"/>
     </w:rPr>
   </w:style>
-  <w:style w:type="character" w:customStyle="1" w:styleId="ac">
+  <w:style w:type="character" w:styleId="Style8" w:customStyle="1">
     <w:name w:val="Символ нумерации"/>
     <w:qFormat/>
-  </w:style>
-  <w:style w:type="paragraph" w:styleId="a4">
-    <w:name w:val="Title"/>
-    <w:basedOn w:val="a"/>
-    <w:next w:val="ad"/>
-    <w:link w:val="a3"/>
-    <w:uiPriority w:val="10"/>
-    <w:qFormat/>
-    <w:rsid w:val="00BD76B9"/>
+    <w:rPr/>
+  </w:style>
+  <w:style w:type="paragraph" w:styleId="Style9">
+    <w:name w:val="Заголовок"/>
+    <w:basedOn w:val="Normal"/>
+    <w:next w:val="BodyText"/>
+    <w:qFormat/>
     <w:pPr>
-      <w:spacing w:after="80"/>
-      <w:contextualSpacing/>
+      <w:keepNext w:val="true"/>
+      <w:spacing w:before="240" w:after="120"/>
     </w:pPr>
     <w:rPr>
-      <w:rFonts w:asciiTheme="majorHAnsi" w:eastAsiaTheme="majorEastAsia" w:hAnsiTheme="majorHAnsi" w:cstheme="majorBidi"/>
-      <w:spacing w:val="-10"/>
-      <w:kern w:val="2"/>
-      <w:sz w:val="56"/>
-      <w:szCs w:val="56"/>
+      <w:rFonts w:ascii="Liberation Sans" w:hAnsi="Liberation Sans" w:eastAsia="Microsoft YaHei" w:cs="Arial"/>
+      <w:sz w:val="28"/>
+      <w:szCs w:val="28"/>
     </w:rPr>
   </w:style>
-  <w:style w:type="paragraph" w:styleId="ad">
+  <w:style w:type="paragraph" w:styleId="BodyText">
     <w:name w:val="Body Text"/>
-    <w:basedOn w:val="a"/>
+    <w:basedOn w:val="Normal"/>
     <w:pPr>
-      <w:spacing w:after="140" w:line="276" w:lineRule="auto"/>
+      <w:spacing w:lineRule="auto" w:line="276" w:before="0" w:after="140"/>
     </w:pPr>
-  </w:style>
-  <w:style w:type="paragraph" w:styleId="ae">
+    <w:rPr/>
+  </w:style>
+  <w:style w:type="paragraph" w:styleId="List">
     <w:name w:val="List"/>
-    <w:basedOn w:val="ad"/>
+    <w:basedOn w:val="BodyText"/>
+    <w:pPr/>
     <w:rPr>
       <w:rFonts w:cs="Arial"/>
     </w:rPr>
   </w:style>
-  <w:style w:type="paragraph" w:styleId="af">
-    <w:name w:val="caption"/>
-    <w:basedOn w:val="a"/>
+  <w:style w:type="paragraph" w:styleId="Caption">
+    <w:name w:val="Caption"/>
+    <w:basedOn w:val="Normal"/>
     <w:qFormat/>
     <w:pPr>
       <w:suppressLineNumbers/>
@@ -3117,9 +3404,9 @@
       <w:szCs w:val="24"/>
     </w:rPr>
   </w:style>
-  <w:style w:type="paragraph" w:styleId="af0">
-    <w:name w:val="index heading"/>
-    <w:basedOn w:val="a"/>
+  <w:style w:type="paragraph" w:styleId="Style10">
+    <w:name w:val="Указатель"/>
+    <w:basedOn w:val="Normal"/>
     <w:qFormat/>
     <w:pPr>
       <w:suppressLineNumbers/>
@@ -3128,62 +3415,96 @@
       <w:rFonts w:cs="Arial"/>
     </w:rPr>
   </w:style>
-  <w:style w:type="paragraph" w:styleId="a6">
+  <w:style w:type="paragraph" w:styleId="Title">
+    <w:name w:val="Title"/>
+    <w:basedOn w:val="Normal"/>
+    <w:next w:val="BodyText"/>
+    <w:link w:val="Style5"/>
+    <w:uiPriority w:val="10"/>
+    <w:qFormat/>
+    <w:rsid w:val="00bd76b9"/>
+    <w:pPr>
+      <w:spacing w:before="0" w:after="80"/>
+      <w:contextualSpacing/>
+    </w:pPr>
+    <w:rPr>
+      <w:rFonts w:ascii="Aptos Display" w:hAnsi="Aptos Display" w:eastAsia="" w:cs="" w:asciiTheme="majorHAnsi" w:cstheme="majorBidi" w:eastAsiaTheme="majorEastAsia" w:hAnsiTheme="majorHAnsi"/>
+      <w:spacing w:val="-10"/>
+      <w:kern w:val="2"/>
+      <w:sz w:val="56"/>
+      <w:szCs w:val="56"/>
+    </w:rPr>
+  </w:style>
+  <w:style w:type="paragraph" w:styleId="IndexHeading">
+    <w:name w:val="Index Heading"/>
+    <w:basedOn w:val="Normal"/>
+    <w:qFormat/>
+    <w:pPr>
+      <w:suppressLineNumbers/>
+    </w:pPr>
+    <w:rPr>
+      <w:rFonts w:cs="Arial"/>
+    </w:rPr>
+  </w:style>
+  <w:style w:type="paragraph" w:styleId="Subtitle">
     <w:name w:val="Subtitle"/>
-    <w:basedOn w:val="a"/>
-    <w:next w:val="a"/>
-    <w:link w:val="a5"/>
+    <w:basedOn w:val="Normal"/>
+    <w:next w:val="Normal"/>
+    <w:link w:val="Style6"/>
     <w:uiPriority w:val="11"/>
     <w:qFormat/>
-    <w:rsid w:val="00BD76B9"/>
+    <w:rsid w:val="00bd76b9"/>
+    <w:pPr/>
     <w:rPr>
-      <w:rFonts w:asciiTheme="minorHAnsi" w:eastAsiaTheme="majorEastAsia" w:hAnsiTheme="minorHAnsi" w:cstheme="majorBidi"/>
-      <w:color w:val="595959" w:themeColor="text1" w:themeTint="A6"/>
+      <w:rFonts w:ascii="Aptos" w:hAnsi="Aptos" w:eastAsia="" w:cs="" w:asciiTheme="minorHAnsi" w:cstheme="majorBidi" w:eastAsiaTheme="majorEastAsia" w:hAnsiTheme="minorHAnsi"/>
+      <w:color w:themeColor="text1" w:themeTint="a6" w:val="595959"/>
       <w:spacing w:val="15"/>
       <w:szCs w:val="28"/>
     </w:rPr>
   </w:style>
-  <w:style w:type="paragraph" w:styleId="22">
+  <w:style w:type="paragraph" w:styleId="Quote">
     <w:name w:val="Quote"/>
-    <w:basedOn w:val="a"/>
-    <w:next w:val="a"/>
+    <w:basedOn w:val="Normal"/>
+    <w:next w:val="Normal"/>
     <w:link w:val="21"/>
     <w:uiPriority w:val="29"/>
     <w:qFormat/>
-    <w:rsid w:val="00BD76B9"/>
+    <w:rsid w:val="00bd76b9"/>
     <w:pPr>
-      <w:spacing w:before="160"/>
+      <w:spacing w:before="160" w:after="160"/>
       <w:jc w:val="center"/>
     </w:pPr>
     <w:rPr>
       <w:i/>
       <w:iCs/>
-      <w:color w:val="404040" w:themeColor="text1" w:themeTint="BF"/>
+      <w:color w:themeColor="text1" w:themeTint="bf" w:val="404040"/>
     </w:rPr>
   </w:style>
-  <w:style w:type="paragraph" w:styleId="af1">
+  <w:style w:type="paragraph" w:styleId="ListParagraph">
     <w:name w:val="List Paragraph"/>
-    <w:basedOn w:val="a"/>
+    <w:basedOn w:val="Normal"/>
     <w:uiPriority w:val="34"/>
     <w:qFormat/>
-    <w:rsid w:val="00BD76B9"/>
+    <w:rsid w:val="00bd76b9"/>
     <w:pPr>
+      <w:spacing w:before="0" w:after="160"/>
       <w:ind w:left="720"/>
       <w:contextualSpacing/>
     </w:pPr>
-  </w:style>
-  <w:style w:type="paragraph" w:styleId="a9">
+    <w:rPr/>
+  </w:style>
+  <w:style w:type="paragraph" w:styleId="IntenseQuote">
     <w:name w:val="Intense Quote"/>
-    <w:basedOn w:val="a"/>
-    <w:next w:val="a"/>
-    <w:link w:val="a8"/>
+    <w:basedOn w:val="Normal"/>
+    <w:next w:val="Normal"/>
+    <w:link w:val="Style7"/>
     <w:uiPriority w:val="30"/>
     <w:qFormat/>
-    <w:rsid w:val="00BD76B9"/>
+    <w:rsid w:val="00bd76b9"/>
     <w:pPr>
       <w:pBdr>
-        <w:top w:val="single" w:sz="4" w:space="10" w:color="2E74B5" w:themeColor="accent1" w:themeShade="BF"/>
-        <w:bottom w:val="single" w:sz="4" w:space="10" w:color="2E74B5" w:themeColor="accent1" w:themeShade="BF"/>
+        <w:top w:val="single" w:sz="4" w:space="10" w:color="2E74B5" w:themeColor="accent1" w:themeShade="bf"/>
+        <w:bottom w:val="single" w:sz="4" w:space="10" w:color="2E74B5" w:themeColor="accent1" w:themeShade="bf"/>
       </w:pBdr>
       <w:spacing w:before="360" w:after="360"/>
       <w:ind w:left="864" w:right="864"/>
@@ -3192,68 +3513,82 @@
     <w:rPr>
       <w:i/>
       <w:iCs/>
-      <w:color w:val="2E74B5" w:themeColor="accent1" w:themeShade="BF"/>
+      <w:color w:themeColor="accent1" w:themeShade="bf" w:val="2E74B5"/>
     </w:rPr>
   </w:style>
-  <w:style w:type="numbering" w:customStyle="1" w:styleId="af2">
+  <w:style w:type="numbering" w:styleId="Style11" w:customStyle="1">
     <w:name w:val="Без списка"/>
     <w:uiPriority w:val="99"/>
     <w:semiHidden/>
     <w:unhideWhenUsed/>
     <w:qFormat/>
   </w:style>
+  <w:style w:type="table" w:default="1" w:styleId="a1">
+    <w:name w:val="Normal Table"/>
+    <w:uiPriority w:val="99"/>
+    <w:semiHidden/>
+    <w:unhideWhenUsed/>
+    <w:tblPr>
+      <w:tblCellMar>
+        <w:top w:w="0" w:type="dxa"/>
+        <w:left w:w="108" w:type="dxa"/>
+        <w:bottom w:w="0" w:type="dxa"/>
+        <w:right w:w="108" w:type="dxa"/>
+      </w:tblCellMar>
+    </w:tblPr>
+  </w:style>
 </w:styles>
 </file>
 
 <file path=word/theme/theme1.xml><?xml version="1.0" encoding="utf-8"?>
-<a:theme xmlns:a="http://schemas.openxmlformats.org/drawingml/2006/main" name="Тема Office">
+<a:theme xmlns:a="http://schemas.openxmlformats.org/drawingml/2006/main" xmlns:r="http://schemas.openxmlformats.org/officeDocument/2006/relationships" name="Тема Office">
   <a:themeElements>
     <a:clrScheme name="Стандартная">
       <a:dk1>
         <a:srgbClr val="000000"/>
       </a:dk1>
       <a:lt1>
-        <a:srgbClr val="FFFFFF"/>
+        <a:srgbClr val="ffffff"/>
       </a:lt1>
       <a:dk2>
-        <a:srgbClr val="44546A"/>
+        <a:srgbClr val="44546a"/>
       </a:dk2>
       <a:lt2>
-        <a:srgbClr val="E7E6E6"/>
+        <a:srgbClr val="e7e6e6"/>
       </a:lt2>
       <a:accent1>
-        <a:srgbClr val="5B9BD5"/>
+        <a:srgbClr val="5b9bd5"/>
       </a:accent1>
       <a:accent2>
-        <a:srgbClr val="ED7D31"/>
+        <a:srgbClr val="ed7d31"/>
       </a:accent2>
       <a:accent3>
-        <a:srgbClr val="A5A5A5"/>
+        <a:srgbClr val="a5a5a5"/>
       </a:accent3>
       <a:accent4>
-        <a:srgbClr val="FFC000"/>
+        <a:srgbClr val="ffc000"/>
       </a:accent4>
       <a:accent5>
-        <a:srgbClr val="4472C4"/>
+        <a:srgbClr val="4472c4"/>
       </a:accent5>
       <a:accent6>
-        <a:srgbClr val="70AD47"/>
+        <a:srgbClr val="70ad47"/>
       </a:accent6>
       <a:hlink>
-        <a:srgbClr val="0563C1"/>
+        <a:srgbClr val="0563c1"/>
       </a:hlink>
       <a:folHlink>
-        <a:srgbClr val="954F72"/>
+        <a:srgbClr val="954f72"/>
       </a:folHlink>
     </a:clrScheme>
     <a:fontScheme name="Стандартная">
       <a:majorFont>
-        <a:latin typeface="Aptos Display" panose="02110004020202020204"/>
+        <a:latin typeface="Aptos Display" panose="02110004020202020204" pitchFamily="0" charset="1"/>
         <a:ea typeface=""/>
         <a:cs typeface=""/>
       </a:majorFont>
       <a:minorFont>
-        <a:latin typeface="Aptos" panose="02110004020202020204"/>
+        <a:latin typeface="Aptos" panose="02110004020202020204" pitchFamily="0" charset="1"/>
         <a:ea typeface=""/>
         <a:cs typeface=""/>
       </a:minorFont>
@@ -3285,7 +3620,7 @@
             </a:gs>
           </a:gsLst>
           <a:lin ang="5400000" scaled="0"/>
-          <a:tileRect/>
+          <a:tileRect l="0" t="0" r="0" b="0"/>
         </a:gradFill>
         <a:gradFill>
           <a:gsLst>
@@ -3309,7 +3644,7 @@
             </a:gs>
           </a:gsLst>
           <a:lin ang="5400000" scaled="0"/>
-          <a:tileRect/>
+          <a:tileRect l="0" t="0" r="0" b="0"/>
         </a:gradFill>
       </a:fillStyleLst>
       <a:lnStyleLst>
@@ -3369,12 +3704,10 @@
             </a:gs>
           </a:gsLst>
           <a:lin ang="5400000" scaled="0"/>
-          <a:tileRect/>
+          <a:tileRect l="0" t="0" r="0" b="0"/>
         </a:gradFill>
       </a:bgFillStyleLst>
     </a:fmtScheme>
   </a:themeElements>
-  <a:objectDefaults/>
-  <a:extraClrSchemeLst/>
 </a:theme>
 </file>